--- a/Kapitel 3 neu/Neufassung 3.2 - V2/3.2 Mathematische Grundlagen.docx
+++ b/Kapitel 3 neu/Neufassung 3.2 - V2/3.2 Mathematische Grundlagen.docx
@@ -1787,8 +1787,6 @@
           <w:lang w:val="en-US"/>
         </w:rPr>
       </w:pPr>
-      <w:bookmarkStart w:id="0" w:name="_GoBack"/>
-      <w:bookmarkEnd w:id="0"/>
       <m:oMath>
         <m:r>
           <w:rPr>
@@ -2642,366 +2640,449 @@
           <w:rFonts w:ascii="Times New Roman" w:hAnsi="Times New Roman" w:cs="Times New Roman"/>
           <w:bCs w:val="0"/>
         </w:rPr>
-        <w:t>Eine binäre Relation RRR zwischen den Mengen AAA und BBB ist eine Teilmenge ihres kartesischen Produkts:</w:t>
-      </w:r>
-    </w:p>
-    <w:p>
-      <w:pPr>
-        <w:spacing w:after="0"/>
-        <w:rPr>
-          <w:rFonts w:ascii="Times New Roman" w:hAnsi="Times New Roman" w:cs="Times New Roman"/>
-          <w:bCs w:val="0"/>
-          <w:lang w:val="en-US"/>
-        </w:rPr>
-      </w:pPr>
-      <w:r>
-        <w:rPr>
-          <w:rFonts w:ascii="Times New Roman" w:hAnsi="Times New Roman" w:cs="Times New Roman"/>
-          <w:bCs w:val="0"/>
-          <w:lang w:val="en-US"/>
-        </w:rPr>
-        <w:t>R</w:t>
-      </w:r>
-      <w:r>
-        <w:rPr>
-          <w:rFonts w:ascii="Cambria Math" w:hAnsi="Cambria Math" w:cs="Cambria Math"/>
-          <w:bCs w:val="0"/>
-          <w:lang w:val="en-US"/>
-        </w:rPr>
-        <w:t>⊆</w:t>
-      </w:r>
-      <w:r>
-        <w:rPr>
-          <w:rFonts w:ascii="Times New Roman" w:hAnsi="Times New Roman" w:cs="Times New Roman"/>
-          <w:bCs w:val="0"/>
-          <w:lang w:val="en-US"/>
-        </w:rPr>
-        <w:t>A×</w:t>
+        <w:t xml:space="preserve">Eine binäre Relation </w:t>
+      </w:r>
+      <m:oMath>
+        <m:r>
+          <w:rPr>
+            <w:rFonts w:ascii="Cambria Math" w:hAnsi="Cambria Math" w:cs="Times New Roman"/>
+          </w:rPr>
+          <m:t>R</m:t>
+        </m:r>
+      </m:oMath>
+      <w:r>
+        <w:rPr>
+          <w:rFonts w:ascii="Times New Roman" w:hAnsi="Times New Roman" w:cs="Times New Roman"/>
+          <w:bCs w:val="0"/>
+        </w:rPr>
+        <w:t xml:space="preserve"> zwischen den Mengen </w:t>
+      </w:r>
+      <m:oMath>
+        <m:r>
+          <w:rPr>
+            <w:rFonts w:ascii="Cambria Math" w:hAnsi="Cambria Math" w:cs="Times New Roman"/>
+          </w:rPr>
+          <m:t>A</m:t>
+        </m:r>
+      </m:oMath>
+      <w:r>
+        <w:rPr>
+          <w:rFonts w:ascii="Times New Roman" w:hAnsi="Times New Roman" w:cs="Times New Roman"/>
+          <w:bCs w:val="0"/>
+        </w:rPr>
+        <w:t xml:space="preserve"> und </w:t>
+      </w:r>
+      <m:oMath>
+        <m:r>
+          <w:rPr>
+            <w:rFonts w:ascii="Cambria Math" w:hAnsi="Cambria Math" w:cs="Times New Roman"/>
+          </w:rPr>
+          <m:t>B</m:t>
+        </m:r>
+      </m:oMath>
+      <w:r>
+        <w:rPr>
+          <w:rFonts w:ascii="Times New Roman" w:hAnsi="Times New Roman" w:cs="Times New Roman"/>
+          <w:bCs w:val="0"/>
+        </w:rPr>
+        <w:t xml:space="preserve"> ist eine Teilmenge ihres kartesischen Produkts:</w:t>
+      </w:r>
+    </w:p>
+    <w:p>
+      <w:pPr>
+        <w:pStyle w:val="Formel"/>
+      </w:pPr>
+      <m:oMath>
+        <m:r>
+          <w:rPr>
+            <w:rFonts w:cs="Courier New"/>
+            <w:lang w:val="en-US"/>
+          </w:rPr>
+          <m:t>R⊆A×B</m:t>
+        </m:r>
+      </m:oMath>
+      <w:r>
+        <w:rPr>
+          <w:lang w:val="en-US"/>
+        </w:rPr>
+        <w:tab/>
+      </w:r>
+      <w:r>
+        <w:t>(3.159)</w:t>
+      </w:r>
+    </w:p>
+    <w:p>
+      <w:pPr>
+        <w:spacing w:before="100" w:beforeAutospacing="1" w:after="100" w:afterAutospacing="1"/>
+        <w:rPr>
+          <w:rFonts w:ascii="Times New Roman" w:hAnsi="Times New Roman" w:cs="Times New Roman"/>
+          <w:bCs w:val="0"/>
+        </w:rPr>
+      </w:pPr>
+      <w:r>
+        <w:rPr>
+          <w:rFonts w:ascii="Times New Roman" w:hAnsi="Times New Roman" w:cs="Times New Roman"/>
+          <w:bCs w:val="0"/>
+        </w:rPr>
+        <w:t xml:space="preserve">Für </w:t>
+      </w:r>
+      <m:oMath>
+        <m:r>
+          <w:rPr>
+            <w:rFonts w:ascii="Cambria Math" w:hAnsi="Cambria Math" w:cs="Times New Roman"/>
+          </w:rPr>
+          <m:t>a</m:t>
+        </m:r>
+        <m:r>
+          <m:rPr>
+            <m:sty m:val="p"/>
+          </m:rPr>
+          <w:rPr>
+            <w:rFonts w:ascii="Cambria Math" w:hAnsi="Cambria Math" w:cs="Times New Roman"/>
+          </w:rPr>
+          <m:t>∈</m:t>
+        </m:r>
+        <m:r>
+          <w:rPr>
+            <w:rFonts w:ascii="Cambria Math" w:hAnsi="Cambria Math" w:cs="Times New Roman"/>
+          </w:rPr>
+          <m:t>A</m:t>
+        </m:r>
+      </m:oMath>
+      <w:r>
+        <w:rPr>
+          <w:rFonts w:ascii="Times New Roman" w:hAnsi="Times New Roman" w:cs="Times New Roman"/>
+          <w:bCs w:val="0"/>
+        </w:rPr>
+        <w:t xml:space="preserve"> und </w:t>
+      </w:r>
+      <m:oMath>
+        <m:r>
+          <w:rPr>
+            <w:rFonts w:ascii="Cambria Math" w:hAnsi="Cambria Math" w:cs="Times New Roman"/>
+          </w:rPr>
+          <m:t>b</m:t>
+        </m:r>
+        <m:r>
+          <m:rPr>
+            <m:sty m:val="p"/>
+          </m:rPr>
+          <w:rPr>
+            <w:rFonts w:ascii="Cambria Math" w:hAnsi="Cambria Math" w:cs="Times New Roman"/>
+          </w:rPr>
+          <m:t>∈</m:t>
+        </m:r>
+        <m:r>
+          <w:rPr>
+            <w:rFonts w:ascii="Cambria Math" w:hAnsi="Cambria Math" w:cs="Times New Roman"/>
+          </w:rPr>
+          <m:t>B</m:t>
+        </m:r>
+      </m:oMath>
+      <w:r>
+        <w:rPr>
+          <w:rFonts w:ascii="Times New Roman" w:hAnsi="Times New Roman" w:cs="Times New Roman"/>
+          <w:bCs w:val="0"/>
+        </w:rPr>
+        <w:t xml:space="preserve"> schreibe ich</w:t>
+      </w:r>
+      <w:r>
+        <w:rPr>
+          <w:rFonts w:ascii="Times New Roman" w:hAnsi="Times New Roman" w:cs="Times New Roman"/>
+          <w:bCs w:val="0"/>
+        </w:rPr>
+        <w:t xml:space="preserve"> </w:t>
+      </w:r>
+    </w:p>
+    <w:p>
+      <w:pPr>
+        <w:pStyle w:val="Formel"/>
+        <w:rPr>
+          <w:rFonts w:ascii="Times New Roman" w:hAnsi="Times New Roman" w:cs="Times New Roman"/>
+        </w:rPr>
+      </w:pPr>
+      <m:oMath>
+        <m:r>
+          <w:rPr>
+            <w:lang w:val="en-US"/>
+          </w:rPr>
+          <m:t>aRb⟺</m:t>
+        </m:r>
+        <m:d>
+          <m:dPr>
+            <m:ctrlPr>
+              <w:rPr>
+                <w:lang w:val="en-US"/>
+              </w:rPr>
+            </m:ctrlPr>
+          </m:dPr>
+          <m:e>
+            <m:r>
+              <w:rPr>
+                <w:lang w:val="en-US"/>
+              </w:rPr>
+              <m:t>a</m:t>
+            </m:r>
+            <m:r>
+              <m:t>,</m:t>
+            </m:r>
+            <m:r>
+              <w:rPr>
+                <w:lang w:val="en-US"/>
+              </w:rPr>
+              <m:t>b</m:t>
+            </m:r>
+          </m:e>
+        </m:d>
+        <m:r>
+          <m:t>∈</m:t>
+        </m:r>
+        <m:r>
+          <w:rPr>
+            <w:lang w:val="en-US"/>
+          </w:rPr>
+          <m:t>R</m:t>
+        </m:r>
+      </m:oMath>
+      <w:r>
+        <w:rPr>
+          <w:rFonts w:ascii="Times New Roman" w:hAnsi="Times New Roman" w:cs="Times New Roman"/>
+        </w:rPr>
+        <w:tab/>
+      </w:r>
+      <w:r>
+        <w:rPr>
+          <w:rFonts w:ascii="Times New Roman" w:hAnsi="Times New Roman" w:cs="Times New Roman"/>
+        </w:rPr>
+        <w:t>(3.160)</w:t>
+      </w:r>
+    </w:p>
+    <w:p>
+      <w:pPr>
+        <w:spacing w:before="100" w:beforeAutospacing="1" w:after="100" w:afterAutospacing="1"/>
+        <w:rPr>
+          <w:rFonts w:ascii="Times New Roman" w:hAnsi="Times New Roman" w:cs="Times New Roman"/>
+          <w:bCs w:val="0"/>
+        </w:rPr>
+      </w:pPr>
+      <w:r>
+        <w:rPr>
+          <w:rFonts w:ascii="Times New Roman" w:hAnsi="Times New Roman" w:cs="Times New Roman"/>
+          <w:bCs w:val="0"/>
+        </w:rPr>
+        <w:lastRenderedPageBreak/>
+        <w:t xml:space="preserve">Die Schreibweise </w:t>
+      </w:r>
+      <m:oMath>
+        <m:r>
+          <w:rPr>
+            <w:rFonts w:ascii="Cambria Math" w:hAnsi="Cambria Math" w:cs="Times New Roman"/>
+          </w:rPr>
+          <m:t>aR</m:t>
+        </m:r>
+        <m:r>
+          <w:rPr>
+            <w:rFonts w:ascii="Cambria Math" w:hAnsi="Cambria Math" w:cs="Times New Roman"/>
+          </w:rPr>
+          <m:t>b</m:t>
+        </m:r>
+      </m:oMath>
+      <w:r>
+        <w:rPr>
+          <w:rFonts w:ascii="Times New Roman" w:hAnsi="Times New Roman" w:cs="Times New Roman"/>
+          <w:bCs w:val="0"/>
+        </w:rPr>
+        <w:t xml:space="preserve"> bringt zum Ausdruck, dass das Element </w:t>
+      </w:r>
+      <m:oMath>
+        <m:r>
+          <w:rPr>
+            <w:rFonts w:ascii="Cambria Math" w:hAnsi="Cambria Math" w:cs="Times New Roman"/>
+          </w:rPr>
+          <m:t>a</m:t>
+        </m:r>
+      </m:oMath>
+      <w:r>
+        <w:rPr>
+          <w:rFonts w:ascii="Times New Roman" w:hAnsi="Times New Roman" w:cs="Times New Roman"/>
+          <w:bCs w:val="0"/>
+        </w:rPr>
+        <w:t xml:space="preserve"> in der durch </w:t>
+      </w:r>
+      <m:oMath>
+        <m:r>
+          <w:rPr>
+            <w:rFonts w:ascii="Cambria Math" w:hAnsi="Cambria Math" w:cs="Times New Roman"/>
+          </w:rPr>
+          <m:t>R</m:t>
+        </m:r>
+      </m:oMath>
+      <w:r>
+        <w:rPr>
+          <w:rFonts w:ascii="Times New Roman" w:hAnsi="Times New Roman" w:cs="Times New Roman"/>
+          <w:bCs w:val="0"/>
+        </w:rPr>
+        <w:t xml:space="preserve"> festgelegten Beziehung zum Element </w:t>
+      </w:r>
+      <m:oMath>
+        <m:r>
+          <w:rPr>
+            <w:rFonts w:ascii="Cambria Math" w:hAnsi="Cambria Math" w:cs="Times New Roman"/>
+          </w:rPr>
+          <m:t>b</m:t>
+        </m:r>
+      </m:oMath>
+      <w:r>
+        <w:rPr>
+          <w:rFonts w:ascii="Times New Roman" w:hAnsi="Times New Roman" w:cs="Times New Roman"/>
+          <w:bCs w:val="0"/>
+        </w:rPr>
+        <w:t xml:space="preserve"> steht. Die Relation selbst </w:t>
       </w:r>
       <w:proofErr w:type="gramStart"/>
       <w:r>
         <w:rPr>
           <w:rFonts w:ascii="Times New Roman" w:hAnsi="Times New Roman" w:cs="Times New Roman"/>
           <w:bCs w:val="0"/>
-          <w:lang w:val="en-US"/>
-        </w:rPr>
-        <w:t>B.(</w:t>
+        </w:rPr>
+        <w:t>enthält</w:t>
       </w:r>
       <w:proofErr w:type="gramEnd"/>
       <w:r>
         <w:rPr>
           <w:rFonts w:ascii="Times New Roman" w:hAnsi="Times New Roman" w:cs="Times New Roman"/>
           <w:bCs w:val="0"/>
-          <w:lang w:val="en-US"/>
-        </w:rPr>
-        <w:t>3.159)R\subseteq A\times B. \tag{3.159}R</w:t>
-      </w:r>
-      <w:r>
-        <w:rPr>
-          <w:rFonts w:ascii="Cambria Math" w:hAnsi="Cambria Math" w:cs="Cambria Math"/>
-          <w:bCs w:val="0"/>
-          <w:lang w:val="en-US"/>
-        </w:rPr>
-        <w:t>⊆</w:t>
-      </w:r>
-      <w:r>
-        <w:rPr>
-          <w:rFonts w:ascii="Times New Roman" w:hAnsi="Times New Roman" w:cs="Times New Roman"/>
-          <w:bCs w:val="0"/>
-          <w:lang w:val="en-US"/>
-        </w:rPr>
-        <w:t xml:space="preserve">A×B.(3.159) </w:t>
-      </w:r>
-    </w:p>
-    <w:p>
-      <w:pPr>
-        <w:spacing w:before="100" w:beforeAutospacing="1" w:after="100" w:afterAutospacing="1"/>
-        <w:rPr>
-          <w:rFonts w:ascii="Times New Roman" w:hAnsi="Times New Roman" w:cs="Times New Roman"/>
-          <w:bCs w:val="0"/>
-          <w:lang w:val="en-US"/>
-        </w:rPr>
-      </w:pPr>
-      <w:r>
-        <w:rPr>
-          <w:rFonts w:ascii="Times New Roman" w:hAnsi="Times New Roman" w:cs="Times New Roman"/>
-          <w:bCs w:val="0"/>
-          <w:lang w:val="en-US"/>
-        </w:rPr>
-        <w:t xml:space="preserve">Word-LaTeX: </w:t>
-      </w:r>
-    </w:p>
-    <w:p>
-      <w:pPr>
-        <w:spacing w:before="100" w:beforeAutospacing="1" w:after="100" w:afterAutospacing="1"/>
-        <w:rPr>
-          <w:rFonts w:ascii="Times New Roman" w:hAnsi="Times New Roman" w:cs="Times New Roman"/>
-          <w:bCs w:val="0"/>
-          <w:lang w:val="en-US"/>
-        </w:rPr>
-      </w:pPr>
-      <w:r>
-        <w:rPr>
-          <w:rFonts w:ascii="Courier New" w:hAnsi="Courier New" w:cs="Courier New"/>
-          <w:bCs w:val="0"/>
-          <w:sz w:val="20"/>
-          <w:szCs w:val="20"/>
-          <w:lang w:val="en-US"/>
-        </w:rPr>
-        <w:t>R\subseteq A\times B</w:t>
-      </w:r>
-    </w:p>
-    <w:p>
-      <w:pPr>
-        <w:spacing w:before="100" w:beforeAutospacing="1" w:after="100" w:afterAutospacing="1"/>
-        <w:rPr>
-          <w:rFonts w:ascii="Times New Roman" w:hAnsi="Times New Roman" w:cs="Times New Roman"/>
-          <w:bCs w:val="0"/>
-        </w:rPr>
-      </w:pPr>
-      <w:r>
-        <w:rPr>
-          <w:rFonts w:ascii="Times New Roman" w:hAnsi="Times New Roman" w:cs="Times New Roman"/>
-          <w:bCs w:val="0"/>
-        </w:rPr>
-        <w:lastRenderedPageBreak/>
-        <w:t>Für a</w:t>
-      </w:r>
-      <w:r>
-        <w:rPr>
-          <w:rFonts w:ascii="Cambria Math" w:hAnsi="Cambria Math" w:cs="Cambria Math"/>
-          <w:bCs w:val="0"/>
-        </w:rPr>
-        <w:t>∈</w:t>
-      </w:r>
-      <w:r>
-        <w:rPr>
-          <w:rFonts w:ascii="Times New Roman" w:hAnsi="Times New Roman" w:cs="Times New Roman"/>
-          <w:bCs w:val="0"/>
-        </w:rPr>
-        <w:t>Aa\in Aa</w:t>
-      </w:r>
-      <w:r>
-        <w:rPr>
-          <w:rFonts w:ascii="Cambria Math" w:hAnsi="Cambria Math" w:cs="Cambria Math"/>
-          <w:bCs w:val="0"/>
-        </w:rPr>
-        <w:t>∈</w:t>
-      </w:r>
-      <w:r>
-        <w:rPr>
-          <w:rFonts w:ascii="Times New Roman" w:hAnsi="Times New Roman" w:cs="Times New Roman"/>
-          <w:bCs w:val="0"/>
-        </w:rPr>
-        <w:t>A und b</w:t>
-      </w:r>
-      <w:r>
-        <w:rPr>
-          <w:rFonts w:ascii="Cambria Math" w:hAnsi="Cambria Math" w:cs="Cambria Math"/>
-          <w:bCs w:val="0"/>
-        </w:rPr>
-        <w:t>∈</w:t>
-      </w:r>
-      <w:r>
-        <w:rPr>
-          <w:rFonts w:ascii="Times New Roman" w:hAnsi="Times New Roman" w:cs="Times New Roman"/>
-          <w:bCs w:val="0"/>
-        </w:rPr>
-        <w:t>Bb\in Bb</w:t>
-      </w:r>
-      <w:r>
-        <w:rPr>
-          <w:rFonts w:ascii="Cambria Math" w:hAnsi="Cambria Math" w:cs="Cambria Math"/>
-          <w:bCs w:val="0"/>
-        </w:rPr>
-        <w:t>∈</w:t>
-      </w:r>
-      <w:r>
-        <w:rPr>
-          <w:rFonts w:ascii="Times New Roman" w:hAnsi="Times New Roman" w:cs="Times New Roman"/>
-          <w:bCs w:val="0"/>
-        </w:rPr>
-        <w:t>B schreibe ich</w:t>
-      </w:r>
-    </w:p>
-    <w:p>
-      <w:pPr>
-        <w:spacing w:after="0"/>
-        <w:rPr>
-          <w:rFonts w:ascii="Times New Roman" w:hAnsi="Times New Roman" w:cs="Times New Roman"/>
-          <w:bCs w:val="0"/>
-          <w:lang w:val="en-US"/>
-        </w:rPr>
-      </w:pPr>
-      <w:proofErr w:type="gramStart"/>
-      <w:r>
-        <w:rPr>
-          <w:rFonts w:ascii="Times New Roman" w:hAnsi="Times New Roman" w:cs="Times New Roman"/>
-          <w:bCs w:val="0"/>
-          <w:lang w:val="en-US"/>
-        </w:rPr>
-        <w:t>aRb  </w:t>
-      </w:r>
-      <w:r>
-        <w:rPr>
-          <w:rFonts w:ascii="Cambria Math" w:hAnsi="Cambria Math" w:cs="Cambria Math"/>
-          <w:bCs w:val="0"/>
-        </w:rPr>
-        <w:t>⟺</w:t>
-      </w:r>
-      <w:proofErr w:type="gramEnd"/>
-      <w:r>
-        <w:rPr>
-          <w:rFonts w:ascii="Times New Roman" w:hAnsi="Times New Roman" w:cs="Times New Roman"/>
-          <w:bCs w:val="0"/>
-          <w:lang w:val="en-US"/>
-        </w:rPr>
-        <w:t>  (a,b)</w:t>
-      </w:r>
-      <w:r>
-        <w:rPr>
-          <w:rFonts w:ascii="Cambria Math" w:hAnsi="Cambria Math" w:cs="Cambria Math"/>
-          <w:bCs w:val="0"/>
-          <w:lang w:val="en-US"/>
-        </w:rPr>
-        <w:t>∈</w:t>
-      </w:r>
-      <w:r>
-        <w:rPr>
-          <w:rFonts w:ascii="Times New Roman" w:hAnsi="Times New Roman" w:cs="Times New Roman"/>
-          <w:bCs w:val="0"/>
-          <w:lang w:val="en-US"/>
-        </w:rPr>
-        <w:t>R.(3.160)aRb \iff (a,b)\in R. \tag{3.160}aRb</w:t>
-      </w:r>
-      <w:r>
-        <w:rPr>
-          <w:rFonts w:ascii="Cambria Math" w:hAnsi="Cambria Math" w:cs="Cambria Math"/>
-          <w:bCs w:val="0"/>
-        </w:rPr>
-        <w:t>⟺</w:t>
-      </w:r>
-      <w:r>
-        <w:rPr>
-          <w:rFonts w:ascii="Times New Roman" w:hAnsi="Times New Roman" w:cs="Times New Roman"/>
-          <w:bCs w:val="0"/>
-          <w:lang w:val="en-US"/>
-        </w:rPr>
-        <w:t>(a,b)</w:t>
-      </w:r>
-      <w:r>
-        <w:rPr>
-          <w:rFonts w:ascii="Cambria Math" w:hAnsi="Cambria Math" w:cs="Cambria Math"/>
-          <w:bCs w:val="0"/>
-          <w:lang w:val="en-US"/>
-        </w:rPr>
-        <w:t>∈</w:t>
-      </w:r>
-      <w:r>
-        <w:rPr>
-          <w:rFonts w:ascii="Times New Roman" w:hAnsi="Times New Roman" w:cs="Times New Roman"/>
-          <w:bCs w:val="0"/>
-          <w:lang w:val="en-US"/>
-        </w:rPr>
-        <w:t xml:space="preserve">R.(3.160) </w:t>
-      </w:r>
-    </w:p>
-    <w:p>
-      <w:pPr>
-        <w:spacing w:before="100" w:beforeAutospacing="1" w:after="100" w:afterAutospacing="1"/>
-        <w:rPr>
-          <w:rFonts w:ascii="Times New Roman" w:hAnsi="Times New Roman" w:cs="Times New Roman"/>
-          <w:bCs w:val="0"/>
-          <w:lang w:val="en-US"/>
-        </w:rPr>
-      </w:pPr>
-      <w:r>
-        <w:rPr>
-          <w:rFonts w:ascii="Times New Roman" w:hAnsi="Times New Roman" w:cs="Times New Roman"/>
-          <w:bCs w:val="0"/>
-          <w:lang w:val="en-US"/>
-        </w:rPr>
-        <w:t xml:space="preserve">Word-LaTeX: </w:t>
-      </w:r>
-      <w:r>
-        <w:rPr>
-          <w:rFonts w:ascii="Courier New" w:hAnsi="Courier New" w:cs="Courier New"/>
-          <w:bCs w:val="0"/>
-          <w:sz w:val="20"/>
-          <w:szCs w:val="20"/>
-          <w:lang w:val="en-US"/>
-        </w:rPr>
-        <w:t>aRb \iff (</w:t>
-      </w:r>
-      <w:proofErr w:type="gramStart"/>
-      <w:r>
-        <w:rPr>
-          <w:rFonts w:ascii="Courier New" w:hAnsi="Courier New" w:cs="Courier New"/>
-          <w:bCs w:val="0"/>
-          <w:sz w:val="20"/>
-          <w:szCs w:val="20"/>
-          <w:lang w:val="en-US"/>
-        </w:rPr>
-        <w:t>a,b</w:t>
-      </w:r>
-      <w:proofErr w:type="gramEnd"/>
-      <w:r>
-        <w:rPr>
-          <w:rFonts w:ascii="Courier New" w:hAnsi="Courier New" w:cs="Courier New"/>
-          <w:bCs w:val="0"/>
-          <w:sz w:val="20"/>
-          <w:szCs w:val="20"/>
-          <w:lang w:val="en-US"/>
-        </w:rPr>
-        <w:t>)\in R</w:t>
-      </w:r>
-    </w:p>
-    <w:p>
-      <w:pPr>
-        <w:spacing w:before="100" w:beforeAutospacing="1" w:after="100" w:afterAutospacing="1"/>
-        <w:rPr>
-          <w:rFonts w:ascii="Times New Roman" w:hAnsi="Times New Roman" w:cs="Times New Roman"/>
-          <w:bCs w:val="0"/>
-        </w:rPr>
-      </w:pPr>
-      <w:r>
-        <w:rPr>
-          <w:rFonts w:ascii="Times New Roman" w:hAnsi="Times New Roman" w:cs="Times New Roman"/>
-          <w:bCs w:val="0"/>
-        </w:rPr>
-        <w:t xml:space="preserve">Die Schreibweise aRbaRbaRb bringt zum Ausdruck, dass das Element aaa in der durch RRR festgelegten Beziehung zum Element bbb steht. Die Relation selbst </w:t>
-      </w:r>
-      <w:proofErr w:type="gramStart"/>
-      <w:r>
-        <w:rPr>
-          <w:rFonts w:ascii="Times New Roman" w:hAnsi="Times New Roman" w:cs="Times New Roman"/>
-          <w:bCs w:val="0"/>
-        </w:rPr>
-        <w:t>enthält</w:t>
-      </w:r>
-      <w:proofErr w:type="gramEnd"/>
-      <w:r>
-        <w:rPr>
-          <w:rFonts w:ascii="Times New Roman" w:hAnsi="Times New Roman" w:cs="Times New Roman"/>
-          <w:bCs w:val="0"/>
-        </w:rPr>
-        <w:t xml:space="preserve"> somit genau diejenigen geordneten Paare, für welche die entsprechende Aussage gelten soll. Alle anderen Paare aus A×BA\times BA×B gehören nicht zu RRR.</w:t>
-      </w:r>
-    </w:p>
-    <w:p>
-      <w:pPr>
-        <w:spacing w:before="100" w:beforeAutospacing="1" w:after="100" w:afterAutospacing="1"/>
-        <w:rPr>
-          <w:rFonts w:ascii="Times New Roman" w:hAnsi="Times New Roman" w:cs="Times New Roman"/>
-          <w:bCs w:val="0"/>
-        </w:rPr>
-      </w:pPr>
-      <w:r>
-        <w:rPr>
-          <w:rFonts w:ascii="Times New Roman" w:hAnsi="Times New Roman" w:cs="Times New Roman"/>
-          <w:bCs w:val="0"/>
-        </w:rPr>
-        <w:t>Diese Definition trennt drei Ebenen voneinander. Die Mengen AAA und BBB stellen die Trägerbereiche bereit. Das kartesische Produkt A×BA\times BA×B beschreibt sämtliche formal möglichen Paarungen ihrer Elemente. Die Relation RRR wählt daraus diejenigen Paarungen aus, die innerhalb des betrachteten Modells als tatsächlich bestehende Beziehungen gelten. Damit ist jede binäre Relation zugleich eine Selektion aus einem zuvor konstruierten Möglichkeitsraum.</w:t>
+        </w:rPr>
+        <w:t xml:space="preserve"> somit genau diejenigen geordneten Paare, für welche die entsprechende Aussage gelten soll. Alle anderen Paare aus </w:t>
+      </w:r>
+      <m:oMath>
+        <m:r>
+          <w:rPr>
+            <w:rFonts w:ascii="Cambria Math" w:hAnsi="Cambria Math" w:cs="Times New Roman"/>
+          </w:rPr>
+          <m:t>A</m:t>
+        </m:r>
+        <m:r>
+          <m:rPr>
+            <m:sty m:val="p"/>
+          </m:rPr>
+          <w:rPr>
+            <w:rFonts w:ascii="Cambria Math" w:hAnsi="Cambria Math" w:cs="Times New Roman"/>
+          </w:rPr>
+          <m:t>×</m:t>
+        </m:r>
+        <m:r>
+          <w:rPr>
+            <w:rFonts w:ascii="Cambria Math" w:hAnsi="Cambria Math" w:cs="Times New Roman"/>
+          </w:rPr>
+          <m:t>B</m:t>
+        </m:r>
+      </m:oMath>
+      <w:r>
+        <w:rPr>
+          <w:rFonts w:ascii="Times New Roman" w:hAnsi="Times New Roman" w:cs="Times New Roman"/>
+          <w:bCs w:val="0"/>
+        </w:rPr>
+        <w:t xml:space="preserve"> gehören nicht zu </w:t>
+      </w:r>
+      <m:oMath>
+        <m:r>
+          <w:rPr>
+            <w:rFonts w:ascii="Cambria Math" w:hAnsi="Cambria Math" w:cs="Times New Roman"/>
+          </w:rPr>
+          <m:t>R</m:t>
+        </m:r>
+      </m:oMath>
+    </w:p>
+    <w:p>
+      <w:pPr>
+        <w:spacing w:before="100" w:beforeAutospacing="1" w:after="100" w:afterAutospacing="1"/>
+        <w:rPr>
+          <w:rFonts w:ascii="Times New Roman" w:hAnsi="Times New Roman" w:cs="Times New Roman"/>
+          <w:bCs w:val="0"/>
+        </w:rPr>
+      </w:pPr>
+      <w:r>
+        <w:rPr>
+          <w:rFonts w:ascii="Times New Roman" w:hAnsi="Times New Roman" w:cs="Times New Roman"/>
+          <w:bCs w:val="0"/>
+        </w:rPr>
+        <w:t xml:space="preserve">Diese Definition trennt drei Ebenen voneinander. Die Mengen </w:t>
+      </w:r>
+      <m:oMath>
+        <m:r>
+          <w:rPr>
+            <w:rFonts w:ascii="Cambria Math" w:hAnsi="Cambria Math" w:cs="Times New Roman"/>
+          </w:rPr>
+          <m:t>A</m:t>
+        </m:r>
+      </m:oMath>
+      <w:r>
+        <w:rPr>
+          <w:rFonts w:ascii="Times New Roman" w:hAnsi="Times New Roman" w:cs="Times New Roman"/>
+          <w:bCs w:val="0"/>
+        </w:rPr>
+        <w:t xml:space="preserve"> und </w:t>
+      </w:r>
+      <m:oMath>
+        <m:r>
+          <w:rPr>
+            <w:rFonts w:ascii="Cambria Math" w:hAnsi="Cambria Math" w:cs="Times New Roman"/>
+          </w:rPr>
+          <m:t>B</m:t>
+        </m:r>
+      </m:oMath>
+      <w:r>
+        <w:rPr>
+          <w:rFonts w:ascii="Times New Roman" w:hAnsi="Times New Roman" w:cs="Times New Roman"/>
+          <w:bCs w:val="0"/>
+        </w:rPr>
+        <w:t xml:space="preserve"> stellen die Trägerbereiche bereit. Das kartesische Produkt </w:t>
+      </w:r>
+      <m:oMath>
+        <m:r>
+          <w:rPr>
+            <w:rFonts w:ascii="Cambria Math" w:hAnsi="Cambria Math" w:cs="Times New Roman"/>
+          </w:rPr>
+          <m:t>A</m:t>
+        </m:r>
+        <m:r>
+          <m:rPr>
+            <m:sty m:val="p"/>
+          </m:rPr>
+          <w:rPr>
+            <w:rFonts w:ascii="Cambria Math" w:hAnsi="Cambria Math" w:cs="Times New Roman"/>
+          </w:rPr>
+          <m:t>×</m:t>
+        </m:r>
+        <m:r>
+          <w:rPr>
+            <w:rFonts w:ascii="Cambria Math" w:hAnsi="Cambria Math" w:cs="Times New Roman"/>
+          </w:rPr>
+          <m:t>B</m:t>
+        </m:r>
+      </m:oMath>
+      <w:r>
+        <w:rPr>
+          <w:rFonts w:ascii="Times New Roman" w:hAnsi="Times New Roman" w:cs="Times New Roman"/>
+          <w:bCs w:val="0"/>
+        </w:rPr>
+        <w:t xml:space="preserve"> beschreibt sämtliche formal möglichen Paarungen ihrer Elemente. Die Relation </w:t>
+      </w:r>
+      <m:oMath>
+        <m:r>
+          <w:rPr>
+            <w:rFonts w:ascii="Cambria Math" w:hAnsi="Cambria Math" w:cs="Times New Roman"/>
+          </w:rPr>
+          <m:t>R</m:t>
+        </m:r>
+      </m:oMath>
+      <w:r>
+        <w:rPr>
+          <w:rFonts w:ascii="Times New Roman" w:hAnsi="Times New Roman" w:cs="Times New Roman"/>
+          <w:bCs w:val="0"/>
+        </w:rPr>
+        <w:t xml:space="preserve"> wählt daraus diejenigen Paarungen aus, die innerhalb des betrachteten Modells als tatsächlich bestehende Beziehungen gelten. Damit ist jede binäre Relation zugleich eine Selektion aus einem zuvor konstruierten Möglichkeitsraum.</w:t>
       </w:r>
     </w:p>
     <w:p>
@@ -3054,103 +3135,91 @@
           <w:rFonts w:ascii="Times New Roman" w:hAnsi="Times New Roman" w:cs="Times New Roman"/>
           <w:bCs w:val="0"/>
         </w:rPr>
-        <w:t>Eine binäre Relation RRR auf einer Menge MMM ist eine Teilmenge von M×MM\times MM×M:</w:t>
-      </w:r>
-    </w:p>
-    <w:p>
-      <w:pPr>
-        <w:spacing w:after="0"/>
-        <w:rPr>
-          <w:rFonts w:ascii="Times New Roman" w:hAnsi="Times New Roman" w:cs="Times New Roman"/>
-          <w:bCs w:val="0"/>
-          <w:lang w:val="en-US"/>
-        </w:rPr>
-      </w:pPr>
-      <w:r>
-        <w:rPr>
-          <w:rFonts w:ascii="Times New Roman" w:hAnsi="Times New Roman" w:cs="Times New Roman"/>
-          <w:bCs w:val="0"/>
-          <w:lang w:val="en-US"/>
-        </w:rPr>
-        <w:t>R</w:t>
-      </w:r>
-      <w:r>
-        <w:rPr>
-          <w:rFonts w:ascii="Cambria Math" w:hAnsi="Cambria Math" w:cs="Cambria Math"/>
-          <w:bCs w:val="0"/>
-          <w:lang w:val="en-US"/>
-        </w:rPr>
-        <w:t>⊆</w:t>
-      </w:r>
-      <w:r>
-        <w:rPr>
-          <w:rFonts w:ascii="Times New Roman" w:hAnsi="Times New Roman" w:cs="Times New Roman"/>
-          <w:bCs w:val="0"/>
-          <w:lang w:val="en-US"/>
-        </w:rPr>
-        <w:t>M×</w:t>
-      </w:r>
-      <w:proofErr w:type="gramStart"/>
-      <w:r>
-        <w:rPr>
-          <w:rFonts w:ascii="Times New Roman" w:hAnsi="Times New Roman" w:cs="Times New Roman"/>
-          <w:bCs w:val="0"/>
-          <w:lang w:val="en-US"/>
-        </w:rPr>
-        <w:t>M.(</w:t>
-      </w:r>
-      <w:proofErr w:type="gramEnd"/>
-      <w:r>
-        <w:rPr>
-          <w:rFonts w:ascii="Times New Roman" w:hAnsi="Times New Roman" w:cs="Times New Roman"/>
-          <w:bCs w:val="0"/>
-          <w:lang w:val="en-US"/>
-        </w:rPr>
-        <w:t>3.161)R\subseteq M\times M. \tag{3.161}R</w:t>
-      </w:r>
-      <w:r>
-        <w:rPr>
-          <w:rFonts w:ascii="Cambria Math" w:hAnsi="Cambria Math" w:cs="Cambria Math"/>
-          <w:bCs w:val="0"/>
-          <w:lang w:val="en-US"/>
-        </w:rPr>
-        <w:t>⊆</w:t>
-      </w:r>
-      <w:r>
-        <w:rPr>
-          <w:rFonts w:ascii="Times New Roman" w:hAnsi="Times New Roman" w:cs="Times New Roman"/>
-          <w:bCs w:val="0"/>
-          <w:lang w:val="en-US"/>
-        </w:rPr>
-        <w:t xml:space="preserve">M×M.(3.161) </w:t>
-      </w:r>
-    </w:p>
-    <w:p>
-      <w:pPr>
-        <w:spacing w:before="100" w:beforeAutospacing="1" w:after="100" w:afterAutospacing="1"/>
-        <w:rPr>
-          <w:rFonts w:ascii="Times New Roman" w:hAnsi="Times New Roman" w:cs="Times New Roman"/>
-          <w:bCs w:val="0"/>
-          <w:lang w:val="en-US"/>
-        </w:rPr>
-      </w:pPr>
-      <w:r>
-        <w:rPr>
-          <w:rFonts w:ascii="Times New Roman" w:hAnsi="Times New Roman" w:cs="Times New Roman"/>
-          <w:bCs w:val="0"/>
-          <w:lang w:val="en-US"/>
-        </w:rPr>
-        <w:t xml:space="preserve">Word-LaTeX: </w:t>
-      </w:r>
-      <w:r>
-        <w:rPr>
-          <w:rFonts w:ascii="Courier New" w:hAnsi="Courier New" w:cs="Courier New"/>
-          <w:bCs w:val="0"/>
-          <w:sz w:val="20"/>
-          <w:szCs w:val="20"/>
-          <w:lang w:val="en-US"/>
-        </w:rPr>
-        <w:t>R\subseteq M\times M</w:t>
+        <w:t xml:space="preserve">Eine binäre Relation </w:t>
+      </w:r>
+      <m:oMath>
+        <m:r>
+          <w:rPr>
+            <w:rFonts w:ascii="Cambria Math" w:hAnsi="Cambria Math" w:cs="Times New Roman"/>
+          </w:rPr>
+          <m:t>R</m:t>
+        </m:r>
+      </m:oMath>
+      <w:r>
+        <w:rPr>
+          <w:rFonts w:ascii="Times New Roman" w:hAnsi="Times New Roman" w:cs="Times New Roman"/>
+          <w:bCs w:val="0"/>
+        </w:rPr>
+        <w:t xml:space="preserve"> auf einer Menge </w:t>
+      </w:r>
+      <m:oMath>
+        <m:r>
+          <w:rPr>
+            <w:rFonts w:ascii="Cambria Math" w:hAnsi="Cambria Math" w:cs="Times New Roman"/>
+          </w:rPr>
+          <m:t>M</m:t>
+        </m:r>
+      </m:oMath>
+      <w:r>
+        <w:rPr>
+          <w:rFonts w:ascii="Times New Roman" w:hAnsi="Times New Roman" w:cs="Times New Roman"/>
+          <w:bCs w:val="0"/>
+        </w:rPr>
+        <w:t xml:space="preserve"> ist eine Teilmenge von </w:t>
+      </w:r>
+      <m:oMath>
+        <m:r>
+          <w:rPr>
+            <w:rFonts w:ascii="Cambria Math" w:hAnsi="Cambria Math" w:cs="Times New Roman"/>
+          </w:rPr>
+          <m:t>M</m:t>
+        </m:r>
+        <m:r>
+          <m:rPr>
+            <m:sty m:val="p"/>
+          </m:rPr>
+          <w:rPr>
+            <w:rFonts w:ascii="Cambria Math" w:hAnsi="Cambria Math" w:cs="Times New Roman"/>
+          </w:rPr>
+          <m:t>×</m:t>
+        </m:r>
+        <m:r>
+          <w:rPr>
+            <w:rFonts w:ascii="Cambria Math" w:hAnsi="Cambria Math" w:cs="Times New Roman"/>
+          </w:rPr>
+          <m:t>M</m:t>
+        </m:r>
+      </m:oMath>
+    </w:p>
+    <w:p>
+      <w:pPr>
+        <w:pStyle w:val="Formel"/>
+        <w:rPr>
+          <w:lang w:val="en-US"/>
+        </w:rPr>
+      </w:pPr>
+      <m:oMath>
+        <m:r>
+          <w:rPr>
+            <w:rFonts w:cs="Courier New"/>
+            <w:lang w:val="en-US"/>
+          </w:rPr>
+          <m:t>R⊆M×M</m:t>
+        </m:r>
+      </m:oMath>
+      <w:bookmarkStart w:id="0" w:name="_GoBack"/>
+      <w:bookmarkEnd w:id="0"/>
+      <w:r>
+        <w:rPr>
+          <w:lang w:val="en-US"/>
+        </w:rPr>
+        <w:tab/>
+      </w:r>
+      <w:r>
+        <w:rPr>
+          <w:lang w:val="en-US"/>
+        </w:rPr>
+        <w:t>(3.161)</w:t>
       </w:r>
     </w:p>
     <w:p>
@@ -3379,7 +3448,6 @@
           <w:rFonts w:ascii="Times New Roman" w:hAnsi="Times New Roman" w:cs="Times New Roman"/>
           <w:bCs w:val="0"/>
         </w:rPr>
-        <w:lastRenderedPageBreak/>
         <w:t>Ein Element der Relation besitzt damit die Form</w:t>
       </w:r>
     </w:p>
@@ -3514,7 +3582,15 @@
           <w:rFonts w:ascii="Times New Roman" w:hAnsi="Times New Roman" w:cs="Times New Roman"/>
           <w:bCs w:val="0"/>
         </w:rPr>
-        <w:t>Höherstellige Relationen erlauben es, Zusammenhänge zu beschreiben, die nicht ohne Informationsverlust in einzelne binäre Beziehungen zerlegt werden können. Eine Aussage wie „Person ppp übermittelt Information iii zum Zeitpunkt ttt an Person qqq“ enthält beispielsweise mehrere argumentativ unterschiedliche Positionen. Werden diese Positionen getrennt betrachtet, kann die Zusammengehörigkeit des gesamten Vorgangs verloren gehen. Die nnn-stellige Relation bewahrt dagegen das vollständige Tupel als eine gemeinsame relationale Einheit.</w:t>
+        <w:t xml:space="preserve">Höherstellige Relationen erlauben es, Zusammenhänge zu beschreiben, die nicht ohne Informationsverlust in einzelne binäre Beziehungen zerlegt werden können. Eine Aussage wie </w:t>
+      </w:r>
+      <w:r>
+        <w:rPr>
+          <w:rFonts w:ascii="Times New Roman" w:hAnsi="Times New Roman" w:cs="Times New Roman"/>
+          <w:bCs w:val="0"/>
+        </w:rPr>
+        <w:lastRenderedPageBreak/>
+        <w:t>„Person ppp übermittelt Information iii zum Zeitpunkt ttt an Person qqq“ enthält beispielsweise mehrere argumentativ unterschiedliche Positionen. Werden diese Positionen getrennt betrachtet, kann die Zusammengehörigkeit des gesamten Vorgangs verloren gehen. Die nnn-stellige Relation bewahrt dagegen das vollständige Tupel als eine gemeinsame relationale Einheit.</w:t>
       </w:r>
     </w:p>
     <w:p>
@@ -4155,135 +4231,135 @@
           <w:sz w:val="27"/>
           <w:szCs w:val="27"/>
         </w:rPr>
+        <w:t>Definition 3.2.8 – Symmetrie und Antisymmetrie</w:t>
+      </w:r>
+    </w:p>
+    <w:p>
+      <w:pPr>
+        <w:spacing w:before="100" w:beforeAutospacing="1" w:after="100" w:afterAutospacing="1"/>
+        <w:rPr>
+          <w:rFonts w:ascii="Times New Roman" w:hAnsi="Times New Roman" w:cs="Times New Roman"/>
+          <w:bCs w:val="0"/>
+        </w:rPr>
+      </w:pPr>
+      <w:r>
+        <w:rPr>
+          <w:rFonts w:ascii="Times New Roman" w:hAnsi="Times New Roman" w:cs="Times New Roman"/>
+          <w:bCs w:val="0"/>
+        </w:rPr>
+        <w:t>Eine Relation RRR auf MMM heißt symmetrisch, wenn aus xRyxRyxRy stets yRxyRxyRx folgt:</w:t>
+      </w:r>
+    </w:p>
+    <w:p>
+      <w:pPr>
+        <w:spacing w:after="0"/>
+        <w:rPr>
+          <w:rFonts w:ascii="Times New Roman" w:hAnsi="Times New Roman" w:cs="Times New Roman"/>
+          <w:bCs w:val="0"/>
+          <w:lang w:val="en-US"/>
+        </w:rPr>
+      </w:pPr>
+      <w:r>
+        <w:rPr>
+          <w:rFonts w:ascii="Cambria Math" w:hAnsi="Cambria Math" w:cs="Cambria Math"/>
+          <w:bCs w:val="0"/>
+          <w:lang w:val="en-US"/>
+        </w:rPr>
+        <w:t>∀</w:t>
+      </w:r>
+      <w:proofErr w:type="gramStart"/>
+      <w:r>
+        <w:rPr>
+          <w:rFonts w:ascii="Times New Roman" w:hAnsi="Times New Roman" w:cs="Times New Roman"/>
+          <w:bCs w:val="0"/>
+          <w:lang w:val="en-US"/>
+        </w:rPr>
+        <w:t>x,y</w:t>
+      </w:r>
+      <w:proofErr w:type="gramEnd"/>
+      <w:r>
+        <w:rPr>
+          <w:rFonts w:ascii="Cambria Math" w:hAnsi="Cambria Math" w:cs="Cambria Math"/>
+          <w:bCs w:val="0"/>
+          <w:lang w:val="en-US"/>
+        </w:rPr>
+        <w:t>∈</w:t>
+      </w:r>
+      <w:r>
+        <w:rPr>
+          <w:rFonts w:ascii="Times New Roman" w:hAnsi="Times New Roman" w:cs="Times New Roman"/>
+          <w:bCs w:val="0"/>
+          <w:lang w:val="en-US"/>
+        </w:rPr>
+        <w:t>M:  xRy→yRx.(3.168)\forall x,y\in M:\;xRy\rightarrow yRx. \</w:t>
+      </w:r>
+      <w:proofErr w:type="gramStart"/>
+      <w:r>
+        <w:rPr>
+          <w:rFonts w:ascii="Times New Roman" w:hAnsi="Times New Roman" w:cs="Times New Roman"/>
+          <w:bCs w:val="0"/>
+          <w:lang w:val="en-US"/>
+        </w:rPr>
+        <w:t>tag{</w:t>
+      </w:r>
+      <w:proofErr w:type="gramEnd"/>
+      <w:r>
+        <w:rPr>
+          <w:rFonts w:ascii="Times New Roman" w:hAnsi="Times New Roman" w:cs="Times New Roman"/>
+          <w:bCs w:val="0"/>
+          <w:lang w:val="en-US"/>
+        </w:rPr>
+        <w:t>3.168}</w:t>
+      </w:r>
+      <w:r>
+        <w:rPr>
+          <w:rFonts w:ascii="Cambria Math" w:hAnsi="Cambria Math" w:cs="Cambria Math"/>
+          <w:bCs w:val="0"/>
+          <w:lang w:val="en-US"/>
+        </w:rPr>
+        <w:t>∀</w:t>
+      </w:r>
+      <w:r>
+        <w:rPr>
+          <w:rFonts w:ascii="Times New Roman" w:hAnsi="Times New Roman" w:cs="Times New Roman"/>
+          <w:bCs w:val="0"/>
+          <w:lang w:val="en-US"/>
+        </w:rPr>
+        <w:t>x,y</w:t>
+      </w:r>
+      <w:r>
+        <w:rPr>
+          <w:rFonts w:ascii="Cambria Math" w:hAnsi="Cambria Math" w:cs="Cambria Math"/>
+          <w:bCs w:val="0"/>
+          <w:lang w:val="en-US"/>
+        </w:rPr>
+        <w:t>∈</w:t>
+      </w:r>
+      <w:r>
+        <w:rPr>
+          <w:rFonts w:ascii="Times New Roman" w:hAnsi="Times New Roman" w:cs="Times New Roman"/>
+          <w:bCs w:val="0"/>
+          <w:lang w:val="en-US"/>
+        </w:rPr>
+        <w:t xml:space="preserve">M:xRy→yRx.(3.168) </w:t>
+      </w:r>
+    </w:p>
+    <w:p>
+      <w:pPr>
+        <w:spacing w:before="100" w:beforeAutospacing="1" w:after="100" w:afterAutospacing="1"/>
+        <w:rPr>
+          <w:rFonts w:ascii="Times New Roman" w:hAnsi="Times New Roman" w:cs="Times New Roman"/>
+          <w:bCs w:val="0"/>
+          <w:lang w:val="en-US"/>
+        </w:rPr>
+      </w:pPr>
+      <w:r>
+        <w:rPr>
+          <w:rFonts w:ascii="Times New Roman" w:hAnsi="Times New Roman" w:cs="Times New Roman"/>
+          <w:bCs w:val="0"/>
+          <w:lang w:val="en-US"/>
+        </w:rPr>
         <w:lastRenderedPageBreak/>
-        <w:t>Definition 3.2.8 – Symmetrie und Antisymmetrie</w:t>
-      </w:r>
-    </w:p>
-    <w:p>
-      <w:pPr>
-        <w:spacing w:before="100" w:beforeAutospacing="1" w:after="100" w:afterAutospacing="1"/>
-        <w:rPr>
-          <w:rFonts w:ascii="Times New Roman" w:hAnsi="Times New Roman" w:cs="Times New Roman"/>
-          <w:bCs w:val="0"/>
-        </w:rPr>
-      </w:pPr>
-      <w:r>
-        <w:rPr>
-          <w:rFonts w:ascii="Times New Roman" w:hAnsi="Times New Roman" w:cs="Times New Roman"/>
-          <w:bCs w:val="0"/>
-        </w:rPr>
-        <w:t>Eine Relation RRR auf MMM heißt symmetrisch, wenn aus xRyxRyxRy stets yRxyRxyRx folgt:</w:t>
-      </w:r>
-    </w:p>
-    <w:p>
-      <w:pPr>
-        <w:spacing w:after="0"/>
-        <w:rPr>
-          <w:rFonts w:ascii="Times New Roman" w:hAnsi="Times New Roman" w:cs="Times New Roman"/>
-          <w:bCs w:val="0"/>
-          <w:lang w:val="en-US"/>
-        </w:rPr>
-      </w:pPr>
-      <w:r>
-        <w:rPr>
-          <w:rFonts w:ascii="Cambria Math" w:hAnsi="Cambria Math" w:cs="Cambria Math"/>
-          <w:bCs w:val="0"/>
-          <w:lang w:val="en-US"/>
-        </w:rPr>
-        <w:t>∀</w:t>
-      </w:r>
-      <w:proofErr w:type="gramStart"/>
-      <w:r>
-        <w:rPr>
-          <w:rFonts w:ascii="Times New Roman" w:hAnsi="Times New Roman" w:cs="Times New Roman"/>
-          <w:bCs w:val="0"/>
-          <w:lang w:val="en-US"/>
-        </w:rPr>
-        <w:t>x,y</w:t>
-      </w:r>
-      <w:proofErr w:type="gramEnd"/>
-      <w:r>
-        <w:rPr>
-          <w:rFonts w:ascii="Cambria Math" w:hAnsi="Cambria Math" w:cs="Cambria Math"/>
-          <w:bCs w:val="0"/>
-          <w:lang w:val="en-US"/>
-        </w:rPr>
-        <w:t>∈</w:t>
-      </w:r>
-      <w:r>
-        <w:rPr>
-          <w:rFonts w:ascii="Times New Roman" w:hAnsi="Times New Roman" w:cs="Times New Roman"/>
-          <w:bCs w:val="0"/>
-          <w:lang w:val="en-US"/>
-        </w:rPr>
-        <w:t>M:  xRy→yRx.(3.168)\forall x,y\in M:\;xRy\rightarrow yRx. \</w:t>
-      </w:r>
-      <w:proofErr w:type="gramStart"/>
-      <w:r>
-        <w:rPr>
-          <w:rFonts w:ascii="Times New Roman" w:hAnsi="Times New Roman" w:cs="Times New Roman"/>
-          <w:bCs w:val="0"/>
-          <w:lang w:val="en-US"/>
-        </w:rPr>
-        <w:t>tag{</w:t>
-      </w:r>
-      <w:proofErr w:type="gramEnd"/>
-      <w:r>
-        <w:rPr>
-          <w:rFonts w:ascii="Times New Roman" w:hAnsi="Times New Roman" w:cs="Times New Roman"/>
-          <w:bCs w:val="0"/>
-          <w:lang w:val="en-US"/>
-        </w:rPr>
-        <w:t>3.168}</w:t>
-      </w:r>
-      <w:r>
-        <w:rPr>
-          <w:rFonts w:ascii="Cambria Math" w:hAnsi="Cambria Math" w:cs="Cambria Math"/>
-          <w:bCs w:val="0"/>
-          <w:lang w:val="en-US"/>
-        </w:rPr>
-        <w:t>∀</w:t>
-      </w:r>
-      <w:r>
-        <w:rPr>
-          <w:rFonts w:ascii="Times New Roman" w:hAnsi="Times New Roman" w:cs="Times New Roman"/>
-          <w:bCs w:val="0"/>
-          <w:lang w:val="en-US"/>
-        </w:rPr>
-        <w:t>x,y</w:t>
-      </w:r>
-      <w:r>
-        <w:rPr>
-          <w:rFonts w:ascii="Cambria Math" w:hAnsi="Cambria Math" w:cs="Cambria Math"/>
-          <w:bCs w:val="0"/>
-          <w:lang w:val="en-US"/>
-        </w:rPr>
-        <w:t>∈</w:t>
-      </w:r>
-      <w:r>
-        <w:rPr>
-          <w:rFonts w:ascii="Times New Roman" w:hAnsi="Times New Roman" w:cs="Times New Roman"/>
-          <w:bCs w:val="0"/>
-          <w:lang w:val="en-US"/>
-        </w:rPr>
-        <w:t xml:space="preserve">M:xRy→yRx.(3.168) </w:t>
-      </w:r>
-    </w:p>
-    <w:p>
-      <w:pPr>
-        <w:spacing w:before="100" w:beforeAutospacing="1" w:after="100" w:afterAutospacing="1"/>
-        <w:rPr>
-          <w:rFonts w:ascii="Times New Roman" w:hAnsi="Times New Roman" w:cs="Times New Roman"/>
-          <w:bCs w:val="0"/>
-          <w:lang w:val="en-US"/>
-        </w:rPr>
-      </w:pPr>
-      <w:r>
-        <w:rPr>
-          <w:rFonts w:ascii="Times New Roman" w:hAnsi="Times New Roman" w:cs="Times New Roman"/>
-          <w:bCs w:val="0"/>
-          <w:lang w:val="en-US"/>
-        </w:rPr>
         <w:t xml:space="preserve">Word-LaTeX: </w:t>
       </w:r>
       <w:r>
@@ -4762,243 +4838,250 @@
           <w:sz w:val="27"/>
           <w:szCs w:val="27"/>
         </w:rPr>
+        <w:t>Definition 3.2.10 – Äquivalenzrelation</w:t>
+      </w:r>
+    </w:p>
+    <w:p>
+      <w:pPr>
+        <w:spacing w:before="100" w:beforeAutospacing="1" w:after="100" w:afterAutospacing="1"/>
+        <w:rPr>
+          <w:rFonts w:ascii="Times New Roman" w:hAnsi="Times New Roman" w:cs="Times New Roman"/>
+          <w:bCs w:val="0"/>
+        </w:rPr>
+      </w:pPr>
+      <w:r>
+        <w:rPr>
+          <w:rFonts w:ascii="Times New Roman" w:hAnsi="Times New Roman" w:cs="Times New Roman"/>
+          <w:bCs w:val="0"/>
+        </w:rPr>
+        <w:t xml:space="preserve">Eine Relation </w:t>
+      </w:r>
+      <w:r>
+        <w:rPr>
+          <w:rFonts w:ascii="Cambria Math" w:hAnsi="Cambria Math" w:cs="Cambria Math"/>
+          <w:bCs w:val="0"/>
+        </w:rPr>
+        <w:t>∼</w:t>
+      </w:r>
+      <w:r>
+        <w:rPr>
+          <w:rFonts w:ascii="Times New Roman" w:hAnsi="Times New Roman" w:cs="Times New Roman"/>
+          <w:bCs w:val="0"/>
+        </w:rPr>
+        <w:t>\sim</w:t>
+      </w:r>
+      <w:r>
+        <w:rPr>
+          <w:rFonts w:ascii="Cambria Math" w:hAnsi="Cambria Math" w:cs="Cambria Math"/>
+          <w:bCs w:val="0"/>
+        </w:rPr>
+        <w:t>∼</w:t>
+      </w:r>
+      <w:r>
+        <w:rPr>
+          <w:rFonts w:ascii="Times New Roman" w:hAnsi="Times New Roman" w:cs="Times New Roman"/>
+          <w:bCs w:val="0"/>
+        </w:rPr>
+        <w:t xml:space="preserve"> auf MMM heißt Äquivalenzrelation, wenn sie reflexiv, symmetrisch und transitiv ist:</w:t>
+      </w:r>
+    </w:p>
+    <w:p>
+      <w:pPr>
+        <w:spacing w:after="0"/>
+        <w:rPr>
+          <w:rFonts w:ascii="Times New Roman" w:hAnsi="Times New Roman" w:cs="Times New Roman"/>
+          <w:bCs w:val="0"/>
+        </w:rPr>
+      </w:pPr>
+      <w:r>
+        <w:rPr>
+          <w:rFonts w:ascii="Cambria Math" w:hAnsi="Cambria Math" w:cs="Cambria Math"/>
+          <w:bCs w:val="0"/>
+        </w:rPr>
+        <w:t>∀</w:t>
+      </w:r>
+      <w:r>
+        <w:rPr>
+          <w:rFonts w:ascii="Times New Roman" w:hAnsi="Times New Roman" w:cs="Times New Roman"/>
+          <w:bCs w:val="0"/>
+        </w:rPr>
+        <w:t>x</w:t>
+      </w:r>
+      <w:r>
+        <w:rPr>
+          <w:rFonts w:ascii="Cambria Math" w:hAnsi="Cambria Math" w:cs="Cambria Math"/>
+          <w:bCs w:val="0"/>
+        </w:rPr>
+        <w:t>∈</w:t>
+      </w:r>
+      <w:r>
+        <w:rPr>
+          <w:rFonts w:ascii="Times New Roman" w:hAnsi="Times New Roman" w:cs="Times New Roman"/>
+          <w:bCs w:val="0"/>
+        </w:rPr>
+        <w:t>M:  x</w:t>
+      </w:r>
+      <w:r>
+        <w:rPr>
+          <w:rFonts w:ascii="Cambria Math" w:hAnsi="Cambria Math" w:cs="Cambria Math"/>
+          <w:bCs w:val="0"/>
+        </w:rPr>
+        <w:t>∼</w:t>
+      </w:r>
+      <w:r>
+        <w:rPr>
+          <w:rFonts w:ascii="Times New Roman" w:hAnsi="Times New Roman" w:cs="Times New Roman"/>
+          <w:bCs w:val="0"/>
+        </w:rPr>
+        <w:t>x,</w:t>
+      </w:r>
+      <w:r>
+        <w:rPr>
+          <w:rFonts w:ascii="Cambria Math" w:hAnsi="Cambria Math" w:cs="Cambria Math"/>
+          <w:bCs w:val="0"/>
+        </w:rPr>
+        <w:t>∀</w:t>
+      </w:r>
+      <w:r>
+        <w:rPr>
+          <w:rFonts w:ascii="Times New Roman" w:hAnsi="Times New Roman" w:cs="Times New Roman"/>
+          <w:bCs w:val="0"/>
+        </w:rPr>
+        <w:t>x,y</w:t>
+      </w:r>
+      <w:r>
+        <w:rPr>
+          <w:rFonts w:ascii="Cambria Math" w:hAnsi="Cambria Math" w:cs="Cambria Math"/>
+          <w:bCs w:val="0"/>
+        </w:rPr>
+        <w:t>∈</w:t>
+      </w:r>
+      <w:r>
+        <w:rPr>
+          <w:rFonts w:ascii="Times New Roman" w:hAnsi="Times New Roman" w:cs="Times New Roman"/>
+          <w:bCs w:val="0"/>
+        </w:rPr>
+        <w:t>M:  x</w:t>
+      </w:r>
+      <w:r>
+        <w:rPr>
+          <w:rFonts w:ascii="Cambria Math" w:hAnsi="Cambria Math" w:cs="Cambria Math"/>
+          <w:bCs w:val="0"/>
+        </w:rPr>
+        <w:t>∼</w:t>
+      </w:r>
+      <w:r>
+        <w:rPr>
+          <w:rFonts w:ascii="Times New Roman" w:hAnsi="Times New Roman" w:cs="Times New Roman"/>
+          <w:bCs w:val="0"/>
+        </w:rPr>
+        <w:t>y→y</w:t>
+      </w:r>
+      <w:r>
+        <w:rPr>
+          <w:rFonts w:ascii="Cambria Math" w:hAnsi="Cambria Math" w:cs="Cambria Math"/>
+          <w:bCs w:val="0"/>
+        </w:rPr>
+        <w:t>∼</w:t>
+      </w:r>
+      <w:r>
+        <w:rPr>
+          <w:rFonts w:ascii="Times New Roman" w:hAnsi="Times New Roman" w:cs="Times New Roman"/>
+          <w:bCs w:val="0"/>
+        </w:rPr>
+        <w:t>x,</w:t>
+      </w:r>
+      <w:r>
+        <w:rPr>
+          <w:rFonts w:ascii="Cambria Math" w:hAnsi="Cambria Math" w:cs="Cambria Math"/>
+          <w:bCs w:val="0"/>
+        </w:rPr>
+        <w:t>∀</w:t>
+      </w:r>
+      <w:r>
+        <w:rPr>
+          <w:rFonts w:ascii="Times New Roman" w:hAnsi="Times New Roman" w:cs="Times New Roman"/>
+          <w:bCs w:val="0"/>
+        </w:rPr>
+        <w:t>x,y,z</w:t>
+      </w:r>
+      <w:r>
+        <w:rPr>
+          <w:rFonts w:ascii="Cambria Math" w:hAnsi="Cambria Math" w:cs="Cambria Math"/>
+          <w:bCs w:val="0"/>
+        </w:rPr>
+        <w:t>∈</w:t>
+      </w:r>
+      <w:r>
+        <w:rPr>
+          <w:rFonts w:ascii="Times New Roman" w:hAnsi="Times New Roman" w:cs="Times New Roman"/>
+          <w:bCs w:val="0"/>
+        </w:rPr>
+        <w:t>M:  (x</w:t>
+      </w:r>
+      <w:r>
+        <w:rPr>
+          <w:rFonts w:ascii="Cambria Math" w:hAnsi="Cambria Math" w:cs="Cambria Math"/>
+          <w:bCs w:val="0"/>
+        </w:rPr>
+        <w:t>∼</w:t>
+      </w:r>
+      <w:r>
+        <w:rPr>
+          <w:rFonts w:ascii="Times New Roman" w:hAnsi="Times New Roman" w:cs="Times New Roman"/>
+          <w:bCs w:val="0"/>
+        </w:rPr>
+        <w:t>y</w:t>
+      </w:r>
+      <w:r>
+        <w:rPr>
+          <w:rFonts w:ascii="Cambria Math" w:hAnsi="Cambria Math" w:cs="Cambria Math"/>
+          <w:bCs w:val="0"/>
+        </w:rPr>
+        <w:t>∧</w:t>
+      </w:r>
+      <w:r>
+        <w:rPr>
+          <w:rFonts w:ascii="Times New Roman" w:hAnsi="Times New Roman" w:cs="Times New Roman"/>
+          <w:bCs w:val="0"/>
+        </w:rPr>
+        <w:t>y</w:t>
+      </w:r>
+      <w:r>
+        <w:rPr>
+          <w:rFonts w:ascii="Cambria Math" w:hAnsi="Cambria Math" w:cs="Cambria Math"/>
+          <w:bCs w:val="0"/>
+        </w:rPr>
+        <w:t>∼</w:t>
+      </w:r>
+      <w:r>
+        <w:rPr>
+          <w:rFonts w:ascii="Times New Roman" w:hAnsi="Times New Roman" w:cs="Times New Roman"/>
+          <w:bCs w:val="0"/>
+        </w:rPr>
+        <w:t>z)→x</w:t>
+      </w:r>
+      <w:r>
+        <w:rPr>
+          <w:rFonts w:ascii="Cambria Math" w:hAnsi="Cambria Math" w:cs="Cambria Math"/>
+          <w:bCs w:val="0"/>
+        </w:rPr>
+        <w:t>∼</w:t>
+      </w:r>
+      <w:r>
+        <w:rPr>
+          <w:rFonts w:ascii="Times New Roman" w:hAnsi="Times New Roman" w:cs="Times New Roman"/>
+          <w:bCs w:val="0"/>
+        </w:rPr>
+        <w:t xml:space="preserve">z.(3.171)\begin{aligned} &amp;\forall x\in M:\;x\sim x,\\ &amp;\forall x,y\in M:\;x\sim y\rightarrow y\sim x,\\ &amp;\forall x,y,z\in </w:t>
+      </w:r>
+      <w:r>
+        <w:rPr>
+          <w:rFonts w:ascii="Times New Roman" w:hAnsi="Times New Roman" w:cs="Times New Roman"/>
+          <w:bCs w:val="0"/>
+        </w:rPr>
         <w:lastRenderedPageBreak/>
-        <w:t>Definition 3.2.10 – Äquivalenzrelation</w:t>
-      </w:r>
-    </w:p>
-    <w:p>
-      <w:pPr>
-        <w:spacing w:before="100" w:beforeAutospacing="1" w:after="100" w:afterAutospacing="1"/>
-        <w:rPr>
-          <w:rFonts w:ascii="Times New Roman" w:hAnsi="Times New Roman" w:cs="Times New Roman"/>
-          <w:bCs w:val="0"/>
-        </w:rPr>
-      </w:pPr>
-      <w:r>
-        <w:rPr>
-          <w:rFonts w:ascii="Times New Roman" w:hAnsi="Times New Roman" w:cs="Times New Roman"/>
-          <w:bCs w:val="0"/>
-        </w:rPr>
-        <w:t xml:space="preserve">Eine Relation </w:t>
-      </w:r>
-      <w:r>
-        <w:rPr>
-          <w:rFonts w:ascii="Cambria Math" w:hAnsi="Cambria Math" w:cs="Cambria Math"/>
-          <w:bCs w:val="0"/>
-        </w:rPr>
-        <w:t>∼</w:t>
-      </w:r>
-      <w:r>
-        <w:rPr>
-          <w:rFonts w:ascii="Times New Roman" w:hAnsi="Times New Roman" w:cs="Times New Roman"/>
-          <w:bCs w:val="0"/>
-        </w:rPr>
-        <w:t>\sim</w:t>
-      </w:r>
-      <w:r>
-        <w:rPr>
-          <w:rFonts w:ascii="Cambria Math" w:hAnsi="Cambria Math" w:cs="Cambria Math"/>
-          <w:bCs w:val="0"/>
-        </w:rPr>
-        <w:t>∼</w:t>
-      </w:r>
-      <w:r>
-        <w:rPr>
-          <w:rFonts w:ascii="Times New Roman" w:hAnsi="Times New Roman" w:cs="Times New Roman"/>
-          <w:bCs w:val="0"/>
-        </w:rPr>
-        <w:t xml:space="preserve"> auf MMM heißt Äquivalenzrelation, wenn sie reflexiv, symmetrisch und transitiv ist:</w:t>
-      </w:r>
-    </w:p>
-    <w:p>
-      <w:pPr>
-        <w:spacing w:after="0"/>
-        <w:rPr>
-          <w:rFonts w:ascii="Times New Roman" w:hAnsi="Times New Roman" w:cs="Times New Roman"/>
-          <w:bCs w:val="0"/>
-        </w:rPr>
-      </w:pPr>
-      <w:r>
-        <w:rPr>
-          <w:rFonts w:ascii="Cambria Math" w:hAnsi="Cambria Math" w:cs="Cambria Math"/>
-          <w:bCs w:val="0"/>
-        </w:rPr>
-        <w:t>∀</w:t>
-      </w:r>
-      <w:r>
-        <w:rPr>
-          <w:rFonts w:ascii="Times New Roman" w:hAnsi="Times New Roman" w:cs="Times New Roman"/>
-          <w:bCs w:val="0"/>
-        </w:rPr>
-        <w:t>x</w:t>
-      </w:r>
-      <w:r>
-        <w:rPr>
-          <w:rFonts w:ascii="Cambria Math" w:hAnsi="Cambria Math" w:cs="Cambria Math"/>
-          <w:bCs w:val="0"/>
-        </w:rPr>
-        <w:t>∈</w:t>
-      </w:r>
-      <w:r>
-        <w:rPr>
-          <w:rFonts w:ascii="Times New Roman" w:hAnsi="Times New Roman" w:cs="Times New Roman"/>
-          <w:bCs w:val="0"/>
-        </w:rPr>
-        <w:t>M:  x</w:t>
-      </w:r>
-      <w:r>
-        <w:rPr>
-          <w:rFonts w:ascii="Cambria Math" w:hAnsi="Cambria Math" w:cs="Cambria Math"/>
-          <w:bCs w:val="0"/>
-        </w:rPr>
-        <w:t>∼</w:t>
-      </w:r>
-      <w:r>
-        <w:rPr>
-          <w:rFonts w:ascii="Times New Roman" w:hAnsi="Times New Roman" w:cs="Times New Roman"/>
-          <w:bCs w:val="0"/>
-        </w:rPr>
-        <w:t>x,</w:t>
-      </w:r>
-      <w:r>
-        <w:rPr>
-          <w:rFonts w:ascii="Cambria Math" w:hAnsi="Cambria Math" w:cs="Cambria Math"/>
-          <w:bCs w:val="0"/>
-        </w:rPr>
-        <w:t>∀</w:t>
-      </w:r>
-      <w:r>
-        <w:rPr>
-          <w:rFonts w:ascii="Times New Roman" w:hAnsi="Times New Roman" w:cs="Times New Roman"/>
-          <w:bCs w:val="0"/>
-        </w:rPr>
-        <w:t>x,y</w:t>
-      </w:r>
-      <w:r>
-        <w:rPr>
-          <w:rFonts w:ascii="Cambria Math" w:hAnsi="Cambria Math" w:cs="Cambria Math"/>
-          <w:bCs w:val="0"/>
-        </w:rPr>
-        <w:t>∈</w:t>
-      </w:r>
-      <w:r>
-        <w:rPr>
-          <w:rFonts w:ascii="Times New Roman" w:hAnsi="Times New Roman" w:cs="Times New Roman"/>
-          <w:bCs w:val="0"/>
-        </w:rPr>
-        <w:t>M:  x</w:t>
-      </w:r>
-      <w:r>
-        <w:rPr>
-          <w:rFonts w:ascii="Cambria Math" w:hAnsi="Cambria Math" w:cs="Cambria Math"/>
-          <w:bCs w:val="0"/>
-        </w:rPr>
-        <w:t>∼</w:t>
-      </w:r>
-      <w:r>
-        <w:rPr>
-          <w:rFonts w:ascii="Times New Roman" w:hAnsi="Times New Roman" w:cs="Times New Roman"/>
-          <w:bCs w:val="0"/>
-        </w:rPr>
-        <w:t>y→y</w:t>
-      </w:r>
-      <w:r>
-        <w:rPr>
-          <w:rFonts w:ascii="Cambria Math" w:hAnsi="Cambria Math" w:cs="Cambria Math"/>
-          <w:bCs w:val="0"/>
-        </w:rPr>
-        <w:t>∼</w:t>
-      </w:r>
-      <w:r>
-        <w:rPr>
-          <w:rFonts w:ascii="Times New Roman" w:hAnsi="Times New Roman" w:cs="Times New Roman"/>
-          <w:bCs w:val="0"/>
-        </w:rPr>
-        <w:t>x,</w:t>
-      </w:r>
-      <w:r>
-        <w:rPr>
-          <w:rFonts w:ascii="Cambria Math" w:hAnsi="Cambria Math" w:cs="Cambria Math"/>
-          <w:bCs w:val="0"/>
-        </w:rPr>
-        <w:t>∀</w:t>
-      </w:r>
-      <w:r>
-        <w:rPr>
-          <w:rFonts w:ascii="Times New Roman" w:hAnsi="Times New Roman" w:cs="Times New Roman"/>
-          <w:bCs w:val="0"/>
-        </w:rPr>
-        <w:t>x,y,z</w:t>
-      </w:r>
-      <w:r>
-        <w:rPr>
-          <w:rFonts w:ascii="Cambria Math" w:hAnsi="Cambria Math" w:cs="Cambria Math"/>
-          <w:bCs w:val="0"/>
-        </w:rPr>
-        <w:t>∈</w:t>
-      </w:r>
-      <w:r>
-        <w:rPr>
-          <w:rFonts w:ascii="Times New Roman" w:hAnsi="Times New Roman" w:cs="Times New Roman"/>
-          <w:bCs w:val="0"/>
-        </w:rPr>
-        <w:t>M:  (x</w:t>
-      </w:r>
-      <w:r>
-        <w:rPr>
-          <w:rFonts w:ascii="Cambria Math" w:hAnsi="Cambria Math" w:cs="Cambria Math"/>
-          <w:bCs w:val="0"/>
-        </w:rPr>
-        <w:t>∼</w:t>
-      </w:r>
-      <w:r>
-        <w:rPr>
-          <w:rFonts w:ascii="Times New Roman" w:hAnsi="Times New Roman" w:cs="Times New Roman"/>
-          <w:bCs w:val="0"/>
-        </w:rPr>
-        <w:t>y</w:t>
-      </w:r>
-      <w:r>
-        <w:rPr>
-          <w:rFonts w:ascii="Cambria Math" w:hAnsi="Cambria Math" w:cs="Cambria Math"/>
-          <w:bCs w:val="0"/>
-        </w:rPr>
-        <w:t>∧</w:t>
-      </w:r>
-      <w:r>
-        <w:rPr>
-          <w:rFonts w:ascii="Times New Roman" w:hAnsi="Times New Roman" w:cs="Times New Roman"/>
-          <w:bCs w:val="0"/>
-        </w:rPr>
-        <w:t>y</w:t>
-      </w:r>
-      <w:r>
-        <w:rPr>
-          <w:rFonts w:ascii="Cambria Math" w:hAnsi="Cambria Math" w:cs="Cambria Math"/>
-          <w:bCs w:val="0"/>
-        </w:rPr>
-        <w:t>∼</w:t>
-      </w:r>
-      <w:r>
-        <w:rPr>
-          <w:rFonts w:ascii="Times New Roman" w:hAnsi="Times New Roman" w:cs="Times New Roman"/>
-          <w:bCs w:val="0"/>
-        </w:rPr>
-        <w:t>z)→x</w:t>
-      </w:r>
-      <w:r>
-        <w:rPr>
-          <w:rFonts w:ascii="Cambria Math" w:hAnsi="Cambria Math" w:cs="Cambria Math"/>
-          <w:bCs w:val="0"/>
-        </w:rPr>
-        <w:t>∼</w:t>
-      </w:r>
-      <w:r>
-        <w:rPr>
-          <w:rFonts w:ascii="Times New Roman" w:hAnsi="Times New Roman" w:cs="Times New Roman"/>
-          <w:bCs w:val="0"/>
-        </w:rPr>
-        <w:t>z.(3.171)\begin{aligned} &amp;\forall x\in M:\;x\sim x,\\ &amp;\forall x,y\in M:\;x\sim y\rightarrow y\sim x,\\ &amp;\forall x,y,z\in M:\;(x\sim y\land y\sim z)\rightarrow x\sim z. \end{aligned} \tag{3.171}​</w:t>
+        <w:t>M:\;(x\sim y\land y\sim z)\rightarrow x\sim z. \end{aligned} \tag{3.171}​</w:t>
       </w:r>
       <w:r>
         <w:rPr>
@@ -6324,7 +6407,6 @@
           <w:bCs w:val="0"/>
           <w:lang w:val="en-US"/>
         </w:rPr>
-        <w:lastRenderedPageBreak/>
         <w:t xml:space="preserve">Word-LaTeX: </w:t>
       </w:r>
       <w:r>
@@ -6426,6 +6508,7 @@
           <w:rFonts w:ascii="Times New Roman" w:hAnsi="Times New Roman" w:cs="Times New Roman"/>
           <w:bCs w:val="0"/>
         </w:rPr>
+        <w:lastRenderedPageBreak/>
         <w:t>Äquivalenzrelationen ermöglichen eine kontrollierte Abstraktion. Sie ersetzen einzelne Elemente durch Klassen von Elementen, die hinsichtlich eines festgelegten Kriteriums nicht mehr unterschieden werden. Die Quotientenbildung reduziert damit die Auflösung eines Modells. Welche Unterschiede erhalten bleiben und welche ausgeblendet werden, hängt vollständig von der gewählten Äquivalenzrelation ab.</w:t>
       </w:r>
     </w:p>
@@ -7377,7 +7460,6 @@
           <w:rFonts w:ascii="Times New Roman" w:hAnsi="Times New Roman" w:cs="Times New Roman"/>
           <w:bCs w:val="0"/>
         </w:rPr>
-        <w:lastRenderedPageBreak/>
         <w:t>Die bisher betrachteten Relationseigenschaften beschreiben statische Bedingungen. Für die weitere mathematische Entwicklung ist jedoch ebenso wichtig, dass aus Relationen neue Relationen konstruiert werden können. Zu den grundlegenden Operationen gehören Umkehrung und Komposition.</w:t>
       </w:r>
     </w:p>
@@ -7415,6 +7497,7 @@
           <w:rFonts w:ascii="Times New Roman" w:hAnsi="Times New Roman" w:cs="Times New Roman"/>
           <w:bCs w:val="0"/>
         </w:rPr>
+        <w:lastRenderedPageBreak/>
         <w:t>Für eine Relation R</w:t>
       </w:r>
       <w:r>
@@ -8474,7 +8557,6 @@
           <w:rFonts w:ascii="Times New Roman" w:hAnsi="Times New Roman" w:cs="Times New Roman"/>
           <w:bCs w:val="0"/>
         </w:rPr>
-        <w:lastRenderedPageBreak/>
         <w:t>T</w:t>
       </w:r>
       <w:r>
@@ -8674,6 +8756,7 @@
           <w:rFonts w:ascii="Times New Roman" w:hAnsi="Times New Roman" w:cs="Times New Roman"/>
           <w:bCs w:val="0"/>
         </w:rPr>
+        <w:lastRenderedPageBreak/>
         <w:t>Für a</w:t>
       </w:r>
       <w:r>
@@ -10000,6 +10083,130 @@
           <w:bCs w:val="0"/>
           <w:lang w:val="en-US"/>
         </w:rPr>
+        <w:t xml:space="preserve">Word-LaTeX: </w:t>
+      </w:r>
+      <w:r>
+        <w:rPr>
+          <w:rFonts w:ascii="Courier New" w:hAnsi="Courier New" w:cs="Courier New"/>
+          <w:bCs w:val="0"/>
+          <w:sz w:val="20"/>
+          <w:szCs w:val="20"/>
+          <w:lang w:val="en-US"/>
+        </w:rPr>
+        <w:t>R^{n+</w:t>
+      </w:r>
+      <w:proofErr w:type="gramStart"/>
+      <w:r>
+        <w:rPr>
+          <w:rFonts w:ascii="Courier New" w:hAnsi="Courier New" w:cs="Courier New"/>
+          <w:bCs w:val="0"/>
+          <w:sz w:val="20"/>
+          <w:szCs w:val="20"/>
+          <w:lang w:val="en-US"/>
+        </w:rPr>
+        <w:t>1}=</w:t>
+      </w:r>
+      <w:proofErr w:type="gramEnd"/>
+      <w:r>
+        <w:rPr>
+          <w:rFonts w:ascii="Courier New" w:hAnsi="Courier New" w:cs="Courier New"/>
+          <w:bCs w:val="0"/>
+          <w:sz w:val="20"/>
+          <w:szCs w:val="20"/>
+          <w:lang w:val="en-US"/>
+        </w:rPr>
+        <w:t>R\circ R^n</w:t>
+      </w:r>
+    </w:p>
+    <w:p>
+      <w:pPr>
+        <w:spacing w:before="100" w:beforeAutospacing="1" w:after="100" w:afterAutospacing="1"/>
+        <w:rPr>
+          <w:rFonts w:ascii="Times New Roman" w:hAnsi="Times New Roman" w:cs="Times New Roman"/>
+          <w:bCs w:val="0"/>
+        </w:rPr>
+      </w:pPr>
+      <w:r>
+        <w:rPr>
+          <w:rFonts w:ascii="Times New Roman" w:hAnsi="Times New Roman" w:cs="Times New Roman"/>
+          <w:bCs w:val="0"/>
+        </w:rPr>
+        <w:t>Die transitive Hülle von RRR ist dann</w:t>
+      </w:r>
+    </w:p>
+    <w:p>
+      <w:pPr>
+        <w:spacing w:after="0"/>
+        <w:rPr>
+          <w:rFonts w:ascii="Times New Roman" w:hAnsi="Times New Roman" w:cs="Times New Roman"/>
+          <w:bCs w:val="0"/>
+        </w:rPr>
+      </w:pPr>
+      <w:r>
+        <w:rPr>
+          <w:rFonts w:ascii="Times New Roman" w:hAnsi="Times New Roman" w:cs="Times New Roman"/>
+          <w:bCs w:val="0"/>
+        </w:rPr>
+        <w:t>R+=</w:t>
+      </w:r>
+      <w:r>
+        <w:rPr>
+          <w:rFonts w:ascii="Cambria Math" w:hAnsi="Cambria Math" w:cs="Cambria Math"/>
+          <w:bCs w:val="0"/>
+        </w:rPr>
+        <w:t>⋃</w:t>
+      </w:r>
+      <w:r>
+        <w:rPr>
+          <w:rFonts w:ascii="Times New Roman" w:hAnsi="Times New Roman" w:cs="Times New Roman"/>
+          <w:bCs w:val="0"/>
+        </w:rPr>
+        <w:t>n=1∞</w:t>
+      </w:r>
+      <w:proofErr w:type="gramStart"/>
+      <w:r>
+        <w:rPr>
+          <w:rFonts w:ascii="Times New Roman" w:hAnsi="Times New Roman" w:cs="Times New Roman"/>
+          <w:bCs w:val="0"/>
+        </w:rPr>
+        <w:t>Rn.(</w:t>
+      </w:r>
+      <w:proofErr w:type="gramEnd"/>
+      <w:r>
+        <w:rPr>
+          <w:rFonts w:ascii="Times New Roman" w:hAnsi="Times New Roman" w:cs="Times New Roman"/>
+          <w:bCs w:val="0"/>
+        </w:rPr>
+        <w:t>3.187)R^{+}=\bigcup_{n=1}^{\infty}R^n. \tag{3.187}R+=n=1</w:t>
+      </w:r>
+      <w:r>
+        <w:rPr>
+          <w:rFonts w:ascii="Cambria Math" w:hAnsi="Cambria Math" w:cs="Cambria Math"/>
+          <w:bCs w:val="0"/>
+        </w:rPr>
+        <w:t>⋃</w:t>
+      </w:r>
+      <w:r>
+        <w:rPr>
+          <w:rFonts w:ascii="Times New Roman" w:hAnsi="Times New Roman" w:cs="Times New Roman"/>
+          <w:bCs w:val="0"/>
+        </w:rPr>
+        <w:t xml:space="preserve">∞​Rn.(3.187) </w:t>
+      </w:r>
+    </w:p>
+    <w:p>
+      <w:pPr>
+        <w:spacing w:before="100" w:beforeAutospacing="1" w:after="100" w:afterAutospacing="1"/>
+        <w:rPr>
+          <w:rFonts w:ascii="Times New Roman" w:hAnsi="Times New Roman" w:cs="Times New Roman"/>
+          <w:bCs w:val="0"/>
+        </w:rPr>
+      </w:pPr>
+      <w:r>
+        <w:rPr>
+          <w:rFonts w:ascii="Times New Roman" w:hAnsi="Times New Roman" w:cs="Times New Roman"/>
+          <w:bCs w:val="0"/>
+        </w:rPr>
         <w:lastRenderedPageBreak/>
         <w:t xml:space="preserve">Word-LaTeX: </w:t>
       </w:r>
@@ -10009,9 +10216,8 @@
           <w:bCs w:val="0"/>
           <w:sz w:val="20"/>
           <w:szCs w:val="20"/>
-          <w:lang w:val="en-US"/>
-        </w:rPr>
-        <w:t>R^{n+</w:t>
+        </w:rPr>
+        <w:t>R^{</w:t>
       </w:r>
       <w:proofErr w:type="gramStart"/>
       <w:r>
@@ -10020,9 +10226,8 @@
           <w:bCs w:val="0"/>
           <w:sz w:val="20"/>
           <w:szCs w:val="20"/>
-          <w:lang w:val="en-US"/>
-        </w:rPr>
-        <w:t>1}=</w:t>
+        </w:rPr>
+        <w:t>+}=</w:t>
       </w:r>
       <w:proofErr w:type="gramEnd"/>
       <w:r>
@@ -10031,25 +10236,24 @@
           <w:bCs w:val="0"/>
           <w:sz w:val="20"/>
           <w:szCs w:val="20"/>
-          <w:lang w:val="en-US"/>
-        </w:rPr>
-        <w:t>R\circ R^n</w:t>
-      </w:r>
-    </w:p>
-    <w:p>
-      <w:pPr>
-        <w:spacing w:before="100" w:beforeAutospacing="1" w:after="100" w:afterAutospacing="1"/>
-        <w:rPr>
-          <w:rFonts w:ascii="Times New Roman" w:hAnsi="Times New Roman" w:cs="Times New Roman"/>
-          <w:bCs w:val="0"/>
-        </w:rPr>
-      </w:pPr>
-      <w:r>
-        <w:rPr>
-          <w:rFonts w:ascii="Times New Roman" w:hAnsi="Times New Roman" w:cs="Times New Roman"/>
-          <w:bCs w:val="0"/>
-        </w:rPr>
-        <w:t>Die transitive Hülle von RRR ist dann</w:t>
+        </w:rPr>
+        <w:t>\bigcup_{n=1}^{\infty}R^n</w:t>
+      </w:r>
+    </w:p>
+    <w:p>
+      <w:pPr>
+        <w:spacing w:before="100" w:beforeAutospacing="1" w:after="100" w:afterAutospacing="1"/>
+        <w:rPr>
+          <w:rFonts w:ascii="Times New Roman" w:hAnsi="Times New Roman" w:cs="Times New Roman"/>
+          <w:bCs w:val="0"/>
+        </w:rPr>
+      </w:pPr>
+      <w:r>
+        <w:rPr>
+          <w:rFonts w:ascii="Times New Roman" w:hAnsi="Times New Roman" w:cs="Times New Roman"/>
+          <w:bCs w:val="0"/>
+        </w:rPr>
+        <w:t>Wird zusätzlich die Identitätsrelation einbezogen, entsteht die reflexiv-transitive Hülle</w:t>
       </w:r>
     </w:p>
     <w:p>
@@ -10065,21 +10269,35 @@
           <w:rFonts w:ascii="Times New Roman" w:hAnsi="Times New Roman" w:cs="Times New Roman"/>
           <w:bCs w:val="0"/>
         </w:rPr>
-        <w:t>R+=</w:t>
-      </w:r>
-      <w:r>
-        <w:rPr>
-          <w:rFonts w:ascii="Cambria Math" w:hAnsi="Cambria Math" w:cs="Cambria Math"/>
-          <w:bCs w:val="0"/>
-        </w:rPr>
-        <w:t>⋃</w:t>
-      </w:r>
-      <w:r>
-        <w:rPr>
-          <w:rFonts w:ascii="Times New Roman" w:hAnsi="Times New Roman" w:cs="Times New Roman"/>
-          <w:bCs w:val="0"/>
-        </w:rPr>
-        <w:t>n=1∞</w:t>
+        <w:t>R</w:t>
+      </w:r>
+      <w:r>
+        <w:rPr>
+          <w:rFonts w:ascii="Cambria Math" w:hAnsi="Cambria Math" w:cs="Cambria Math"/>
+          <w:bCs w:val="0"/>
+        </w:rPr>
+        <w:t>∗</w:t>
+      </w:r>
+      <w:r>
+        <w:rPr>
+          <w:rFonts w:ascii="Times New Roman" w:hAnsi="Times New Roman" w:cs="Times New Roman"/>
+          <w:bCs w:val="0"/>
+        </w:rPr>
+        <w:t>=ΔM</w:t>
+      </w:r>
+      <w:r>
+        <w:rPr>
+          <w:rFonts w:ascii="Cambria Math" w:hAnsi="Cambria Math" w:cs="Cambria Math"/>
+          <w:bCs w:val="0"/>
+        </w:rPr>
+        <w:t>∪</w:t>
+      </w:r>
+      <w:r>
+        <w:rPr>
+          <w:rFonts w:ascii="Times New Roman" w:hAnsi="Times New Roman" w:cs="Times New Roman"/>
+          <w:bCs w:val="0"/>
+        </w:rPr>
+        <w:t>R</w:t>
       </w:r>
       <w:proofErr w:type="gramStart"/>
       <w:r>
@@ -10087,7 +10305,7 @@
           <w:rFonts w:ascii="Times New Roman" w:hAnsi="Times New Roman" w:cs="Times New Roman"/>
           <w:bCs w:val="0"/>
         </w:rPr>
-        <w:t>Rn.(</w:t>
+        <w:t>+.(</w:t>
       </w:r>
       <w:proofErr w:type="gramEnd"/>
       <w:r>
@@ -10095,21 +10313,51 @@
           <w:rFonts w:ascii="Times New Roman" w:hAnsi="Times New Roman" w:cs="Times New Roman"/>
           <w:bCs w:val="0"/>
         </w:rPr>
-        <w:t>3.187)R^{+}=\bigcup_{n=1}^{\infty}R^n. \tag{3.187}R+=n=1</w:t>
-      </w:r>
-      <w:r>
-        <w:rPr>
-          <w:rFonts w:ascii="Cambria Math" w:hAnsi="Cambria Math" w:cs="Cambria Math"/>
-          <w:bCs w:val="0"/>
-        </w:rPr>
-        <w:t>⋃</w:t>
-      </w:r>
-      <w:r>
-        <w:rPr>
-          <w:rFonts w:ascii="Times New Roman" w:hAnsi="Times New Roman" w:cs="Times New Roman"/>
-          <w:bCs w:val="0"/>
-        </w:rPr>
-        <w:t xml:space="preserve">∞​Rn.(3.187) </w:t>
+        <w:t>3.188)R^{*}=\Delta_M\cup R^{+}. \</w:t>
+      </w:r>
+      <w:proofErr w:type="gramStart"/>
+      <w:r>
+        <w:rPr>
+          <w:rFonts w:ascii="Times New Roman" w:hAnsi="Times New Roman" w:cs="Times New Roman"/>
+          <w:bCs w:val="0"/>
+        </w:rPr>
+        <w:t>tag{</w:t>
+      </w:r>
+      <w:proofErr w:type="gramEnd"/>
+      <w:r>
+        <w:rPr>
+          <w:rFonts w:ascii="Times New Roman" w:hAnsi="Times New Roman" w:cs="Times New Roman"/>
+          <w:bCs w:val="0"/>
+        </w:rPr>
+        <w:t>3.188}R</w:t>
+      </w:r>
+      <w:r>
+        <w:rPr>
+          <w:rFonts w:ascii="Cambria Math" w:hAnsi="Cambria Math" w:cs="Cambria Math"/>
+          <w:bCs w:val="0"/>
+        </w:rPr>
+        <w:t>∗</w:t>
+      </w:r>
+      <w:r>
+        <w:rPr>
+          <w:rFonts w:ascii="Times New Roman" w:hAnsi="Times New Roman" w:cs="Times New Roman"/>
+          <w:bCs w:val="0"/>
+        </w:rPr>
+        <w:t>=ΔM​</w:t>
+      </w:r>
+      <w:r>
+        <w:rPr>
+          <w:rFonts w:ascii="Cambria Math" w:hAnsi="Cambria Math" w:cs="Cambria Math"/>
+          <w:bCs w:val="0"/>
+        </w:rPr>
+        <w:t>∪</w:t>
+      </w:r>
+      <w:r>
+        <w:rPr>
+          <w:rFonts w:ascii="Times New Roman" w:hAnsi="Times New Roman" w:cs="Times New Roman"/>
+          <w:bCs w:val="0"/>
+        </w:rPr>
+        <w:t xml:space="preserve">R+.(3.188) </w:t>
       </w:r>
     </w:p>
     <w:p>
@@ -10134,7 +10382,7 @@
           <w:sz w:val="20"/>
           <w:szCs w:val="20"/>
         </w:rPr>
-        <w:t>R^{</w:t>
+        <w:t>R</w:t>
       </w:r>
       <w:proofErr w:type="gramStart"/>
       <w:r>
@@ -10144,7 +10392,7 @@
           <w:sz w:val="20"/>
           <w:szCs w:val="20"/>
         </w:rPr>
-        <w:t>+}=</w:t>
+        <w:t>^{</w:t>
       </w:r>
       <w:proofErr w:type="gramEnd"/>
       <w:r>
@@ -10154,23 +10402,39 @@
           <w:sz w:val="20"/>
           <w:szCs w:val="20"/>
         </w:rPr>
-        <w:t>\bigcup_{n=1}^{\infty}R^n</w:t>
-      </w:r>
-    </w:p>
-    <w:p>
-      <w:pPr>
-        <w:spacing w:before="100" w:beforeAutospacing="1" w:after="100" w:afterAutospacing="1"/>
-        <w:rPr>
-          <w:rFonts w:ascii="Times New Roman" w:hAnsi="Times New Roman" w:cs="Times New Roman"/>
-          <w:bCs w:val="0"/>
-        </w:rPr>
-      </w:pPr>
-      <w:r>
-        <w:rPr>
-          <w:rFonts w:ascii="Times New Roman" w:hAnsi="Times New Roman" w:cs="Times New Roman"/>
-          <w:bCs w:val="0"/>
-        </w:rPr>
-        <w:t>Wird zusätzlich die Identitätsrelation einbezogen, entsteht die reflexiv-transitive Hülle</w:t>
+        <w:t>*}=\Delta_M\cup R^{+}</w:t>
+      </w:r>
+    </w:p>
+    <w:p>
+      <w:pPr>
+        <w:spacing w:before="100" w:beforeAutospacing="1" w:after="100" w:afterAutospacing="1"/>
+        <w:rPr>
+          <w:rFonts w:ascii="Times New Roman" w:hAnsi="Times New Roman" w:cs="Times New Roman"/>
+          <w:bCs w:val="0"/>
+        </w:rPr>
+      </w:pPr>
+      <w:r>
+        <w:rPr>
+          <w:rFonts w:ascii="Times New Roman" w:hAnsi="Times New Roman" w:cs="Times New Roman"/>
+          <w:bCs w:val="0"/>
+        </w:rPr>
+        <w:t>Diese Konstruktionen sind für Pfad-, Erreichbarkeits- und Abhängigkeitsanalysen grundlegend. Sie unterscheiden unmittelbare Beziehungen von solchen Verbindungen, die erst über eine Folge relationaler Schritte entstehen. Dennoch bleibt auch hier der konkrete Verlauf abstrakt. Die transitive Hülle gibt an, dass irgendeine endliche Verbindung existiert. Sie bewahrt ohne zusätzliche Struktur weder die Zahl noch die Art der möglichen Zwischenwege.</w:t>
+      </w:r>
+    </w:p>
+    <w:p>
+      <w:pPr>
+        <w:spacing w:before="100" w:beforeAutospacing="1" w:after="100" w:afterAutospacing="1"/>
+        <w:rPr>
+          <w:rFonts w:ascii="Times New Roman" w:hAnsi="Times New Roman" w:cs="Times New Roman"/>
+          <w:bCs w:val="0"/>
+        </w:rPr>
+      </w:pPr>
+      <w:r>
+        <w:rPr>
+          <w:rFonts w:ascii="Times New Roman" w:hAnsi="Times New Roman" w:cs="Times New Roman"/>
+          <w:bCs w:val="0"/>
+        </w:rPr>
+        <w:t>Relationen können außerdem als Matrizen dargestellt werden, sofern die beteiligten Mengen endlich sind. Sei</w:t>
       </w:r>
     </w:p>
     <w:p>
@@ -10179,64 +10443,41 @@
         <w:rPr>
           <w:rFonts w:ascii="Times New Roman" w:hAnsi="Times New Roman" w:cs="Times New Roman"/>
           <w:bCs w:val="0"/>
-        </w:rPr>
-      </w:pPr>
-      <w:r>
-        <w:rPr>
-          <w:rFonts w:ascii="Times New Roman" w:hAnsi="Times New Roman" w:cs="Times New Roman"/>
-          <w:bCs w:val="0"/>
-        </w:rPr>
-        <w:t>R</w:t>
-      </w:r>
-      <w:r>
-        <w:rPr>
-          <w:rFonts w:ascii="Cambria Math" w:hAnsi="Cambria Math" w:cs="Cambria Math"/>
-          <w:bCs w:val="0"/>
-        </w:rPr>
-        <w:t>∗</w:t>
-      </w:r>
-      <w:r>
-        <w:rPr>
-          <w:rFonts w:ascii="Times New Roman" w:hAnsi="Times New Roman" w:cs="Times New Roman"/>
-          <w:bCs w:val="0"/>
-        </w:rPr>
-        <w:t>=ΔM</w:t>
-      </w:r>
-      <w:r>
-        <w:rPr>
-          <w:rFonts w:ascii="Cambria Math" w:hAnsi="Cambria Math" w:cs="Cambria Math"/>
-          <w:bCs w:val="0"/>
-        </w:rPr>
-        <w:t>∪</w:t>
-      </w:r>
-      <w:r>
-        <w:rPr>
-          <w:rFonts w:ascii="Times New Roman" w:hAnsi="Times New Roman" w:cs="Times New Roman"/>
-          <w:bCs w:val="0"/>
-        </w:rPr>
-        <w:t>R</w:t>
+          <w:lang w:val="en-US"/>
+        </w:rPr>
+      </w:pPr>
+      <w:r>
+        <w:rPr>
+          <w:rFonts w:ascii="Times New Roman" w:hAnsi="Times New Roman" w:cs="Times New Roman"/>
+          <w:bCs w:val="0"/>
+          <w:lang w:val="en-US"/>
+        </w:rPr>
+        <w:t>A={a</w:t>
       </w:r>
       <w:proofErr w:type="gramStart"/>
       <w:r>
         <w:rPr>
           <w:rFonts w:ascii="Times New Roman" w:hAnsi="Times New Roman" w:cs="Times New Roman"/>
           <w:bCs w:val="0"/>
-        </w:rPr>
-        <w:t>+.(</w:t>
+          <w:lang w:val="en-US"/>
+        </w:rPr>
+        <w:t>1,…</w:t>
       </w:r>
       <w:proofErr w:type="gramEnd"/>
       <w:r>
         <w:rPr>
           <w:rFonts w:ascii="Times New Roman" w:hAnsi="Times New Roman" w:cs="Times New Roman"/>
           <w:bCs w:val="0"/>
-        </w:rPr>
-        <w:t>3.188)R^{*}=\Delta_M\cup R^{+}. \</w:t>
+          <w:lang w:val="en-US"/>
+        </w:rPr>
+        <w:t>,am},B={b1,…,bn}.(3.189)A=\{a_1,\ldots,a_m\}, \qquad B=\{b_1,\ldots,b_n\}. \</w:t>
       </w:r>
       <w:proofErr w:type="gramStart"/>
       <w:r>
         <w:rPr>
           <w:rFonts w:ascii="Times New Roman" w:hAnsi="Times New Roman" w:cs="Times New Roman"/>
           <w:bCs w:val="0"/>
+          <w:lang w:val="en-US"/>
         </w:rPr>
         <w:t>tag{</w:t>
       </w:r>
@@ -10245,50 +10486,25 @@
         <w:rPr>
           <w:rFonts w:ascii="Times New Roman" w:hAnsi="Times New Roman" w:cs="Times New Roman"/>
           <w:bCs w:val="0"/>
-        </w:rPr>
-        <w:t>3.188}R</w:t>
-      </w:r>
-      <w:r>
-        <w:rPr>
-          <w:rFonts w:ascii="Cambria Math" w:hAnsi="Cambria Math" w:cs="Cambria Math"/>
-          <w:bCs w:val="0"/>
-        </w:rPr>
-        <w:t>∗</w:t>
-      </w:r>
-      <w:r>
-        <w:rPr>
-          <w:rFonts w:ascii="Times New Roman" w:hAnsi="Times New Roman" w:cs="Times New Roman"/>
-          <w:bCs w:val="0"/>
-        </w:rPr>
-        <w:t>=ΔM​</w:t>
-      </w:r>
-      <w:r>
-        <w:rPr>
-          <w:rFonts w:ascii="Cambria Math" w:hAnsi="Cambria Math" w:cs="Cambria Math"/>
-          <w:bCs w:val="0"/>
-        </w:rPr>
-        <w:t>∪</w:t>
-      </w:r>
-      <w:r>
-        <w:rPr>
-          <w:rFonts w:ascii="Times New Roman" w:hAnsi="Times New Roman" w:cs="Times New Roman"/>
-          <w:bCs w:val="0"/>
-        </w:rPr>
-        <w:t xml:space="preserve">R+.(3.188) </w:t>
-      </w:r>
-    </w:p>
-    <w:p>
-      <w:pPr>
-        <w:spacing w:before="100" w:beforeAutospacing="1" w:after="100" w:afterAutospacing="1"/>
-        <w:rPr>
-          <w:rFonts w:ascii="Times New Roman" w:hAnsi="Times New Roman" w:cs="Times New Roman"/>
-          <w:bCs w:val="0"/>
-        </w:rPr>
-      </w:pPr>
-      <w:r>
-        <w:rPr>
-          <w:rFonts w:ascii="Times New Roman" w:hAnsi="Times New Roman" w:cs="Times New Roman"/>
-          <w:bCs w:val="0"/>
+          <w:lang w:val="en-US"/>
+        </w:rPr>
+        <w:t xml:space="preserve">3.189}A={a1​,…,am​},B={b1​,…,bn​}.(3.189) </w:t>
+      </w:r>
+    </w:p>
+    <w:p>
+      <w:pPr>
+        <w:spacing w:before="100" w:beforeAutospacing="1" w:after="100" w:afterAutospacing="1"/>
+        <w:rPr>
+          <w:rFonts w:ascii="Times New Roman" w:hAnsi="Times New Roman" w:cs="Times New Roman"/>
+          <w:bCs w:val="0"/>
+          <w:lang w:val="en-US"/>
+        </w:rPr>
+      </w:pPr>
+      <w:r>
+        <w:rPr>
+          <w:rFonts w:ascii="Times New Roman" w:hAnsi="Times New Roman" w:cs="Times New Roman"/>
+          <w:bCs w:val="0"/>
+          <w:lang w:val="en-US"/>
         </w:rPr>
         <w:t xml:space="preserve">Word-LaTeX: </w:t>
       </w:r>
@@ -10298,8 +10514,9 @@
           <w:bCs w:val="0"/>
           <w:sz w:val="20"/>
           <w:szCs w:val="20"/>
-        </w:rPr>
-        <w:t>R</w:t>
+          <w:lang w:val="en-US"/>
+        </w:rPr>
+        <w:t>A=\{a_</w:t>
       </w:r>
       <w:proofErr w:type="gramStart"/>
       <w:r>
@@ -10308,8 +10525,9 @@
           <w:bCs w:val="0"/>
           <w:sz w:val="20"/>
           <w:szCs w:val="20"/>
-        </w:rPr>
-        <w:t>^{</w:t>
+          <w:lang w:val="en-US"/>
+        </w:rPr>
+        <w:t>1,\</w:t>
       </w:r>
       <w:proofErr w:type="gramEnd"/>
       <w:r>
@@ -10318,40 +10536,53 @@
           <w:bCs w:val="0"/>
           <w:sz w:val="20"/>
           <w:szCs w:val="20"/>
-        </w:rPr>
-        <w:t>*}=\Delta_M\cup R^{+}</w:t>
-      </w:r>
-    </w:p>
-    <w:p>
-      <w:pPr>
-        <w:spacing w:before="100" w:beforeAutospacing="1" w:after="100" w:afterAutospacing="1"/>
-        <w:rPr>
-          <w:rFonts w:ascii="Times New Roman" w:hAnsi="Times New Roman" w:cs="Times New Roman"/>
-          <w:bCs w:val="0"/>
-        </w:rPr>
-      </w:pPr>
-      <w:r>
-        <w:rPr>
-          <w:rFonts w:ascii="Times New Roman" w:hAnsi="Times New Roman" w:cs="Times New Roman"/>
-          <w:bCs w:val="0"/>
-        </w:rPr>
-        <w:t>Diese Konstruktionen sind für Pfad-, Erreichbarkeits- und Abhängigkeitsanalysen grundlegend. Sie unterscheiden unmittelbare Beziehungen von solchen Verbindungen, die erst über eine Folge relationaler Schritte entstehen. Dennoch bleibt auch hier der konkrete Verlauf abstrakt. Die transitive Hülle gibt an, dass irgendeine endliche Verbindung existiert. Sie bewahrt ohne zusätzliche Struktur weder die Zahl noch die Art der möglichen Zwischenwege.</w:t>
-      </w:r>
-    </w:p>
-    <w:p>
-      <w:pPr>
-        <w:spacing w:before="100" w:beforeAutospacing="1" w:after="100" w:afterAutospacing="1"/>
-        <w:rPr>
-          <w:rFonts w:ascii="Times New Roman" w:hAnsi="Times New Roman" w:cs="Times New Roman"/>
-          <w:bCs w:val="0"/>
-        </w:rPr>
-      </w:pPr>
-      <w:r>
-        <w:rPr>
-          <w:rFonts w:ascii="Times New Roman" w:hAnsi="Times New Roman" w:cs="Times New Roman"/>
-          <w:bCs w:val="0"/>
-        </w:rPr>
-        <w:t>Relationen können außerdem als Matrizen dargestellt werden, sofern die beteiligten Mengen endlich sind. Sei</w:t>
+          <w:lang w:val="en-US"/>
+        </w:rPr>
+        <w:t>ldots,a_m\},\qquad B=\{b_1,\ldots,b_n\}</w:t>
+      </w:r>
+    </w:p>
+    <w:p>
+      <w:pPr>
+        <w:spacing w:before="100" w:beforeAutospacing="1" w:after="100" w:afterAutospacing="1"/>
+        <w:rPr>
+          <w:rFonts w:ascii="Times New Roman" w:hAnsi="Times New Roman" w:cs="Times New Roman"/>
+          <w:bCs w:val="0"/>
+        </w:rPr>
+      </w:pPr>
+      <w:r>
+        <w:rPr>
+          <w:rFonts w:ascii="Times New Roman" w:hAnsi="Times New Roman" w:cs="Times New Roman"/>
+          <w:bCs w:val="0"/>
+        </w:rPr>
+        <w:t>Dann lässt sich einer Relation R</w:t>
+      </w:r>
+      <w:r>
+        <w:rPr>
+          <w:rFonts w:ascii="Cambria Math" w:hAnsi="Cambria Math" w:cs="Cambria Math"/>
+          <w:bCs w:val="0"/>
+        </w:rPr>
+        <w:t>⊆</w:t>
+      </w:r>
+      <w:r>
+        <w:rPr>
+          <w:rFonts w:ascii="Times New Roman" w:hAnsi="Times New Roman" w:cs="Times New Roman"/>
+          <w:bCs w:val="0"/>
+        </w:rPr>
+        <w:t>A×BR\subseteq A\times BR</w:t>
+      </w:r>
+      <w:r>
+        <w:rPr>
+          <w:rFonts w:ascii="Cambria Math" w:hAnsi="Cambria Math" w:cs="Cambria Math"/>
+          <w:bCs w:val="0"/>
+        </w:rPr>
+        <w:t>⊆</w:t>
+      </w:r>
+      <w:r>
+        <w:rPr>
+          <w:rFonts w:ascii="Times New Roman" w:hAnsi="Times New Roman" w:cs="Times New Roman"/>
+          <w:bCs w:val="0"/>
+        </w:rPr>
+        <w:t>A×B die Relationsmatrix</w:t>
       </w:r>
     </w:p>
     <w:p>
@@ -10360,52 +10591,30 @@
         <w:rPr>
           <w:rFonts w:ascii="Times New Roman" w:hAnsi="Times New Roman" w:cs="Times New Roman"/>
           <w:bCs w:val="0"/>
-          <w:lang w:val="en-US"/>
-        </w:rPr>
-      </w:pPr>
-      <w:r>
-        <w:rPr>
-          <w:rFonts w:ascii="Times New Roman" w:hAnsi="Times New Roman" w:cs="Times New Roman"/>
-          <w:bCs w:val="0"/>
-          <w:lang w:val="en-US"/>
-        </w:rPr>
-        <w:t>A={a</w:t>
+        </w:rPr>
+      </w:pPr>
+      <w:r>
+        <w:rPr>
+          <w:rFonts w:ascii="Times New Roman" w:hAnsi="Times New Roman" w:cs="Times New Roman"/>
+          <w:bCs w:val="0"/>
+        </w:rPr>
+        <w:t>MR=(rij)(</w:t>
       </w:r>
       <w:proofErr w:type="gramStart"/>
       <w:r>
         <w:rPr>
           <w:rFonts w:ascii="Times New Roman" w:hAnsi="Times New Roman" w:cs="Times New Roman"/>
           <w:bCs w:val="0"/>
-          <w:lang w:val="en-US"/>
-        </w:rPr>
-        <w:t>1,…</w:t>
+        </w:rPr>
+        <w:t>3.190)\</w:t>
       </w:r>
       <w:proofErr w:type="gramEnd"/>
       <w:r>
         <w:rPr>
           <w:rFonts w:ascii="Times New Roman" w:hAnsi="Times New Roman" w:cs="Times New Roman"/>
           <w:bCs w:val="0"/>
-          <w:lang w:val="en-US"/>
-        </w:rPr>
-        <w:t>,am},B={b1,…,bn}.(3.189)A=\{a_1,\ldots,a_m\}, \qquad B=\{b_1,\ldots,b_n\}. \</w:t>
-      </w:r>
-      <w:proofErr w:type="gramStart"/>
-      <w:r>
-        <w:rPr>
-          <w:rFonts w:ascii="Times New Roman" w:hAnsi="Times New Roman" w:cs="Times New Roman"/>
-          <w:bCs w:val="0"/>
-          <w:lang w:val="en-US"/>
-        </w:rPr>
-        <w:t>tag{</w:t>
-      </w:r>
-      <w:proofErr w:type="gramEnd"/>
-      <w:r>
-        <w:rPr>
-          <w:rFonts w:ascii="Times New Roman" w:hAnsi="Times New Roman" w:cs="Times New Roman"/>
-          <w:bCs w:val="0"/>
-          <w:lang w:val="en-US"/>
-        </w:rPr>
-        <w:t xml:space="preserve">3.189}A={a1​,…,am​},B={b1​,…,bn​}.(3.189) </w:t>
+        </w:rPr>
+        <w:t xml:space="preserve">mathbf{M}_R=(r_{ij}) \tag{3.190}MR​=(rij​)(3.190) </w:t>
       </w:r>
     </w:p>
     <w:p>
@@ -10433,9 +10642,144 @@
           <w:szCs w:val="20"/>
           <w:lang w:val="en-US"/>
         </w:rPr>
-        <w:t>A=\{a_</w:t>
+        <w:t>\mathbf{M}_R=(r_{ij})</w:t>
+      </w:r>
+    </w:p>
+    <w:p>
+      <w:pPr>
+        <w:spacing w:before="100" w:beforeAutospacing="1" w:after="100" w:afterAutospacing="1"/>
+        <w:rPr>
+          <w:rFonts w:ascii="Times New Roman" w:hAnsi="Times New Roman" w:cs="Times New Roman"/>
+          <w:bCs w:val="0"/>
+          <w:lang w:val="en-US"/>
+        </w:rPr>
+      </w:pPr>
+      <w:r>
+        <w:rPr>
+          <w:rFonts w:ascii="Times New Roman" w:hAnsi="Times New Roman" w:cs="Times New Roman"/>
+          <w:bCs w:val="0"/>
+          <w:lang w:val="en-US"/>
+        </w:rPr>
+        <w:t>mit</w:t>
+      </w:r>
+    </w:p>
+    <w:p>
+      <w:pPr>
+        <w:spacing w:after="0"/>
+        <w:rPr>
+          <w:rFonts w:ascii="Times New Roman" w:hAnsi="Times New Roman" w:cs="Times New Roman"/>
+          <w:bCs w:val="0"/>
+          <w:lang w:val="en-US"/>
+        </w:rPr>
+      </w:pPr>
+      <w:r>
+        <w:rPr>
+          <w:rFonts w:ascii="Times New Roman" w:hAnsi="Times New Roman" w:cs="Times New Roman"/>
+          <w:bCs w:val="0"/>
+          <w:lang w:val="en-US"/>
+        </w:rPr>
+        <w:t>rij={</w:t>
       </w:r>
       <w:proofErr w:type="gramStart"/>
+      <w:r>
+        <w:rPr>
+          <w:rFonts w:ascii="Times New Roman" w:hAnsi="Times New Roman" w:cs="Times New Roman"/>
+          <w:bCs w:val="0"/>
+          <w:lang w:val="en-US"/>
+        </w:rPr>
+        <w:t>1,(</w:t>
+      </w:r>
+      <w:proofErr w:type="gramEnd"/>
+      <w:r>
+        <w:rPr>
+          <w:rFonts w:ascii="Times New Roman" w:hAnsi="Times New Roman" w:cs="Times New Roman"/>
+          <w:bCs w:val="0"/>
+          <w:lang w:val="en-US"/>
+        </w:rPr>
+        <w:t>ai,bj)</w:t>
+      </w:r>
+      <w:r>
+        <w:rPr>
+          <w:rFonts w:ascii="Cambria Math" w:hAnsi="Cambria Math" w:cs="Cambria Math"/>
+          <w:bCs w:val="0"/>
+          <w:lang w:val="en-US"/>
+        </w:rPr>
+        <w:t>∈</w:t>
+      </w:r>
+      <w:r>
+        <w:rPr>
+          <w:rFonts w:ascii="Times New Roman" w:hAnsi="Times New Roman" w:cs="Times New Roman"/>
+          <w:bCs w:val="0"/>
+          <w:lang w:val="en-US"/>
+        </w:rPr>
+        <w:t>R,0,(ai,bj)</w:t>
+      </w:r>
+      <w:r>
+        <w:rPr>
+          <w:rFonts w:ascii="Cambria Math" w:hAnsi="Cambria Math" w:cs="Cambria Math"/>
+          <w:bCs w:val="0"/>
+          <w:lang w:val="en-US"/>
+        </w:rPr>
+        <w:t>∉</w:t>
+      </w:r>
+      <w:r>
+        <w:rPr>
+          <w:rFonts w:ascii="Times New Roman" w:hAnsi="Times New Roman" w:cs="Times New Roman"/>
+          <w:bCs w:val="0"/>
+          <w:lang w:val="en-US"/>
+        </w:rPr>
+        <w:t>R(3.191)r_{ij} = \begin{cases} 1,&amp;(a_i,b_j)\in R,\\ 0,&amp;(a_i,b_j)\notin R \end{cases} \tag{3.191}rij​={1,0,​(ai​,bj​)</w:t>
+      </w:r>
+      <w:r>
+        <w:rPr>
+          <w:rFonts w:ascii="Cambria Math" w:hAnsi="Cambria Math" w:cs="Cambria Math"/>
+          <w:bCs w:val="0"/>
+          <w:lang w:val="en-US"/>
+        </w:rPr>
+        <w:t>∈</w:t>
+      </w:r>
+      <w:r>
+        <w:rPr>
+          <w:rFonts w:ascii="Times New Roman" w:hAnsi="Times New Roman" w:cs="Times New Roman"/>
+          <w:bCs w:val="0"/>
+          <w:lang w:val="en-US"/>
+        </w:rPr>
+        <w:t>R,(ai​,bj​)</w:t>
+      </w:r>
+      <w:r>
+        <w:rPr>
+          <w:rFonts w:ascii="Cambria Math" w:hAnsi="Cambria Math" w:cs="Cambria Math"/>
+          <w:bCs w:val="0"/>
+          <w:lang w:val="en-US"/>
+        </w:rPr>
+        <w:t>∈</w:t>
+      </w:r>
+      <w:r>
+        <w:rPr>
+          <w:rFonts w:ascii="Times New Roman" w:hAnsi="Times New Roman" w:cs="Times New Roman"/>
+          <w:bCs w:val="0"/>
+          <w:lang w:val="en-US"/>
+        </w:rPr>
+        <w:t xml:space="preserve">/R​(3.191) </w:t>
+      </w:r>
+    </w:p>
+    <w:p>
+      <w:pPr>
+        <w:spacing w:before="100" w:beforeAutospacing="1" w:after="100" w:afterAutospacing="1"/>
+        <w:rPr>
+          <w:rFonts w:ascii="Times New Roman" w:hAnsi="Times New Roman" w:cs="Times New Roman"/>
+          <w:bCs w:val="0"/>
+          <w:lang w:val="en-US"/>
+        </w:rPr>
+      </w:pPr>
+      <w:r>
+        <w:rPr>
+          <w:rFonts w:ascii="Times New Roman" w:hAnsi="Times New Roman" w:cs="Times New Roman"/>
+          <w:bCs w:val="0"/>
+          <w:lang w:val="en-US"/>
+        </w:rPr>
+        <w:t xml:space="preserve">Word-LaTeX: </w:t>
+      </w:r>
       <w:r>
         <w:rPr>
           <w:rFonts w:ascii="Courier New" w:hAnsi="Courier New" w:cs="Courier New"/>
@@ -10444,9 +10788,9 @@
           <w:szCs w:val="20"/>
           <w:lang w:val="en-US"/>
         </w:rPr>
-        <w:t>1,\</w:t>
-      </w:r>
-      <w:proofErr w:type="gramEnd"/>
+        <w:t>r_{ij}=\begin{cases}</w:t>
+      </w:r>
+      <w:proofErr w:type="gramStart"/>
       <w:r>
         <w:rPr>
           <w:rFonts w:ascii="Courier New" w:hAnsi="Courier New" w:cs="Courier New"/>
@@ -10455,102 +10799,9 @@
           <w:szCs w:val="20"/>
           <w:lang w:val="en-US"/>
         </w:rPr>
-        <w:t>ldots,a_m\},\qquad B=\{b_1,\ldots,b_n\}</w:t>
-      </w:r>
-    </w:p>
-    <w:p>
-      <w:pPr>
-        <w:spacing w:before="100" w:beforeAutospacing="1" w:after="100" w:afterAutospacing="1"/>
-        <w:rPr>
-          <w:rFonts w:ascii="Times New Roman" w:hAnsi="Times New Roman" w:cs="Times New Roman"/>
-          <w:bCs w:val="0"/>
-        </w:rPr>
-      </w:pPr>
-      <w:r>
-        <w:rPr>
-          <w:rFonts w:ascii="Times New Roman" w:hAnsi="Times New Roman" w:cs="Times New Roman"/>
-          <w:bCs w:val="0"/>
-        </w:rPr>
-        <w:t>Dann lässt sich einer Relation R</w:t>
-      </w:r>
-      <w:r>
-        <w:rPr>
-          <w:rFonts w:ascii="Cambria Math" w:hAnsi="Cambria Math" w:cs="Cambria Math"/>
-          <w:bCs w:val="0"/>
-        </w:rPr>
-        <w:t>⊆</w:t>
-      </w:r>
-      <w:r>
-        <w:rPr>
-          <w:rFonts w:ascii="Times New Roman" w:hAnsi="Times New Roman" w:cs="Times New Roman"/>
-          <w:bCs w:val="0"/>
-        </w:rPr>
-        <w:t>A×BR\subseteq A\times BR</w:t>
-      </w:r>
-      <w:r>
-        <w:rPr>
-          <w:rFonts w:ascii="Cambria Math" w:hAnsi="Cambria Math" w:cs="Cambria Math"/>
-          <w:bCs w:val="0"/>
-        </w:rPr>
-        <w:t>⊆</w:t>
-      </w:r>
-      <w:r>
-        <w:rPr>
-          <w:rFonts w:ascii="Times New Roman" w:hAnsi="Times New Roman" w:cs="Times New Roman"/>
-          <w:bCs w:val="0"/>
-        </w:rPr>
-        <w:t>A×B die Relationsmatrix</w:t>
-      </w:r>
-    </w:p>
-    <w:p>
-      <w:pPr>
-        <w:spacing w:after="0"/>
-        <w:rPr>
-          <w:rFonts w:ascii="Times New Roman" w:hAnsi="Times New Roman" w:cs="Times New Roman"/>
-          <w:bCs w:val="0"/>
-        </w:rPr>
-      </w:pPr>
-      <w:r>
-        <w:rPr>
-          <w:rFonts w:ascii="Times New Roman" w:hAnsi="Times New Roman" w:cs="Times New Roman"/>
-          <w:bCs w:val="0"/>
-        </w:rPr>
-        <w:t>MR=(rij)(</w:t>
-      </w:r>
-      <w:proofErr w:type="gramStart"/>
-      <w:r>
-        <w:rPr>
-          <w:rFonts w:ascii="Times New Roman" w:hAnsi="Times New Roman" w:cs="Times New Roman"/>
-          <w:bCs w:val="0"/>
-        </w:rPr>
-        <w:t>3.190)\</w:t>
+        <w:t>1,&amp;</w:t>
       </w:r>
       <w:proofErr w:type="gramEnd"/>
-      <w:r>
-        <w:rPr>
-          <w:rFonts w:ascii="Times New Roman" w:hAnsi="Times New Roman" w:cs="Times New Roman"/>
-          <w:bCs w:val="0"/>
-        </w:rPr>
-        <w:t xml:space="preserve">mathbf{M}_R=(r_{ij}) \tag{3.190}MR​=(rij​)(3.190) </w:t>
-      </w:r>
-    </w:p>
-    <w:p>
-      <w:pPr>
-        <w:spacing w:before="100" w:beforeAutospacing="1" w:after="100" w:afterAutospacing="1"/>
-        <w:rPr>
-          <w:rFonts w:ascii="Times New Roman" w:hAnsi="Times New Roman" w:cs="Times New Roman"/>
-          <w:bCs w:val="0"/>
-          <w:lang w:val="en-US"/>
-        </w:rPr>
-      </w:pPr>
-      <w:r>
-        <w:rPr>
-          <w:rFonts w:ascii="Times New Roman" w:hAnsi="Times New Roman" w:cs="Times New Roman"/>
-          <w:bCs w:val="0"/>
-          <w:lang w:val="en-US"/>
-        </w:rPr>
-        <w:t xml:space="preserve">Word-LaTeX: </w:t>
-      </w:r>
       <w:r>
         <w:rPr>
           <w:rFonts w:ascii="Courier New" w:hAnsi="Courier New" w:cs="Courier New"/>
@@ -10559,25 +10810,39 @@
           <w:szCs w:val="20"/>
           <w:lang w:val="en-US"/>
         </w:rPr>
-        <w:t>\mathbf{M}_R=(r_{ij})</w:t>
-      </w:r>
-    </w:p>
-    <w:p>
-      <w:pPr>
-        <w:spacing w:before="100" w:beforeAutospacing="1" w:after="100" w:afterAutospacing="1"/>
-        <w:rPr>
-          <w:rFonts w:ascii="Times New Roman" w:hAnsi="Times New Roman" w:cs="Times New Roman"/>
-          <w:bCs w:val="0"/>
-          <w:lang w:val="en-US"/>
-        </w:rPr>
-      </w:pPr>
-      <w:r>
-        <w:rPr>
-          <w:rFonts w:ascii="Times New Roman" w:hAnsi="Times New Roman" w:cs="Times New Roman"/>
-          <w:bCs w:val="0"/>
-          <w:lang w:val="en-US"/>
-        </w:rPr>
-        <w:t>mit</w:t>
+        <w:t>(a_i,b_j)\in R,\\0,&amp;(a_i,b_j)\notin R\end{cases}</w:t>
+      </w:r>
+    </w:p>
+    <w:p>
+      <w:pPr>
+        <w:spacing w:before="100" w:beforeAutospacing="1" w:after="100" w:afterAutospacing="1"/>
+        <w:rPr>
+          <w:rFonts w:ascii="Times New Roman" w:hAnsi="Times New Roman" w:cs="Times New Roman"/>
+          <w:bCs w:val="0"/>
+        </w:rPr>
+      </w:pPr>
+      <w:r>
+        <w:rPr>
+          <w:rFonts w:ascii="Times New Roman" w:hAnsi="Times New Roman" w:cs="Times New Roman"/>
+          <w:bCs w:val="0"/>
+        </w:rPr>
+        <w:t>zuordnen.</w:t>
+      </w:r>
+    </w:p>
+    <w:p>
+      <w:pPr>
+        <w:spacing w:before="100" w:beforeAutospacing="1" w:after="100" w:afterAutospacing="1"/>
+        <w:rPr>
+          <w:rFonts w:ascii="Times New Roman" w:hAnsi="Times New Roman" w:cs="Times New Roman"/>
+          <w:bCs w:val="0"/>
+        </w:rPr>
+      </w:pPr>
+      <w:r>
+        <w:rPr>
+          <w:rFonts w:ascii="Times New Roman" w:hAnsi="Times New Roman" w:cs="Times New Roman"/>
+          <w:bCs w:val="0"/>
+        </w:rPr>
+        <w:t>Diese Darstellung überführt eine Relation in eine binäre Matrix. Dadurch werden relationale Operationen mit algebraischen Verfahren zugänglich. Die relationale Komposition entspricht dabei einer Matrixmultiplikation über der Booleschen Algebra, bei der die gewöhnliche Addition durch die logische Disjunktion und die gewöhnliche Multiplikation durch die logische Konjunktion ersetzt wird:</w:t>
       </w:r>
     </w:p>
     <w:p>
@@ -10586,114 +10851,128 @@
         <w:rPr>
           <w:rFonts w:ascii="Times New Roman" w:hAnsi="Times New Roman" w:cs="Times New Roman"/>
           <w:bCs w:val="0"/>
-          <w:lang w:val="en-US"/>
-        </w:rPr>
-      </w:pPr>
-      <w:r>
-        <w:rPr>
-          <w:rFonts w:ascii="Times New Roman" w:hAnsi="Times New Roman" w:cs="Times New Roman"/>
-          <w:bCs w:val="0"/>
-          <w:lang w:val="en-US"/>
-        </w:rPr>
-        <w:t>rij={</w:t>
+        </w:rPr>
+      </w:pPr>
+      <w:r>
+        <w:rPr>
+          <w:rFonts w:ascii="Times New Roman" w:hAnsi="Times New Roman" w:cs="Times New Roman"/>
+          <w:bCs w:val="0"/>
+        </w:rPr>
+        <w:t>(MS</w:t>
+      </w:r>
+      <w:r>
+        <w:rPr>
+          <w:rFonts w:ascii="Cambria Math" w:hAnsi="Cambria Math" w:cs="Cambria Math"/>
+          <w:bCs w:val="0"/>
+        </w:rPr>
+        <w:t>∘</w:t>
+      </w:r>
+      <w:r>
+        <w:rPr>
+          <w:rFonts w:ascii="Times New Roman" w:hAnsi="Times New Roman" w:cs="Times New Roman"/>
+          <w:bCs w:val="0"/>
+        </w:rPr>
+        <w:t>R)ik=</w:t>
+      </w:r>
+      <w:r>
+        <w:rPr>
+          <w:rFonts w:ascii="Cambria Math" w:hAnsi="Cambria Math" w:cs="Cambria Math"/>
+          <w:bCs w:val="0"/>
+        </w:rPr>
+        <w:t>⋁</w:t>
+      </w:r>
+      <w:r>
+        <w:rPr>
+          <w:rFonts w:ascii="Times New Roman" w:hAnsi="Times New Roman" w:cs="Times New Roman"/>
+          <w:bCs w:val="0"/>
+        </w:rPr>
+        <w:t>j=1n((MR)ij</w:t>
+      </w:r>
+      <w:r>
+        <w:rPr>
+          <w:rFonts w:ascii="Cambria Math" w:hAnsi="Cambria Math" w:cs="Cambria Math"/>
+          <w:bCs w:val="0"/>
+        </w:rPr>
+        <w:t>∧</w:t>
+      </w:r>
+      <w:r>
+        <w:rPr>
+          <w:rFonts w:ascii="Times New Roman" w:hAnsi="Times New Roman" w:cs="Times New Roman"/>
+          <w:bCs w:val="0"/>
+        </w:rPr>
+        <w:t>(MS)jk).(3.192)(\mathbf{M}_{S\circ R})_{ik} = \bigvee_{j=1}^{n} \left( (\mathbf{M}_R)_{ij}\land(\mathbf{M}_S)_{jk} \right). \</w:t>
       </w:r>
       <w:proofErr w:type="gramStart"/>
       <w:r>
         <w:rPr>
           <w:rFonts w:ascii="Times New Roman" w:hAnsi="Times New Roman" w:cs="Times New Roman"/>
           <w:bCs w:val="0"/>
-          <w:lang w:val="en-US"/>
-        </w:rPr>
-        <w:t>1,(</w:t>
+        </w:rPr>
+        <w:t>tag{</w:t>
       </w:r>
       <w:proofErr w:type="gramEnd"/>
       <w:r>
         <w:rPr>
           <w:rFonts w:ascii="Times New Roman" w:hAnsi="Times New Roman" w:cs="Times New Roman"/>
           <w:bCs w:val="0"/>
-          <w:lang w:val="en-US"/>
-        </w:rPr>
-        <w:t>ai,bj)</w:t>
-      </w:r>
-      <w:r>
-        <w:rPr>
-          <w:rFonts w:ascii="Cambria Math" w:hAnsi="Cambria Math" w:cs="Cambria Math"/>
-          <w:bCs w:val="0"/>
-          <w:lang w:val="en-US"/>
-        </w:rPr>
-        <w:t>∈</w:t>
-      </w:r>
-      <w:r>
-        <w:rPr>
-          <w:rFonts w:ascii="Times New Roman" w:hAnsi="Times New Roman" w:cs="Times New Roman"/>
-          <w:bCs w:val="0"/>
-          <w:lang w:val="en-US"/>
-        </w:rPr>
-        <w:t>R,0,(ai,bj)</w:t>
-      </w:r>
-      <w:r>
-        <w:rPr>
-          <w:rFonts w:ascii="Cambria Math" w:hAnsi="Cambria Math" w:cs="Cambria Math"/>
-          <w:bCs w:val="0"/>
-          <w:lang w:val="en-US"/>
-        </w:rPr>
-        <w:t>∉</w:t>
-      </w:r>
-      <w:r>
-        <w:rPr>
-          <w:rFonts w:ascii="Times New Roman" w:hAnsi="Times New Roman" w:cs="Times New Roman"/>
-          <w:bCs w:val="0"/>
-          <w:lang w:val="en-US"/>
-        </w:rPr>
-        <w:t>R(3.191)r_{ij} = \begin{cases} 1,&amp;(a_i,b_j)\in R,\\ 0,&amp;(a_i,b_j)\notin R \end{cases} \tag{3.191}rij​={1,0,​(ai​,bj​)</w:t>
-      </w:r>
-      <w:r>
-        <w:rPr>
-          <w:rFonts w:ascii="Cambria Math" w:hAnsi="Cambria Math" w:cs="Cambria Math"/>
-          <w:bCs w:val="0"/>
-          <w:lang w:val="en-US"/>
-        </w:rPr>
-        <w:t>∈</w:t>
-      </w:r>
-      <w:r>
-        <w:rPr>
-          <w:rFonts w:ascii="Times New Roman" w:hAnsi="Times New Roman" w:cs="Times New Roman"/>
-          <w:bCs w:val="0"/>
-          <w:lang w:val="en-US"/>
-        </w:rPr>
-        <w:t>R,(ai​,bj​)</w:t>
-      </w:r>
-      <w:r>
-        <w:rPr>
-          <w:rFonts w:ascii="Cambria Math" w:hAnsi="Cambria Math" w:cs="Cambria Math"/>
-          <w:bCs w:val="0"/>
-          <w:lang w:val="en-US"/>
-        </w:rPr>
-        <w:t>∈</w:t>
-      </w:r>
-      <w:r>
-        <w:rPr>
-          <w:rFonts w:ascii="Times New Roman" w:hAnsi="Times New Roman" w:cs="Times New Roman"/>
-          <w:bCs w:val="0"/>
-          <w:lang w:val="en-US"/>
-        </w:rPr>
-        <w:t xml:space="preserve">/R​(3.191) </w:t>
-      </w:r>
-    </w:p>
-    <w:p>
-      <w:pPr>
-        <w:spacing w:before="100" w:beforeAutospacing="1" w:after="100" w:afterAutospacing="1"/>
-        <w:rPr>
-          <w:rFonts w:ascii="Times New Roman" w:hAnsi="Times New Roman" w:cs="Times New Roman"/>
-          <w:bCs w:val="0"/>
-          <w:lang w:val="en-US"/>
-        </w:rPr>
-      </w:pPr>
-      <w:r>
-        <w:rPr>
-          <w:rFonts w:ascii="Times New Roman" w:hAnsi="Times New Roman" w:cs="Times New Roman"/>
-          <w:bCs w:val="0"/>
-          <w:lang w:val="en-US"/>
+        </w:rPr>
+        <w:t>3.192}(MS</w:t>
+      </w:r>
+      <w:r>
+        <w:rPr>
+          <w:rFonts w:ascii="Cambria Math" w:hAnsi="Cambria Math" w:cs="Cambria Math"/>
+          <w:bCs w:val="0"/>
+        </w:rPr>
+        <w:t>∘</w:t>
+      </w:r>
+      <w:r>
+        <w:rPr>
+          <w:rFonts w:ascii="Times New Roman" w:hAnsi="Times New Roman" w:cs="Times New Roman"/>
+          <w:bCs w:val="0"/>
+        </w:rPr>
+        <w:t>R​)ik​=j=1</w:t>
+      </w:r>
+      <w:r>
+        <w:rPr>
+          <w:rFonts w:ascii="Cambria Math" w:hAnsi="Cambria Math" w:cs="Cambria Math"/>
+          <w:bCs w:val="0"/>
+        </w:rPr>
+        <w:t>⋁</w:t>
+      </w:r>
+      <w:r>
+        <w:rPr>
+          <w:rFonts w:ascii="Times New Roman" w:hAnsi="Times New Roman" w:cs="Times New Roman"/>
+          <w:bCs w:val="0"/>
+        </w:rPr>
+        <w:t>n​((MR​)ij​</w:t>
+      </w:r>
+      <w:r>
+        <w:rPr>
+          <w:rFonts w:ascii="Cambria Math" w:hAnsi="Cambria Math" w:cs="Cambria Math"/>
+          <w:bCs w:val="0"/>
+        </w:rPr>
+        <w:t>∧</w:t>
+      </w:r>
+      <w:r>
+        <w:rPr>
+          <w:rFonts w:ascii="Times New Roman" w:hAnsi="Times New Roman" w:cs="Times New Roman"/>
+          <w:bCs w:val="0"/>
+        </w:rPr>
+        <w:t xml:space="preserve">(MS​)jk​).(3.192) </w:t>
+      </w:r>
+    </w:p>
+    <w:p>
+      <w:pPr>
+        <w:spacing w:before="100" w:beforeAutospacing="1" w:after="100" w:afterAutospacing="1"/>
+        <w:rPr>
+          <w:rFonts w:ascii="Times New Roman" w:hAnsi="Times New Roman" w:cs="Times New Roman"/>
+          <w:bCs w:val="0"/>
+        </w:rPr>
+      </w:pPr>
+      <w:r>
+        <w:rPr>
+          <w:rFonts w:ascii="Times New Roman" w:hAnsi="Times New Roman" w:cs="Times New Roman"/>
+          <w:bCs w:val="0"/>
         </w:rPr>
         <w:t xml:space="preserve">Word-LaTeX: </w:t>
       </w:r>
@@ -10703,68 +10982,13 @@
           <w:bCs w:val="0"/>
           <w:sz w:val="20"/>
           <w:szCs w:val="20"/>
-          <w:lang w:val="en-US"/>
-        </w:rPr>
-        <w:t>r_{ij}=\begin{cases}</w:t>
-      </w:r>
-      <w:proofErr w:type="gramStart"/>
-      <w:r>
-        <w:rPr>
-          <w:rFonts w:ascii="Courier New" w:hAnsi="Courier New" w:cs="Courier New"/>
-          <w:bCs w:val="0"/>
-          <w:sz w:val="20"/>
-          <w:szCs w:val="20"/>
-          <w:lang w:val="en-US"/>
-        </w:rPr>
-        <w:t>1,&amp;</w:t>
-      </w:r>
-      <w:proofErr w:type="gramEnd"/>
-      <w:r>
-        <w:rPr>
-          <w:rFonts w:ascii="Courier New" w:hAnsi="Courier New" w:cs="Courier New"/>
-          <w:bCs w:val="0"/>
-          <w:sz w:val="20"/>
-          <w:szCs w:val="20"/>
-          <w:lang w:val="en-US"/>
-        </w:rPr>
-        <w:t>(a_i,b_j)\in R,\\0,&amp;(a_i,b_j)\notin R\end{cases}</w:t>
-      </w:r>
-    </w:p>
-    <w:p>
-      <w:pPr>
-        <w:spacing w:before="100" w:beforeAutospacing="1" w:after="100" w:afterAutospacing="1"/>
-        <w:rPr>
-          <w:rFonts w:ascii="Times New Roman" w:hAnsi="Times New Roman" w:cs="Times New Roman"/>
-          <w:bCs w:val="0"/>
-        </w:rPr>
-      </w:pPr>
-      <w:r>
-        <w:rPr>
-          <w:rFonts w:ascii="Times New Roman" w:hAnsi="Times New Roman" w:cs="Times New Roman"/>
-          <w:bCs w:val="0"/>
-        </w:rPr>
-        <w:t>zuordnen.</w:t>
-      </w:r>
-    </w:p>
-    <w:p>
-      <w:pPr>
-        <w:spacing w:before="100" w:beforeAutospacing="1" w:after="100" w:afterAutospacing="1"/>
-        <w:rPr>
-          <w:rFonts w:ascii="Times New Roman" w:hAnsi="Times New Roman" w:cs="Times New Roman"/>
-          <w:bCs w:val="0"/>
-        </w:rPr>
-      </w:pPr>
-      <w:r>
-        <w:rPr>
-          <w:rFonts w:ascii="Times New Roman" w:hAnsi="Times New Roman" w:cs="Times New Roman"/>
-          <w:bCs w:val="0"/>
-        </w:rPr>
-        <w:t>Diese Darstellung überführt eine Relation in eine binäre Matrix. Dadurch werden relationale Operationen mit algebraischen Verfahren zugänglich. Die relationale Komposition entspricht dabei einer Matrixmultiplikation über der Booleschen Algebra, bei der die gewöhnliche Addition durch die logische Disjunktion und die gewöhnliche Multiplikation durch die logische Konjunktion ersetzt wird:</w:t>
-      </w:r>
-    </w:p>
-    <w:p>
-      <w:pPr>
-        <w:spacing w:after="0"/>
+        </w:rPr>
+        <w:t>(\mathbf{M}_{S\circ R})_{ik}=\bigvee_{j=1}^{n}\left((\mathbf{M}_R)_{ij}\land(\mathbf{M}_S)_{jk}\right)</w:t>
+      </w:r>
+    </w:p>
+    <w:p>
+      <w:pPr>
+        <w:spacing w:before="100" w:beforeAutospacing="1" w:after="100" w:afterAutospacing="1"/>
         <w:rPr>
           <w:rFonts w:ascii="Times New Roman" w:hAnsi="Times New Roman" w:cs="Times New Roman"/>
           <w:bCs w:val="0"/>
@@ -10776,147 +11000,6 @@
           <w:bCs w:val="0"/>
         </w:rPr>
         <w:lastRenderedPageBreak/>
-        <w:t>(MS</w:t>
-      </w:r>
-      <w:r>
-        <w:rPr>
-          <w:rFonts w:ascii="Cambria Math" w:hAnsi="Cambria Math" w:cs="Cambria Math"/>
-          <w:bCs w:val="0"/>
-        </w:rPr>
-        <w:t>∘</w:t>
-      </w:r>
-      <w:r>
-        <w:rPr>
-          <w:rFonts w:ascii="Times New Roman" w:hAnsi="Times New Roman" w:cs="Times New Roman"/>
-          <w:bCs w:val="0"/>
-        </w:rPr>
-        <w:t>R)ik=</w:t>
-      </w:r>
-      <w:r>
-        <w:rPr>
-          <w:rFonts w:ascii="Cambria Math" w:hAnsi="Cambria Math" w:cs="Cambria Math"/>
-          <w:bCs w:val="0"/>
-        </w:rPr>
-        <w:t>⋁</w:t>
-      </w:r>
-      <w:r>
-        <w:rPr>
-          <w:rFonts w:ascii="Times New Roman" w:hAnsi="Times New Roman" w:cs="Times New Roman"/>
-          <w:bCs w:val="0"/>
-        </w:rPr>
-        <w:t>j=1n((MR)ij</w:t>
-      </w:r>
-      <w:r>
-        <w:rPr>
-          <w:rFonts w:ascii="Cambria Math" w:hAnsi="Cambria Math" w:cs="Cambria Math"/>
-          <w:bCs w:val="0"/>
-        </w:rPr>
-        <w:t>∧</w:t>
-      </w:r>
-      <w:r>
-        <w:rPr>
-          <w:rFonts w:ascii="Times New Roman" w:hAnsi="Times New Roman" w:cs="Times New Roman"/>
-          <w:bCs w:val="0"/>
-        </w:rPr>
-        <w:t>(MS)jk).(3.192)(\mathbf{M}_{S\circ R})_{ik} = \bigvee_{j=1}^{n} \left( (\mathbf{M}_R)_{ij}\land(\mathbf{M}_S)_{jk} \right). \</w:t>
-      </w:r>
-      <w:proofErr w:type="gramStart"/>
-      <w:r>
-        <w:rPr>
-          <w:rFonts w:ascii="Times New Roman" w:hAnsi="Times New Roman" w:cs="Times New Roman"/>
-          <w:bCs w:val="0"/>
-        </w:rPr>
-        <w:t>tag{</w:t>
-      </w:r>
-      <w:proofErr w:type="gramEnd"/>
-      <w:r>
-        <w:rPr>
-          <w:rFonts w:ascii="Times New Roman" w:hAnsi="Times New Roman" w:cs="Times New Roman"/>
-          <w:bCs w:val="0"/>
-        </w:rPr>
-        <w:t>3.192}(MS</w:t>
-      </w:r>
-      <w:r>
-        <w:rPr>
-          <w:rFonts w:ascii="Cambria Math" w:hAnsi="Cambria Math" w:cs="Cambria Math"/>
-          <w:bCs w:val="0"/>
-        </w:rPr>
-        <w:t>∘</w:t>
-      </w:r>
-      <w:r>
-        <w:rPr>
-          <w:rFonts w:ascii="Times New Roman" w:hAnsi="Times New Roman" w:cs="Times New Roman"/>
-          <w:bCs w:val="0"/>
-        </w:rPr>
-        <w:t>R​)ik​=j=1</w:t>
-      </w:r>
-      <w:r>
-        <w:rPr>
-          <w:rFonts w:ascii="Cambria Math" w:hAnsi="Cambria Math" w:cs="Cambria Math"/>
-          <w:bCs w:val="0"/>
-        </w:rPr>
-        <w:t>⋁</w:t>
-      </w:r>
-      <w:r>
-        <w:rPr>
-          <w:rFonts w:ascii="Times New Roman" w:hAnsi="Times New Roman" w:cs="Times New Roman"/>
-          <w:bCs w:val="0"/>
-        </w:rPr>
-        <w:t>n​((MR​)ij​</w:t>
-      </w:r>
-      <w:r>
-        <w:rPr>
-          <w:rFonts w:ascii="Cambria Math" w:hAnsi="Cambria Math" w:cs="Cambria Math"/>
-          <w:bCs w:val="0"/>
-        </w:rPr>
-        <w:t>∧</w:t>
-      </w:r>
-      <w:r>
-        <w:rPr>
-          <w:rFonts w:ascii="Times New Roman" w:hAnsi="Times New Roman" w:cs="Times New Roman"/>
-          <w:bCs w:val="0"/>
-        </w:rPr>
-        <w:t xml:space="preserve">(MS​)jk​).(3.192) </w:t>
-      </w:r>
-    </w:p>
-    <w:p>
-      <w:pPr>
-        <w:spacing w:before="100" w:beforeAutospacing="1" w:after="100" w:afterAutospacing="1"/>
-        <w:rPr>
-          <w:rFonts w:ascii="Times New Roman" w:hAnsi="Times New Roman" w:cs="Times New Roman"/>
-          <w:bCs w:val="0"/>
-        </w:rPr>
-      </w:pPr>
-      <w:r>
-        <w:rPr>
-          <w:rFonts w:ascii="Times New Roman" w:hAnsi="Times New Roman" w:cs="Times New Roman"/>
-          <w:bCs w:val="0"/>
-        </w:rPr>
-        <w:t xml:space="preserve">Word-LaTeX: </w:t>
-      </w:r>
-      <w:r>
-        <w:rPr>
-          <w:rFonts w:ascii="Courier New" w:hAnsi="Courier New" w:cs="Courier New"/>
-          <w:bCs w:val="0"/>
-          <w:sz w:val="20"/>
-          <w:szCs w:val="20"/>
-        </w:rPr>
-        <w:t>(\mathbf{M}_{S\circ R})_{ik}=\bigvee_{j=1}^{n}\left((\mathbf{M}_R)_{ij}\land(\mathbf{M}_S)_{jk}\right)</w:t>
-      </w:r>
-    </w:p>
-    <w:p>
-      <w:pPr>
-        <w:spacing w:before="100" w:beforeAutospacing="1" w:after="100" w:afterAutospacing="1"/>
-        <w:rPr>
-          <w:rFonts w:ascii="Times New Roman" w:hAnsi="Times New Roman" w:cs="Times New Roman"/>
-          <w:bCs w:val="0"/>
-        </w:rPr>
-      </w:pPr>
-      <w:r>
-        <w:rPr>
-          <w:rFonts w:ascii="Times New Roman" w:hAnsi="Times New Roman" w:cs="Times New Roman"/>
-          <w:bCs w:val="0"/>
-        </w:rPr>
         <w:t>Mit dieser Darstellung entsteht ein Übergang von der reinen Relationslehre zu algebraischen Strukturen. Relationen können nicht nur aufgezählt, sondern durch Operationen verbunden, transformiert und rechnerisch ausgewertet werden. Dieser Übergang wird im folgenden Abschnitt weitergeführt.</w:t>
       </w:r>
     </w:p>
@@ -11069,23 +11152,23 @@
           <w:rFonts w:ascii="Times New Roman" w:hAnsi="Times New Roman" w:cs="Times New Roman"/>
           <w:bCs w:val="0"/>
         </w:rPr>
+        <w:t>Damit ergibt sich aus diesem Abschnitt eine zweite mathematische Konsequenz. Mengen stellen die unterscheidbaren Elemente eines Modells bereit; Relationen ordnen mögliche Verbindungen zwischen ihnen. Erst durch diese Verbindungen entsteht eine formale Struktur. Die Relation bleibt dabei jedoch eine Menge ausgewählter Tupel. Um Relationen nicht nur als vorhandene Strukturen zu betrachten, sondern sie systematisch miteinander zu verknüpfen und auf Trägerbereichen operativ wirksam werden zu lassen, benötige ich weiterführende algebraische Begriffe.</w:t>
+      </w:r>
+    </w:p>
+    <w:p>
+      <w:pPr>
+        <w:spacing w:before="100" w:beforeAutospacing="1" w:after="100" w:afterAutospacing="1"/>
+        <w:rPr>
+          <w:rFonts w:ascii="Times New Roman" w:hAnsi="Times New Roman" w:cs="Times New Roman"/>
+          <w:bCs w:val="0"/>
+        </w:rPr>
+      </w:pPr>
+      <w:r>
+        <w:rPr>
+          <w:rFonts w:ascii="Times New Roman" w:hAnsi="Times New Roman" w:cs="Times New Roman"/>
+          <w:bCs w:val="0"/>
+        </w:rPr>
         <w:lastRenderedPageBreak/>
-        <w:t>Damit ergibt sich aus diesem Abschnitt eine zweite mathematische Konsequenz. Mengen stellen die unterscheidbaren Elemente eines Modells bereit; Relationen ordnen mögliche Verbindungen zwischen ihnen. Erst durch diese Verbindungen entsteht eine formale Struktur. Die Relation bleibt dabei jedoch eine Menge ausgewählter Tupel. Um Relationen nicht nur als vorhandene Strukturen zu betrachten, sondern sie systematisch miteinander zu verknüpfen und auf Trägerbereichen operativ wirksam werden zu lassen, benötige ich weiterführende algebraische Begriffe.</w:t>
-      </w:r>
-    </w:p>
-    <w:p>
-      <w:pPr>
-        <w:spacing w:before="100" w:beforeAutospacing="1" w:after="100" w:afterAutospacing="1"/>
-        <w:rPr>
-          <w:rFonts w:ascii="Times New Roman" w:hAnsi="Times New Roman" w:cs="Times New Roman"/>
-          <w:bCs w:val="0"/>
-        </w:rPr>
-      </w:pPr>
-      <w:r>
-        <w:rPr>
-          <w:rFonts w:ascii="Times New Roman" w:hAnsi="Times New Roman" w:cs="Times New Roman"/>
-          <w:bCs w:val="0"/>
-        </w:rPr>
         <w:t>Im folgenden Abschnitt untersuche ich deshalb algebraische Strukturen. Dabei verschiebt sich der Schwerpunkt von der Frage, welche Elemente miteinander in Relation stehen, zu der Frage, welche Verknüpfungen auf einem Träger definiert sind und welche Gesetzmäßigkeiten diese Verknüpfungen erfüllen. Die Relationskomposition hat diesen Übergang bereits vorbereitet: Aus einer bloßen Menge relationaler Paare wird eine Struktur, auf der Operationen ausgeführt und hinsichtlich ihrer formalen Eigenschaften untersucht werden können.</w:t>
       </w:r>
     </w:p>
@@ -11383,7 +11466,39 @@
           <w:rFonts w:ascii="Times New Roman" w:hAnsi="Times New Roman" w:cs="Times New Roman"/>
           <w:bCs w:val="0"/>
         </w:rPr>
-        <w:t xml:space="preserve">An dieser Stelle beginnt der Gegenstandsbereich der Algebra. Während die Mengenlehre Träger bereitstellt und die Relationentheorie strukturelle Verbindungen beschreibt, untersucht die Algebra mathematische Verknüpfungen auf diesen Trägern. Die Frage verschiebt sich damit von der bloßen Existenz einer Beziehung zu den Gesetzmäßigkeiten der Operationen, die auf einer Menge definiert werden können. Erst dadurch entstehen mathematische </w:t>
+        <w:t>An dieser Stelle beginnt der Gegenstandsbereich der Algebra. Während die Mengenlehre Träger bereitstellt und die Relationentheorie strukturelle Verbindungen beschreibt, untersucht die Algebra mathematische Verknüpfungen auf diesen Trägern. Die Frage verschiebt sich damit von der bloßen Existenz einer Beziehung zu den Gesetzmäßigkeiten der Operationen, die auf einer Menge definiert werden können. Erst dadurch entstehen mathematische Strukturen, deren Verhalten unabhängig von ihrer konkreten Interpretation untersucht werden kann.</w:t>
+      </w:r>
+    </w:p>
+    <w:p>
+      <w:pPr>
+        <w:spacing w:before="100" w:beforeAutospacing="1" w:after="100" w:afterAutospacing="1"/>
+        <w:rPr>
+          <w:rFonts w:ascii="Times New Roman" w:hAnsi="Times New Roman" w:cs="Times New Roman"/>
+          <w:bCs w:val="0"/>
+        </w:rPr>
+      </w:pPr>
+      <w:r>
+        <w:rPr>
+          <w:rFonts w:ascii="Times New Roman" w:hAnsi="Times New Roman" w:cs="Times New Roman"/>
+          <w:bCs w:val="0"/>
+        </w:rPr>
+        <w:t xml:space="preserve">Die moderne Auffassung algebraischer Strukturen entwickelte sich schrittweise aus der klassischen Algebra des 19. Jahrhunderts. Besonders prägend war die Erkenntnis, dass unterschiedliche mathematische Gegenstandsbereiche – Zahlen, Permutationen, Matrizen oder geometrische Transformationen – gemeinsame strukturelle Eigenschaften besitzen. Emmy Noether formulierte diese Sichtweise in einer </w:t>
+      </w:r>
+      <w:proofErr w:type="gramStart"/>
+      <w:r>
+        <w:rPr>
+          <w:rFonts w:ascii="Times New Roman" w:hAnsi="Times New Roman" w:cs="Times New Roman"/>
+          <w:bCs w:val="0"/>
+        </w:rPr>
+        <w:t>bis heute grundlegenden Form</w:t>
+      </w:r>
+      <w:proofErr w:type="gramEnd"/>
+      <w:r>
+        <w:rPr>
+          <w:rFonts w:ascii="Times New Roman" w:hAnsi="Times New Roman" w:cs="Times New Roman"/>
+          <w:bCs w:val="0"/>
+        </w:rPr>
+        <w:t xml:space="preserve">, indem sie </w:t>
       </w:r>
       <w:r>
         <w:rPr>
@@ -11391,39 +11506,7 @@
           <w:bCs w:val="0"/>
         </w:rPr>
         <w:lastRenderedPageBreak/>
-        <w:t>Strukturen, deren Verhalten unabhängig von ihrer konkreten Interpretation untersucht werden kann.</w:t>
-      </w:r>
-    </w:p>
-    <w:p>
-      <w:pPr>
-        <w:spacing w:before="100" w:beforeAutospacing="1" w:after="100" w:afterAutospacing="1"/>
-        <w:rPr>
-          <w:rFonts w:ascii="Times New Roman" w:hAnsi="Times New Roman" w:cs="Times New Roman"/>
-          <w:bCs w:val="0"/>
-        </w:rPr>
-      </w:pPr>
-      <w:r>
-        <w:rPr>
-          <w:rFonts w:ascii="Times New Roman" w:hAnsi="Times New Roman" w:cs="Times New Roman"/>
-          <w:bCs w:val="0"/>
-        </w:rPr>
-        <w:t xml:space="preserve">Die moderne Auffassung algebraischer Strukturen entwickelte sich schrittweise aus der klassischen Algebra des 19. Jahrhunderts. Besonders prägend war die Erkenntnis, dass unterschiedliche mathematische Gegenstandsbereiche – Zahlen, Permutationen, Matrizen oder geometrische Transformationen – gemeinsame strukturelle Eigenschaften besitzen. Emmy Noether formulierte diese Sichtweise in einer </w:t>
-      </w:r>
-      <w:proofErr w:type="gramStart"/>
-      <w:r>
-        <w:rPr>
-          <w:rFonts w:ascii="Times New Roman" w:hAnsi="Times New Roman" w:cs="Times New Roman"/>
-          <w:bCs w:val="0"/>
-        </w:rPr>
-        <w:t>bis heute grundlegenden Form</w:t>
-      </w:r>
-      <w:proofErr w:type="gramEnd"/>
-      <w:r>
-        <w:rPr>
-          <w:rFonts w:ascii="Times New Roman" w:hAnsi="Times New Roman" w:cs="Times New Roman"/>
-          <w:bCs w:val="0"/>
-        </w:rPr>
-        <w:t xml:space="preserve">, indem sie algebraische Eigenschaften nicht mehr aus einzelnen Rechenverfahren ableitete, sondern aus den Axiomen der zugrunde liegenden Struktur (Emmy Noether: </w:t>
+        <w:t xml:space="preserve">algebraische Eigenschaften nicht mehr aus einzelnen Rechenverfahren ableitete, sondern aus den Axiomen der zugrunde liegenden Struktur (Emmy Noether: </w:t>
       </w:r>
       <w:r>
         <w:rPr>
@@ -11910,7 +11993,6 @@
           <w:rFonts w:ascii="Times New Roman" w:hAnsi="Times New Roman" w:cs="Times New Roman"/>
           <w:bCs w:val="0"/>
         </w:rPr>
-        <w:lastRenderedPageBreak/>
         <w:t>Die Forderung, dass das Ergebnis wieder zur Ausgangsmenge gehört, wird als Abgeschlossenheit bezeichnet.</w:t>
       </w:r>
     </w:p>
@@ -12134,6 +12216,7 @@
           <w:bCs w:val="0"/>
           <w:lang w:val="en-US"/>
         </w:rPr>
+        <w:lastRenderedPageBreak/>
         <w:t xml:space="preserve">Word-LaTeX: </w:t>
       </w:r>
       <w:r>
@@ -12871,7 +12954,6 @@
           <w:rFonts w:ascii="Times New Roman" w:hAnsi="Times New Roman" w:cs="Times New Roman"/>
           <w:bCs w:val="0"/>
         </w:rPr>
-        <w:lastRenderedPageBreak/>
         <w:t>Zu einem Element a</w:t>
       </w:r>
       <w:r>
@@ -13131,6 +13213,7 @@
           <w:sz w:val="27"/>
           <w:szCs w:val="27"/>
         </w:rPr>
+        <w:lastRenderedPageBreak/>
         <w:t>Definition 3.2.19 – Gruppe</w:t>
       </w:r>
     </w:p>
@@ -13670,7 +13753,6 @@
           <w:rFonts w:ascii="Times New Roman" w:hAnsi="Times New Roman" w:cs="Times New Roman"/>
           <w:bCs w:val="0"/>
         </w:rPr>
-        <w:lastRenderedPageBreak/>
         <w:t>(</w:t>
       </w:r>
       <w:proofErr w:type="gramStart"/>
@@ -13983,6 +14065,7 @@
           <w:sz w:val="27"/>
           <w:szCs w:val="27"/>
         </w:rPr>
+        <w:lastRenderedPageBreak/>
         <w:t>Definition 3.2.21 – Körper</w:t>
       </w:r>
     </w:p>
@@ -14231,15 +14314,7 @@
           <w:rFonts w:ascii="Times New Roman" w:hAnsi="Times New Roman" w:cs="Times New Roman"/>
           <w:bCs w:val="0"/>
         </w:rPr>
-        <w:t xml:space="preserve">Für das Funktionale Raum-Zeit-Kohärenzsystem ist diese Beobachtung von zentraler Bedeutung. Algebraische Strukturen liefern einen außerordentlich leistungsfähigen formalen Rahmen für Operationen innerhalb eines Systems. Die Frage nach der funktionalen Entstehung dieser Operationen sowie ihrer Einbettung in kohärente Organisationsprozesse </w:t>
-      </w:r>
-      <w:r>
-        <w:rPr>
-          <w:rFonts w:ascii="Times New Roman" w:hAnsi="Times New Roman" w:cs="Times New Roman"/>
-          <w:bCs w:val="0"/>
-        </w:rPr>
-        <w:lastRenderedPageBreak/>
-        <w:t>bleibt jedoch weiterhin offen. Erst diese Fragestellung wird später den Übergang von der klassischen Mathematik zur funktionalen Rekonstruktion ermöglichen.</w:t>
+        <w:t>Für das Funktionale Raum-Zeit-Kohärenzsystem ist diese Beobachtung von zentraler Bedeutung. Algebraische Strukturen liefern einen außerordentlich leistungsfähigen formalen Rahmen für Operationen innerhalb eines Systems. Die Frage nach der funktionalen Entstehung dieser Operationen sowie ihrer Einbettung in kohärente Organisationsprozesse bleibt jedoch weiterhin offen. Erst diese Fragestellung wird später den Übergang von der klassischen Mathematik zur funktionalen Rekonstruktion ermöglichen.</w:t>
       </w:r>
     </w:p>
     <w:p>
@@ -14292,6 +14367,7 @@
           <w:rFonts w:ascii="Times New Roman" w:hAnsi="Times New Roman" w:cs="Times New Roman"/>
           <w:bCs w:val="0"/>
         </w:rPr>
+        <w:lastRenderedPageBreak/>
         <w:t>Mit algebraischen Strukturen habe ich im vorhergehenden Abschnitt beschrieben, wie auf einer Menge Operationen definiert und durch gemeinsame Gesetzmäßigkeiten zu einer mathematischen Struktur verbunden werden können. Damit lässt sich formalisieren, wie Elemente innerhalb eines vorgegebenen Trägers miteinander verknüpft, transformiert oder invertiert werden. Noch nicht beantwortet ist jedoch die Frage, wie sich eine größere Zahl einzelner Elemente und ihrer Beziehungen als zusammenhängende Gesamtstruktur darstellen lässt.</w:t>
       </w:r>
     </w:p>
@@ -14452,15 +14528,7 @@
           <w:rFonts w:ascii="Times New Roman" w:hAnsi="Times New Roman" w:cs="Times New Roman"/>
           <w:bCs w:val="0"/>
         </w:rPr>
-        <w:t xml:space="preserve">Für meine Untersuchung ist diese Erweiterung wesentlich. Relationen bilden einzelne Verbindungen formal ab. Ein Graph fasst diese Verbindungen zu einer Struktur zusammen, deren Eigenschaften nicht mehr allein aus der isolierten Betrachtung einzelner Kanten hervorgehen. Zusammenhang, Erreichbarkeit, Zentralität oder Clusterbildung sind Eigenschaften des gesamten Graphen oder größerer Teilbereiche. Damit tritt erstmals deutlich </w:t>
-      </w:r>
-      <w:r>
-        <w:rPr>
-          <w:rFonts w:ascii="Times New Roman" w:hAnsi="Times New Roman" w:cs="Times New Roman"/>
-          <w:bCs w:val="0"/>
-        </w:rPr>
-        <w:lastRenderedPageBreak/>
-        <w:t>eine Ebene hervor, auf der lokale Verbindungen und globale Organisation mathematisch gemeinsam untersucht werden können.</w:t>
+        <w:t>Für meine Untersuchung ist diese Erweiterung wesentlich. Relationen bilden einzelne Verbindungen formal ab. Ein Graph fasst diese Verbindungen zu einer Struktur zusammen, deren Eigenschaften nicht mehr allein aus der isolierten Betrachtung einzelner Kanten hervorgehen. Zusammenhang, Erreichbarkeit, Zentralität oder Clusterbildung sind Eigenschaften des gesamten Graphen oder größerer Teilbereiche. Damit tritt erstmals deutlich eine Ebene hervor, auf der lokale Verbindungen und globale Organisation mathematisch gemeinsam untersucht werden können.</w:t>
       </w:r>
     </w:p>
     <w:p>
@@ -14611,6 +14679,7 @@
           <w:rFonts w:ascii="Times New Roman" w:hAnsi="Times New Roman" w:cs="Times New Roman"/>
           <w:bCs w:val="0"/>
         </w:rPr>
+        <w:lastRenderedPageBreak/>
         <w:t>Für einen ungerichteten einfachen Graphen gilt</w:t>
       </w:r>
     </w:p>
@@ -15264,7 +15333,6 @@
           <w:rFonts w:ascii="Times New Roman" w:hAnsi="Times New Roman" w:cs="Times New Roman"/>
           <w:bCs w:val="0"/>
         </w:rPr>
-        <w:lastRenderedPageBreak/>
         <w:t xml:space="preserve">Word-LaTeX: </w:t>
       </w:r>
       <w:r>
@@ -15363,6 +15431,7 @@
           <w:rFonts w:ascii="Times New Roman" w:hAnsi="Times New Roman" w:cs="Times New Roman"/>
           <w:bCs w:val="0"/>
         </w:rPr>
+        <w:lastRenderedPageBreak/>
         <w:t>Für einen ungerichteten Graphen G=(</w:t>
       </w:r>
       <w:proofErr w:type="gramStart"/>
@@ -16237,7 +16306,6 @@
           <w:rFonts w:ascii="Times New Roman" w:hAnsi="Times New Roman" w:cs="Times New Roman"/>
           <w:bCs w:val="0"/>
         </w:rPr>
-        <w:lastRenderedPageBreak/>
         <w:t>∑v</w:t>
       </w:r>
       <w:r>
@@ -16450,6 +16518,7 @@
           <w:rFonts w:ascii="Times New Roman" w:hAnsi="Times New Roman" w:cs="Times New Roman"/>
           <w:bCs w:val="0"/>
         </w:rPr>
+        <w:lastRenderedPageBreak/>
         <w:t>Eine unmittelbare Konsequenz besteht darin, dass die Anzahl der Knoten ungeraden Grades stets gerade ist. Da die Gesamtsumme der Grade gerade ist, können ungerade Summanden nur in gerader Anzahl auftreten. Bereits dieses einfache Ergebnis zeigt, dass lokale Knoteneigenschaften durch eine globale Bedingung des gesamten Graphen miteinander verbunden sind.</w:t>
       </w:r>
     </w:p>
@@ -17010,7 +17079,6 @@
           <w:rFonts w:ascii="Times New Roman" w:hAnsi="Times New Roman" w:cs="Times New Roman"/>
           <w:bCs w:val="0"/>
         </w:rPr>
-        <w:lastRenderedPageBreak/>
         <w:t>Die Matrixdarstellung verbindet die Graphentheorie mit der linearen Algebra. Während der Graph eine strukturell anschauliche Darstellung bereitstellt, macht die Adjazenzmatrix dieselbe Struktur rechnerisch zugänglich. Matrixpotenzen geben beispielsweise Auskunft über Folgen von Kanten. Für k</w:t>
       </w:r>
       <w:r>
@@ -17153,6 +17221,7 @@
           <w:rFonts w:ascii="Times New Roman" w:hAnsi="Times New Roman" w:cs="Times New Roman"/>
           <w:bCs w:val="0"/>
         </w:rPr>
+        <w:lastRenderedPageBreak/>
         <w:t xml:space="preserve">Damit wird eine Verbindung zur relationalen Komposition sichtbar. Die Potenzen einer Relation beschreiben Erreichbarkeit </w:t>
       </w:r>
       <w:proofErr w:type="gramStart"/>
@@ -17605,7 +17674,6 @@
           <w:rFonts w:ascii="Cambria Math" w:hAnsi="Cambria Math" w:cs="Cambria Math"/>
           <w:bCs w:val="0"/>
         </w:rPr>
-        <w:lastRenderedPageBreak/>
         <w:t>∀</w:t>
       </w:r>
       <w:proofErr w:type="gramStart"/>
@@ -17799,6 +17867,7 @@
           <w:rFonts w:ascii="Cambria Math" w:hAnsi="Cambria Math" w:cs="Cambria Math"/>
           <w:bCs w:val="0"/>
         </w:rPr>
+        <w:lastRenderedPageBreak/>
         <w:t>∀</w:t>
       </w:r>
       <w:proofErr w:type="gramStart"/>
@@ -18269,7 +18338,6 @@
           <w:bCs w:val="0"/>
           <w:lang w:val="en-US"/>
         </w:rPr>
-        <w:lastRenderedPageBreak/>
         <w:t xml:space="preserve">Word-LaTeX: </w:t>
       </w:r>
       <w:r>
@@ -18419,6 +18487,7 @@
           <w:rFonts w:ascii="Times New Roman" w:hAnsi="Times New Roman" w:cs="Times New Roman"/>
           <w:bCs w:val="0"/>
         </w:rPr>
+        <w:lastRenderedPageBreak/>
         <w:t>Für einen endlichen Baum T=(</w:t>
       </w:r>
       <w:proofErr w:type="gramStart"/>
@@ -18910,7 +18979,6 @@
           <w:bCs w:val="0"/>
           <w:lang w:val="en-US"/>
         </w:rPr>
-        <w:lastRenderedPageBreak/>
         <w:t xml:space="preserve">Word-LaTeX: </w:t>
       </w:r>
       <w:proofErr w:type="gramStart"/>
@@ -19107,6 +19175,7 @@
           <w:rFonts w:ascii="Times New Roman" w:hAnsi="Times New Roman" w:cs="Times New Roman"/>
           <w:bCs w:val="0"/>
         </w:rPr>
+        <w:lastRenderedPageBreak/>
         <w:t>Die gewichtete Distanz ergibt sich aus</w:t>
       </w:r>
     </w:p>
@@ -19578,7 +19647,6 @@
           <w:rFonts w:ascii="Times New Roman" w:hAnsi="Times New Roman" w:cs="Times New Roman"/>
           <w:bCs w:val="0"/>
         </w:rPr>
-        <w:lastRenderedPageBreak/>
         <w:t>C(v)=2evkv(kv−1</w:t>
       </w:r>
       <w:proofErr w:type="gramStart"/>
@@ -19704,6 +19772,7 @@
           <w:rFonts w:ascii="Times New Roman" w:hAnsi="Times New Roman" w:cs="Times New Roman"/>
           <w:bCs w:val="0"/>
         </w:rPr>
+        <w:lastRenderedPageBreak/>
         <w:t>CD(v)=deg⁡(v)</w:t>
       </w:r>
       <w:r>
@@ -19938,46 +20007,39 @@
           <w:rFonts w:ascii="Times New Roman" w:hAnsi="Times New Roman" w:cs="Times New Roman"/>
           <w:bCs w:val="0"/>
         </w:rPr>
-        <w:t xml:space="preserve">Ich werde dabei jedoch nicht voraussetzen, dass ein funktionales System bereits als fertiger Graph existiert. Vielmehr muss später erklärt werden, wie funktionale Unterschiede </w:t>
-      </w:r>
+        <w:t>Ich werde dabei jedoch nicht voraussetzen, dass ein funktionales System bereits als fertiger Graph existiert. Vielmehr muss später erklärt werden, wie funktionale Unterschiede relationierbar werden, wie sich aus diesen Relationen wiederholbare Operationen entwickeln und unter welchen Bedingungen daraus stabile Netzwerkstrukturen hervorgehen. Der klassische Graph beschreibt das Ergebnis einer solchen Organisation. Die funktionale Entstehung dieses Ergebnisses bleibt zunächst offen.</w:t>
+      </w:r>
+    </w:p>
+    <w:p>
+      <w:pPr>
+        <w:spacing w:before="100" w:beforeAutospacing="1" w:after="100" w:afterAutospacing="1"/>
+        <w:rPr>
+          <w:rFonts w:ascii="Times New Roman" w:hAnsi="Times New Roman" w:cs="Times New Roman"/>
+          <w:bCs w:val="0"/>
+        </w:rPr>
+      </w:pPr>
+      <w:r>
+        <w:rPr>
+          <w:rFonts w:ascii="Times New Roman" w:hAnsi="Times New Roman" w:cs="Times New Roman"/>
+          <w:bCs w:val="0"/>
+        </w:rPr>
+        <w:t>Damit ergibt sich ein weiterer Schritt im Aufbau der mathematischen Grundlagen. Mengen stellen Elemente bereit. Relationen wählen Verbindungen zwischen ihnen aus. Algebraische Strukturen definieren Operationen. Graphen fassen eine Vielzahl lokaler Relationen zu einer untersuchbaren Gesamtstruktur zusammen. Für die Beschreibung tatsächlicher Veränderung reicht diese strukturelle Ebene jedoch noch nicht aus. Dazu muss formalisiert werden, wie ein mathematisches Objekt auf ein anderes abgebildet und wie aus einem gegebenen Zustand ein bestimmter Folgezustand erzeugt wird.</w:t>
+      </w:r>
+    </w:p>
+    <w:p>
+      <w:pPr>
+        <w:spacing w:before="100" w:beforeAutospacing="1" w:after="100" w:afterAutospacing="1"/>
+        <w:rPr>
+          <w:rFonts w:ascii="Times New Roman" w:hAnsi="Times New Roman" w:cs="Times New Roman"/>
+          <w:bCs w:val="0"/>
+        </w:rPr>
+      </w:pPr>
       <w:r>
         <w:rPr>
           <w:rFonts w:ascii="Times New Roman" w:hAnsi="Times New Roman" w:cs="Times New Roman"/>
           <w:bCs w:val="0"/>
         </w:rPr>
         <w:lastRenderedPageBreak/>
-        <w:t>relationierbar werden, wie sich aus diesen Relationen wiederholbare Operationen entwickeln und unter welchen Bedingungen daraus stabile Netzwerkstrukturen hervorgehen. Der klassische Graph beschreibt das Ergebnis einer solchen Organisation. Die funktionale Entstehung dieses Ergebnisses bleibt zunächst offen.</w:t>
-      </w:r>
-    </w:p>
-    <w:p>
-      <w:pPr>
-        <w:spacing w:before="100" w:beforeAutospacing="1" w:after="100" w:afterAutospacing="1"/>
-        <w:rPr>
-          <w:rFonts w:ascii="Times New Roman" w:hAnsi="Times New Roman" w:cs="Times New Roman"/>
-          <w:bCs w:val="0"/>
-        </w:rPr>
-      </w:pPr>
-      <w:r>
-        <w:rPr>
-          <w:rFonts w:ascii="Times New Roman" w:hAnsi="Times New Roman" w:cs="Times New Roman"/>
-          <w:bCs w:val="0"/>
-        </w:rPr>
-        <w:t>Damit ergibt sich ein weiterer Schritt im Aufbau der mathematischen Grundlagen. Mengen stellen Elemente bereit. Relationen wählen Verbindungen zwischen ihnen aus. Algebraische Strukturen definieren Operationen. Graphen fassen eine Vielzahl lokaler Relationen zu einer untersuchbaren Gesamtstruktur zusammen. Für die Beschreibung tatsächlicher Veränderung reicht diese strukturelle Ebene jedoch noch nicht aus. Dazu muss formalisiert werden, wie ein mathematisches Objekt auf ein anderes abgebildet und wie aus einem gegebenen Zustand ein bestimmter Folgezustand erzeugt wird.</w:t>
-      </w:r>
-    </w:p>
-    <w:p>
-      <w:pPr>
-        <w:spacing w:before="100" w:beforeAutospacing="1" w:after="100" w:afterAutospacing="1"/>
-        <w:rPr>
-          <w:rFonts w:ascii="Times New Roman" w:hAnsi="Times New Roman" w:cs="Times New Roman"/>
-          <w:bCs w:val="0"/>
-        </w:rPr>
-      </w:pPr>
-      <w:r>
-        <w:rPr>
-          <w:rFonts w:ascii="Times New Roman" w:hAnsi="Times New Roman" w:cs="Times New Roman"/>
-          <w:bCs w:val="0"/>
-        </w:rPr>
         <w:t>Im nächsten Abschnitt untersuche ich deshalb Funktionen und Abbildungen als mathematische Beschreibung eindeutiger Transformationen. Dort wird die bisher nur strukturell dargestellte Verbindung erstmals als gerichtete Zuordnung behandelt, durch die jedem zulässigen Ausgangselement ein eindeutig bestimmtes Ergebnis zugeordnet wird.</w:t>
       </w:r>
     </w:p>
@@ -20281,15 +20343,7 @@
           <w:rFonts w:ascii="Times New Roman" w:hAnsi="Times New Roman" w:cs="Times New Roman"/>
           <w:bCs w:val="0"/>
         </w:rPr>
-        <w:t xml:space="preserve">Diese Fragestellung bildet den Gegenstand der Funktionentheorie. Funktionen gehören zu den zentralen Strukturbegriffen der modernen Mathematik, weil sie Veränderungen, Transformationen und Abhängigkeiten formal beschreiben. Im Unterschied zu allgemeinen Relationen besitzt eine Funktion die Eigenschaft der Eindeutigkeit. Jedem zulässigen Argument wird genau ein Funktionswert zugeordnet. Diese Forderung bildet die Grundlage </w:t>
-      </w:r>
-      <w:r>
-        <w:rPr>
-          <w:rFonts w:ascii="Times New Roman" w:hAnsi="Times New Roman" w:cs="Times New Roman"/>
-          <w:bCs w:val="0"/>
-        </w:rPr>
-        <w:lastRenderedPageBreak/>
-        <w:t>nahezu aller mathematischen Modelle in Analysis, Algebra, Wahrscheinlichkeitstheorie, Informatik und Physik.</w:t>
+        <w:t>Diese Fragestellung bildet den Gegenstand der Funktionentheorie. Funktionen gehören zu den zentralen Strukturbegriffen der modernen Mathematik, weil sie Veränderungen, Transformationen und Abhängigkeiten formal beschreiben. Im Unterschied zu allgemeinen Relationen besitzt eine Funktion die Eigenschaft der Eindeutigkeit. Jedem zulässigen Argument wird genau ein Funktionswert zugeordnet. Diese Forderung bildet die Grundlage nahezu aller mathematischen Modelle in Analysis, Algebra, Wahrscheinlichkeitstheorie, Informatik und Physik.</w:t>
       </w:r>
     </w:p>
     <w:p>
@@ -20385,6 +20439,7 @@
           <w:rFonts w:ascii="Times New Roman" w:hAnsi="Times New Roman" w:cs="Times New Roman"/>
           <w:bCs w:val="0"/>
         </w:rPr>
+        <w:lastRenderedPageBreak/>
         <w:t xml:space="preserve">Die mengentheoretische Formulierung einer Funktion wurde später insbesondere durch Nicolas Bourbaki systematisch ausgearbeitet und als Abbildung zwischen Mengen rekonstruiert (Nicolas Bourbaki: </w:t>
       </w:r>
       <w:r>
@@ -20942,7 +20997,6 @@
           <w:rFonts w:ascii="Times New Roman" w:hAnsi="Times New Roman" w:cs="Times New Roman"/>
           <w:bCs w:val="0"/>
         </w:rPr>
-        <w:lastRenderedPageBreak/>
         <w:t>Der Definitionsbereich wird häufig auch als Urbildmenge bezeichnet, während der Zielbereich die Menge aller zulässigen Funktionswerte beschreibt. Tatsächlich angenommene Funktionswerte bilden dagegen die Bildmenge.</w:t>
       </w:r>
     </w:p>
@@ -21162,6 +21216,7 @@
           <w:bCs w:val="0"/>
           <w:lang w:val="en-US"/>
         </w:rPr>
+        <w:lastRenderedPageBreak/>
         <w:t xml:space="preserve">Word-LaTeX: </w:t>
       </w:r>
       <w:r>
@@ -21799,7 +21854,6 @@
           <w:rFonts w:ascii="Times New Roman" w:hAnsi="Times New Roman" w:cs="Times New Roman"/>
           <w:bCs w:val="0"/>
         </w:rPr>
-        <w:lastRenderedPageBreak/>
         <w:t>Eine Funktion heißt bijektiv, wenn sie sowohl injektiv als auch surjektiv ist.</w:t>
       </w:r>
     </w:p>
@@ -22020,6 +22074,7 @@
           <w:bCs w:val="0"/>
           <w:lang w:val="en-US"/>
         </w:rPr>
+        <w:lastRenderedPageBreak/>
         <w:t>sowie</w:t>
       </w:r>
     </w:p>
@@ -22511,7 +22566,6 @@
           <w:rFonts w:ascii="Times New Roman" w:hAnsi="Times New Roman" w:cs="Times New Roman"/>
           <w:bCs w:val="0"/>
         </w:rPr>
-        <w:lastRenderedPageBreak/>
         <w:t>Für jedes</w:t>
       </w:r>
     </w:p>
@@ -22755,6 +22809,7 @@
           <w:rFonts w:ascii="Times New Roman" w:hAnsi="Times New Roman" w:cs="Times New Roman"/>
           <w:bCs w:val="0"/>
         </w:rPr>
+        <w:lastRenderedPageBreak/>
         <w:t xml:space="preserve">f:A→B,g:B→C,h:C→Df:A\rightarrow B,\quad g:B\rightarrow C,\quad h:C\rightarrow Df:A→B,g:B→C,h:C→D </w:t>
       </w:r>
     </w:p>
@@ -23349,40 +23404,47 @@
           <w:rFonts w:ascii="Times New Roman" w:hAnsi="Times New Roman" w:cs="Times New Roman"/>
           <w:bCs w:val="0"/>
         </w:rPr>
+        <w:t>Damit entsteht eine erste algebraische Struktur auf Funktionen selbst. Funktionen können miteinander verkettet werden, besitzen Identitätselemente und – im bijektiven Fall – Inverse. Dadurch werden Funktionen nicht nur zu Beschreibungen einzelner Zuordnungen, sondern zu Objekten, auf denen wiederum mathematische Operationen definiert werden können.</w:t>
+      </w:r>
+    </w:p>
+    <w:p>
+      <w:pPr>
+        <w:spacing w:before="100" w:beforeAutospacing="1" w:after="100" w:afterAutospacing="1"/>
+        <w:rPr>
+          <w:rFonts w:ascii="Times New Roman" w:hAnsi="Times New Roman" w:cs="Times New Roman"/>
+          <w:bCs w:val="0"/>
+        </w:rPr>
+      </w:pPr>
+      <w:r>
+        <w:rPr>
+          <w:rFonts w:ascii="Times New Roman" w:hAnsi="Times New Roman" w:cs="Times New Roman"/>
+          <w:bCs w:val="0"/>
+        </w:rPr>
+        <w:t>Diese Beobachtung besitzt erhebliche Tragweite. Während Relationen mögliche Zusammenhänge beschreiben und Graphen deren Gesamtstruktur sichtbar machen, ermöglichen Funktionen die Beschreibung gerichteter Transformationen zwischen Zuständen. Prozesse können dadurch als Folgen eindeutig definierter Abbildungen rekonstruiert werden.</w:t>
+      </w:r>
+    </w:p>
+    <w:p>
+      <w:pPr>
+        <w:spacing w:before="100" w:beforeAutospacing="1" w:after="100" w:afterAutospacing="1"/>
+        <w:rPr>
+          <w:rFonts w:ascii="Times New Roman" w:hAnsi="Times New Roman" w:cs="Times New Roman"/>
+          <w:bCs w:val="0"/>
+        </w:rPr>
+      </w:pPr>
+      <w:r>
+        <w:rPr>
+          <w:rFonts w:ascii="Times New Roman" w:hAnsi="Times New Roman" w:cs="Times New Roman"/>
+          <w:bCs w:val="0"/>
+        </w:rPr>
+        <w:t xml:space="preserve">Dennoch bleibt auch hier eine grundlegende Grenze bestehen. Die Funktion legt lediglich fest, welcher Zielwert einem Ausgangswert zugeordnet wird. Sie erklärt jedoch nicht, weshalb genau diese Zuordnung gilt oder wodurch sie entsteht. Die mathematische Abbildung setzt </w:t>
+      </w:r>
+      <w:r>
+        <w:rPr>
+          <w:rFonts w:ascii="Times New Roman" w:hAnsi="Times New Roman" w:cs="Times New Roman"/>
+          <w:bCs w:val="0"/>
+        </w:rPr>
         <w:lastRenderedPageBreak/>
-        <w:t>Damit entsteht eine erste algebraische Struktur auf Funktionen selbst. Funktionen können miteinander verkettet werden, besitzen Identitätselemente und – im bijektiven Fall – Inverse. Dadurch werden Funktionen nicht nur zu Beschreibungen einzelner Zuordnungen, sondern zu Objekten, auf denen wiederum mathematische Operationen definiert werden können.</w:t>
-      </w:r>
-    </w:p>
-    <w:p>
-      <w:pPr>
-        <w:spacing w:before="100" w:beforeAutospacing="1" w:after="100" w:afterAutospacing="1"/>
-        <w:rPr>
-          <w:rFonts w:ascii="Times New Roman" w:hAnsi="Times New Roman" w:cs="Times New Roman"/>
-          <w:bCs w:val="0"/>
-        </w:rPr>
-      </w:pPr>
-      <w:r>
-        <w:rPr>
-          <w:rFonts w:ascii="Times New Roman" w:hAnsi="Times New Roman" w:cs="Times New Roman"/>
-          <w:bCs w:val="0"/>
-        </w:rPr>
-        <w:t>Diese Beobachtung besitzt erhebliche Tragweite. Während Relationen mögliche Zusammenhänge beschreiben und Graphen deren Gesamtstruktur sichtbar machen, ermöglichen Funktionen die Beschreibung gerichteter Transformationen zwischen Zuständen. Prozesse können dadurch als Folgen eindeutig definierter Abbildungen rekonstruiert werden.</w:t>
-      </w:r>
-    </w:p>
-    <w:p>
-      <w:pPr>
-        <w:spacing w:before="100" w:beforeAutospacing="1" w:after="100" w:afterAutospacing="1"/>
-        <w:rPr>
-          <w:rFonts w:ascii="Times New Roman" w:hAnsi="Times New Roman" w:cs="Times New Roman"/>
-          <w:bCs w:val="0"/>
-        </w:rPr>
-      </w:pPr>
-      <w:r>
-        <w:rPr>
-          <w:rFonts w:ascii="Times New Roman" w:hAnsi="Times New Roman" w:cs="Times New Roman"/>
-          <w:bCs w:val="0"/>
-        </w:rPr>
-        <w:t>Dennoch bleibt auch hier eine grundlegende Grenze bestehen. Die Funktion legt lediglich fest, welcher Zielwert einem Ausgangswert zugeordnet wird. Sie erklärt jedoch nicht, weshalb genau diese Zuordnung gilt oder wodurch sie entsteht. Die mathematische Abbildung setzt ihre Zuordnungsvorschrift bereits voraus. Ihre funktionale Genese wird durch den klassischen Funktionsbegriff nicht beschrieben.</w:t>
+        <w:t>ihre Zuordnungsvorschrift bereits voraus. Ihre funktionale Genese wird durch den klassischen Funktionsbegriff nicht beschrieben.</w:t>
       </w:r>
     </w:p>
     <w:p>
@@ -23617,7 +23679,39 @@
           <w:rFonts w:ascii="Times New Roman" w:hAnsi="Times New Roman" w:cs="Times New Roman"/>
           <w:bCs w:val="0"/>
         </w:rPr>
-        <w:t xml:space="preserve">Mit Funktionen wurde im vorhergehenden Abschnitt beschrieben, wie sich Elemente eines Definitionsbereichs eindeutig auf Elemente eines Zielbereichs abbilden lassen. Dadurch konnten gerichtete Transformationen mathematisch formalisiert werden. Viele mathematische Fragestellungen lassen sich jedoch nicht allein durch die Existenz einer eindeutigen Zuordnung beantworten. Häufig interessiert zusätzlich, wie mehrere Zustände miteinander kombiniert werden können, welche Richtung eine Veränderung besitzt und wie sich unterschiedliche Veränderungen gegenseitig verstärken oder aufheben. Für diese </w:t>
+        <w:t>Mit Funktionen wurde im vorhergehenden Abschnitt beschrieben, wie sich Elemente eines Definitionsbereichs eindeutig auf Elemente eines Zielbereichs abbilden lassen. Dadurch konnten gerichtete Transformationen mathematisch formalisiert werden. Viele mathematische Fragestellungen lassen sich jedoch nicht allein durch die Existenz einer eindeutigen Zuordnung beantworten. Häufig interessiert zusätzlich, wie mehrere Zustände miteinander kombiniert werden können, welche Richtung eine Veränderung besitzt und wie sich unterschiedliche Veränderungen gegenseitig verstärken oder aufheben. Für diese Fragestellungen reicht der allgemeine Funktionsbegriff nicht mehr aus. Er muss um eine lineare Struktur erweitert werden.</w:t>
+      </w:r>
+    </w:p>
+    <w:p>
+      <w:pPr>
+        <w:spacing w:before="100" w:beforeAutospacing="1" w:after="100" w:afterAutospacing="1"/>
+        <w:rPr>
+          <w:rFonts w:ascii="Times New Roman" w:hAnsi="Times New Roman" w:cs="Times New Roman"/>
+          <w:bCs w:val="0"/>
+        </w:rPr>
+      </w:pPr>
+      <w:r>
+        <w:rPr>
+          <w:rFonts w:ascii="Times New Roman" w:hAnsi="Times New Roman" w:cs="Times New Roman"/>
+          <w:bCs w:val="0"/>
+        </w:rPr>
+        <w:t>Diese Erweiterung erfolgt durch den Begriff des Vektorraums. Vektorräume gehören zu den grundlegenden Strukturen der modernen Mathematik. Sie verbinden algebraische Operationen mit geometrischer Interpretation und ermöglichen dadurch eine einheitliche Beschreibung von Zuständen, Richtungen und Transformationen. In nahezu allen mathematischen Disziplinen bilden sie den Ausgangspunkt für lineare Modelle. Dies gilt ebenso für die lineare Algebra, die Differentialgleichungstheorie, die Funktionalanalysis, die Optimierung, die Signalverarbeitung sowie für große Teile der theoretischen Physik.</w:t>
+      </w:r>
+    </w:p>
+    <w:p>
+      <w:pPr>
+        <w:spacing w:before="100" w:beforeAutospacing="1" w:after="100" w:afterAutospacing="1"/>
+        <w:rPr>
+          <w:rFonts w:ascii="Times New Roman" w:hAnsi="Times New Roman" w:cs="Times New Roman"/>
+          <w:bCs w:val="0"/>
+        </w:rPr>
+      </w:pPr>
+      <w:r>
+        <w:rPr>
+          <w:rFonts w:ascii="Times New Roman" w:hAnsi="Times New Roman" w:cs="Times New Roman"/>
+          <w:bCs w:val="0"/>
+        </w:rPr>
+        <w:t xml:space="preserve">Historisch entwickelte sich der Vektorbegriff zunächst aus geometrischen Fragestellungen. Hermann Grassmann formulierte Mitte des 19. Jahrhunderts erstmals eine allgemeine Algebra </w:t>
       </w:r>
       <w:r>
         <w:rPr>
@@ -23625,39 +23719,7 @@
           <w:bCs w:val="0"/>
         </w:rPr>
         <w:lastRenderedPageBreak/>
-        <w:t>Fragestellungen reicht der allgemeine Funktionsbegriff nicht mehr aus. Er muss um eine lineare Struktur erweitert werden.</w:t>
-      </w:r>
-    </w:p>
-    <w:p>
-      <w:pPr>
-        <w:spacing w:before="100" w:beforeAutospacing="1" w:after="100" w:afterAutospacing="1"/>
-        <w:rPr>
-          <w:rFonts w:ascii="Times New Roman" w:hAnsi="Times New Roman" w:cs="Times New Roman"/>
-          <w:bCs w:val="0"/>
-        </w:rPr>
-      </w:pPr>
-      <w:r>
-        <w:rPr>
-          <w:rFonts w:ascii="Times New Roman" w:hAnsi="Times New Roman" w:cs="Times New Roman"/>
-          <w:bCs w:val="0"/>
-        </w:rPr>
-        <w:t>Diese Erweiterung erfolgt durch den Begriff des Vektorraums. Vektorräume gehören zu den grundlegenden Strukturen der modernen Mathematik. Sie verbinden algebraische Operationen mit geometrischer Interpretation und ermöglichen dadurch eine einheitliche Beschreibung von Zuständen, Richtungen und Transformationen. In nahezu allen mathematischen Disziplinen bilden sie den Ausgangspunkt für lineare Modelle. Dies gilt ebenso für die lineare Algebra, die Differentialgleichungstheorie, die Funktionalanalysis, die Optimierung, die Signalverarbeitung sowie für große Teile der theoretischen Physik.</w:t>
-      </w:r>
-    </w:p>
-    <w:p>
-      <w:pPr>
-        <w:spacing w:before="100" w:beforeAutospacing="1" w:after="100" w:afterAutospacing="1"/>
-        <w:rPr>
-          <w:rFonts w:ascii="Times New Roman" w:hAnsi="Times New Roman" w:cs="Times New Roman"/>
-          <w:bCs w:val="0"/>
-        </w:rPr>
-      </w:pPr>
-      <w:r>
-        <w:rPr>
-          <w:rFonts w:ascii="Times New Roman" w:hAnsi="Times New Roman" w:cs="Times New Roman"/>
-          <w:bCs w:val="0"/>
-        </w:rPr>
-        <w:t xml:space="preserve">Historisch entwickelte sich der Vektorbegriff zunächst aus geometrischen Fragestellungen. Hermann Grassmann formulierte Mitte des 19. Jahrhunderts erstmals eine allgemeine Algebra gerichteter Größen und löste den Vektorbegriff von seiner ausschließlich geometrischen Interpretation (Hermann Grassmann: </w:t>
+        <w:t xml:space="preserve">gerichteter Größen und löste den Vektorbegriff von seiner ausschließlich geometrischen Interpretation (Hermann Grassmann: </w:t>
       </w:r>
       <w:r>
         <w:rPr>
@@ -24177,7 +24239,6 @@
           <w:sz w:val="27"/>
           <w:szCs w:val="27"/>
         </w:rPr>
-        <w:lastRenderedPageBreak/>
         <w:t>Axiom V2 – Kommutativität der Addition</w:t>
       </w:r>
     </w:p>
@@ -24335,6 +24396,7 @@
           <w:rFonts w:ascii="Times New Roman" w:hAnsi="Times New Roman" w:cs="Times New Roman"/>
           <w:bCs w:val="0"/>
         </w:rPr>
+        <w:lastRenderedPageBreak/>
         <w:t>so dass</w:t>
       </w:r>
     </w:p>
@@ -24918,7 +24980,6 @@
           <w:rFonts w:ascii="Times New Roman" w:hAnsi="Times New Roman" w:cs="Times New Roman"/>
           <w:bCs w:val="0"/>
         </w:rPr>
-        <w:lastRenderedPageBreak/>
         <w:t xml:space="preserve">Word-LaTeX: </w:t>
       </w:r>
       <w:r>
@@ -25042,7 +25103,15 @@
           <w:rFonts w:ascii="Times New Roman" w:hAnsi="Times New Roman" w:cs="Times New Roman"/>
           <w:bCs w:val="0"/>
         </w:rPr>
-        <w:t>Diese acht Axiome definieren den abstrakten Begriff eines linearen Raumes vollständig. Bemerkenswert ist dabei, dass keinerlei geometrische Vorstellung vorausgesetzt wird. Ein Vektorraum besteht ausschließlich aus einer Menge, zwei Operationen und deren algebraischen Eigenschaften. Erst spätere Interpretationen verleihen den Elementen Begriffe wie Richtung, Verschiebung oder Zustand.</w:t>
+        <w:t xml:space="preserve">Diese acht Axiome definieren den abstrakten Begriff eines linearen Raumes vollständig. Bemerkenswert ist dabei, dass keinerlei geometrische Vorstellung vorausgesetzt wird. Ein Vektorraum besteht ausschließlich aus einer Menge, zwei Operationen und deren </w:t>
+      </w:r>
+      <w:r>
+        <w:rPr>
+          <w:rFonts w:ascii="Times New Roman" w:hAnsi="Times New Roman" w:cs="Times New Roman"/>
+          <w:bCs w:val="0"/>
+        </w:rPr>
+        <w:lastRenderedPageBreak/>
+        <w:t>algebraischen Eigenschaften. Erst spätere Interpretationen verleihen den Elementen Begriffe wie Richtung, Verschiebung oder Zustand.</w:t>
       </w:r>
     </w:p>
     <w:p>
@@ -25441,7 +25510,6 @@
           <w:rFonts w:ascii="Times New Roman" w:hAnsi="Times New Roman" w:cs="Times New Roman"/>
           <w:bCs w:val="0"/>
         </w:rPr>
-        <w:lastRenderedPageBreak/>
         <w:t xml:space="preserve">0v=0.(3.259)0v=0. </w:t>
       </w:r>
       <w:r>
@@ -25611,6 +25679,7 @@
           <w:rFonts w:ascii="Times New Roman" w:hAnsi="Times New Roman" w:cs="Times New Roman"/>
           <w:bCs w:val="0"/>
         </w:rPr>
+        <w:lastRenderedPageBreak/>
         <w:t>Diese Aussagen erscheinen zunächst selbstverständlich. Tatsächlich sind sie jedoch bereits Konsequenzen der Vektorraumaxiome und müssen nicht zusätzlich vorausgesetzt werden.</w:t>
       </w:r>
     </w:p>
@@ -26174,209 +26243,209 @@
           <w:rFonts w:ascii="Times New Roman" w:hAnsi="Times New Roman" w:cs="Times New Roman"/>
           <w:bCs w:val="0"/>
         </w:rPr>
+        <w:t>Die Vektoren</w:t>
+      </w:r>
+    </w:p>
+    <w:p>
+      <w:pPr>
+        <w:spacing w:after="0"/>
+        <w:rPr>
+          <w:rFonts w:ascii="Times New Roman" w:hAnsi="Times New Roman" w:cs="Times New Roman"/>
+          <w:bCs w:val="0"/>
+        </w:rPr>
+      </w:pPr>
+      <w:r>
+        <w:rPr>
+          <w:rFonts w:ascii="Times New Roman" w:hAnsi="Times New Roman" w:cs="Times New Roman"/>
+          <w:bCs w:val="0"/>
+        </w:rPr>
+        <w:t>v</w:t>
+      </w:r>
+      <w:proofErr w:type="gramStart"/>
+      <w:r>
+        <w:rPr>
+          <w:rFonts w:ascii="Times New Roman" w:hAnsi="Times New Roman" w:cs="Times New Roman"/>
+          <w:bCs w:val="0"/>
+        </w:rPr>
+        <w:t>1,…</w:t>
+      </w:r>
+      <w:proofErr w:type="gramEnd"/>
+      <w:r>
+        <w:rPr>
+          <w:rFonts w:ascii="Times New Roman" w:hAnsi="Times New Roman" w:cs="Times New Roman"/>
+          <w:bCs w:val="0"/>
+        </w:rPr>
+        <w:t xml:space="preserve">,vnv_1,\ldots,v_nv1​,…,vn​ </w:t>
+      </w:r>
+    </w:p>
+    <w:p>
+      <w:pPr>
+        <w:spacing w:before="100" w:beforeAutospacing="1" w:after="100" w:afterAutospacing="1"/>
+        <w:rPr>
+          <w:rFonts w:ascii="Times New Roman" w:hAnsi="Times New Roman" w:cs="Times New Roman"/>
+          <w:bCs w:val="0"/>
+        </w:rPr>
+      </w:pPr>
+      <w:r>
+        <w:rPr>
+          <w:rFonts w:ascii="Times New Roman" w:hAnsi="Times New Roman" w:cs="Times New Roman"/>
+          <w:bCs w:val="0"/>
+        </w:rPr>
+        <w:t>heißen linear unabhängig, wenn</w:t>
+      </w:r>
+    </w:p>
+    <w:p>
+      <w:pPr>
+        <w:spacing w:after="0"/>
+        <w:rPr>
+          <w:rFonts w:ascii="Times New Roman" w:hAnsi="Times New Roman" w:cs="Times New Roman"/>
+          <w:bCs w:val="0"/>
+          <w:lang w:val="en-US"/>
+        </w:rPr>
+      </w:pPr>
+      <w:r>
+        <w:rPr>
+          <w:rFonts w:ascii="Times New Roman" w:hAnsi="Times New Roman" w:cs="Times New Roman"/>
+          <w:bCs w:val="0"/>
+          <w:lang w:val="en-US"/>
+        </w:rPr>
+        <w:t>∑i=1n</w:t>
+      </w:r>
+      <w:r>
+        <w:rPr>
+          <w:rFonts w:ascii="Times New Roman" w:hAnsi="Times New Roman" w:cs="Times New Roman"/>
+          <w:bCs w:val="0"/>
+        </w:rPr>
+        <w:t>λ</w:t>
+      </w:r>
+      <w:r>
+        <w:rPr>
+          <w:rFonts w:ascii="Times New Roman" w:hAnsi="Times New Roman" w:cs="Times New Roman"/>
+          <w:bCs w:val="0"/>
+          <w:lang w:val="en-US"/>
+        </w:rPr>
+        <w:t>ivi=0</w:t>
+      </w:r>
+      <w:r>
+        <w:rPr>
+          <w:rFonts w:ascii="Cambria Math" w:hAnsi="Cambria Math" w:cs="Cambria Math"/>
+          <w:bCs w:val="0"/>
+        </w:rPr>
+        <w:t>⟹</w:t>
+      </w:r>
+      <w:r>
+        <w:rPr>
+          <w:rFonts w:ascii="Times New Roman" w:hAnsi="Times New Roman" w:cs="Times New Roman"/>
+          <w:bCs w:val="0"/>
+        </w:rPr>
+        <w:t>λ</w:t>
+      </w:r>
+      <w:r>
+        <w:rPr>
+          <w:rFonts w:ascii="Times New Roman" w:hAnsi="Times New Roman" w:cs="Times New Roman"/>
+          <w:bCs w:val="0"/>
+          <w:lang w:val="en-US"/>
+        </w:rPr>
+        <w:t>i=0(i=</w:t>
+      </w:r>
+      <w:proofErr w:type="gramStart"/>
+      <w:r>
+        <w:rPr>
+          <w:rFonts w:ascii="Times New Roman" w:hAnsi="Times New Roman" w:cs="Times New Roman"/>
+          <w:bCs w:val="0"/>
+          <w:lang w:val="en-US"/>
+        </w:rPr>
+        <w:t>1,…</w:t>
+      </w:r>
+      <w:proofErr w:type="gramEnd"/>
+      <w:r>
+        <w:rPr>
+          <w:rFonts w:ascii="Times New Roman" w:hAnsi="Times New Roman" w:cs="Times New Roman"/>
+          <w:bCs w:val="0"/>
+          <w:lang w:val="en-US"/>
+        </w:rPr>
+        <w:t xml:space="preserve">,n).(3.263)\sum_{i=1}^{n}\lambda_i v_i = 0 \Longrightarrow \lambda_i=0 \quad (i=1,\ldots,n). </w:t>
+      </w:r>
+      <w:r>
+        <w:rPr>
+          <w:rFonts w:ascii="Times New Roman" w:hAnsi="Times New Roman" w:cs="Times New Roman"/>
+          <w:bCs w:val="0"/>
+          <w:lang w:val="en-US"/>
+        </w:rPr>
+        <w:t>\</w:t>
+      </w:r>
+      <w:proofErr w:type="gramStart"/>
+      <w:r>
+        <w:rPr>
+          <w:rFonts w:ascii="Times New Roman" w:hAnsi="Times New Roman" w:cs="Times New Roman"/>
+          <w:bCs w:val="0"/>
+          <w:lang w:val="en-US"/>
+        </w:rPr>
+        <w:t>tag{</w:t>
+      </w:r>
+      <w:proofErr w:type="gramEnd"/>
+      <w:r>
+        <w:rPr>
+          <w:rFonts w:ascii="Times New Roman" w:hAnsi="Times New Roman" w:cs="Times New Roman"/>
+          <w:bCs w:val="0"/>
+          <w:lang w:val="en-US"/>
+        </w:rPr>
+        <w:t>3.263}i=1∑n​</w:t>
+      </w:r>
+      <w:r>
+        <w:rPr>
+          <w:rFonts w:ascii="Times New Roman" w:hAnsi="Times New Roman" w:cs="Times New Roman"/>
+          <w:bCs w:val="0"/>
+        </w:rPr>
+        <w:t>λ</w:t>
+      </w:r>
+      <w:r>
+        <w:rPr>
+          <w:rFonts w:ascii="Times New Roman" w:hAnsi="Times New Roman" w:cs="Times New Roman"/>
+          <w:bCs w:val="0"/>
+          <w:lang w:val="en-US"/>
+        </w:rPr>
+        <w:t>i​vi​=0</w:t>
+      </w:r>
+      <w:r>
+        <w:rPr>
+          <w:rFonts w:ascii="Cambria Math" w:hAnsi="Cambria Math" w:cs="Cambria Math"/>
+          <w:bCs w:val="0"/>
+        </w:rPr>
+        <w:t>⟹</w:t>
+      </w:r>
+      <w:r>
+        <w:rPr>
+          <w:rFonts w:ascii="Times New Roman" w:hAnsi="Times New Roman" w:cs="Times New Roman"/>
+          <w:bCs w:val="0"/>
+        </w:rPr>
+        <w:t>λ</w:t>
+      </w:r>
+      <w:r>
+        <w:rPr>
+          <w:rFonts w:ascii="Times New Roman" w:hAnsi="Times New Roman" w:cs="Times New Roman"/>
+          <w:bCs w:val="0"/>
+          <w:lang w:val="en-US"/>
+        </w:rPr>
+        <w:t xml:space="preserve">i​=0(i=1,…,n).(3.263) </w:t>
+      </w:r>
+    </w:p>
+    <w:p>
+      <w:pPr>
+        <w:spacing w:before="100" w:beforeAutospacing="1" w:after="100" w:afterAutospacing="1"/>
+        <w:rPr>
+          <w:rFonts w:ascii="Times New Roman" w:hAnsi="Times New Roman" w:cs="Times New Roman"/>
+          <w:bCs w:val="0"/>
+          <w:lang w:val="en-US"/>
+        </w:rPr>
+      </w:pPr>
+      <w:r>
+        <w:rPr>
+          <w:rFonts w:ascii="Times New Roman" w:hAnsi="Times New Roman" w:cs="Times New Roman"/>
+          <w:bCs w:val="0"/>
+          <w:lang w:val="en-US"/>
+        </w:rPr>
         <w:lastRenderedPageBreak/>
-        <w:t>Die Vektoren</w:t>
-      </w:r>
-    </w:p>
-    <w:p>
-      <w:pPr>
-        <w:spacing w:after="0"/>
-        <w:rPr>
-          <w:rFonts w:ascii="Times New Roman" w:hAnsi="Times New Roman" w:cs="Times New Roman"/>
-          <w:bCs w:val="0"/>
-        </w:rPr>
-      </w:pPr>
-      <w:r>
-        <w:rPr>
-          <w:rFonts w:ascii="Times New Roman" w:hAnsi="Times New Roman" w:cs="Times New Roman"/>
-          <w:bCs w:val="0"/>
-        </w:rPr>
-        <w:t>v</w:t>
-      </w:r>
-      <w:proofErr w:type="gramStart"/>
-      <w:r>
-        <w:rPr>
-          <w:rFonts w:ascii="Times New Roman" w:hAnsi="Times New Roman" w:cs="Times New Roman"/>
-          <w:bCs w:val="0"/>
-        </w:rPr>
-        <w:t>1,…</w:t>
-      </w:r>
-      <w:proofErr w:type="gramEnd"/>
-      <w:r>
-        <w:rPr>
-          <w:rFonts w:ascii="Times New Roman" w:hAnsi="Times New Roman" w:cs="Times New Roman"/>
-          <w:bCs w:val="0"/>
-        </w:rPr>
-        <w:t xml:space="preserve">,vnv_1,\ldots,v_nv1​,…,vn​ </w:t>
-      </w:r>
-    </w:p>
-    <w:p>
-      <w:pPr>
-        <w:spacing w:before="100" w:beforeAutospacing="1" w:after="100" w:afterAutospacing="1"/>
-        <w:rPr>
-          <w:rFonts w:ascii="Times New Roman" w:hAnsi="Times New Roman" w:cs="Times New Roman"/>
-          <w:bCs w:val="0"/>
-        </w:rPr>
-      </w:pPr>
-      <w:r>
-        <w:rPr>
-          <w:rFonts w:ascii="Times New Roman" w:hAnsi="Times New Roman" w:cs="Times New Roman"/>
-          <w:bCs w:val="0"/>
-        </w:rPr>
-        <w:t>heißen linear unabhängig, wenn</w:t>
-      </w:r>
-    </w:p>
-    <w:p>
-      <w:pPr>
-        <w:spacing w:after="0"/>
-        <w:rPr>
-          <w:rFonts w:ascii="Times New Roman" w:hAnsi="Times New Roman" w:cs="Times New Roman"/>
-          <w:bCs w:val="0"/>
-          <w:lang w:val="en-US"/>
-        </w:rPr>
-      </w:pPr>
-      <w:r>
-        <w:rPr>
-          <w:rFonts w:ascii="Times New Roman" w:hAnsi="Times New Roman" w:cs="Times New Roman"/>
-          <w:bCs w:val="0"/>
-          <w:lang w:val="en-US"/>
-        </w:rPr>
-        <w:t>∑i=1n</w:t>
-      </w:r>
-      <w:r>
-        <w:rPr>
-          <w:rFonts w:ascii="Times New Roman" w:hAnsi="Times New Roman" w:cs="Times New Roman"/>
-          <w:bCs w:val="0"/>
-        </w:rPr>
-        <w:t>λ</w:t>
-      </w:r>
-      <w:r>
-        <w:rPr>
-          <w:rFonts w:ascii="Times New Roman" w:hAnsi="Times New Roman" w:cs="Times New Roman"/>
-          <w:bCs w:val="0"/>
-          <w:lang w:val="en-US"/>
-        </w:rPr>
-        <w:t>ivi=0</w:t>
-      </w:r>
-      <w:r>
-        <w:rPr>
-          <w:rFonts w:ascii="Cambria Math" w:hAnsi="Cambria Math" w:cs="Cambria Math"/>
-          <w:bCs w:val="0"/>
-        </w:rPr>
-        <w:t>⟹</w:t>
-      </w:r>
-      <w:r>
-        <w:rPr>
-          <w:rFonts w:ascii="Times New Roman" w:hAnsi="Times New Roman" w:cs="Times New Roman"/>
-          <w:bCs w:val="0"/>
-        </w:rPr>
-        <w:t>λ</w:t>
-      </w:r>
-      <w:r>
-        <w:rPr>
-          <w:rFonts w:ascii="Times New Roman" w:hAnsi="Times New Roman" w:cs="Times New Roman"/>
-          <w:bCs w:val="0"/>
-          <w:lang w:val="en-US"/>
-        </w:rPr>
-        <w:t>i=0(i=</w:t>
-      </w:r>
-      <w:proofErr w:type="gramStart"/>
-      <w:r>
-        <w:rPr>
-          <w:rFonts w:ascii="Times New Roman" w:hAnsi="Times New Roman" w:cs="Times New Roman"/>
-          <w:bCs w:val="0"/>
-          <w:lang w:val="en-US"/>
-        </w:rPr>
-        <w:t>1,…</w:t>
-      </w:r>
-      <w:proofErr w:type="gramEnd"/>
-      <w:r>
-        <w:rPr>
-          <w:rFonts w:ascii="Times New Roman" w:hAnsi="Times New Roman" w:cs="Times New Roman"/>
-          <w:bCs w:val="0"/>
-          <w:lang w:val="en-US"/>
-        </w:rPr>
-        <w:t xml:space="preserve">,n).(3.263)\sum_{i=1}^{n}\lambda_i v_i = 0 \Longrightarrow \lambda_i=0 \quad (i=1,\ldots,n). </w:t>
-      </w:r>
-      <w:r>
-        <w:rPr>
-          <w:rFonts w:ascii="Times New Roman" w:hAnsi="Times New Roman" w:cs="Times New Roman"/>
-          <w:bCs w:val="0"/>
-          <w:lang w:val="en-US"/>
-        </w:rPr>
-        <w:t>\</w:t>
-      </w:r>
-      <w:proofErr w:type="gramStart"/>
-      <w:r>
-        <w:rPr>
-          <w:rFonts w:ascii="Times New Roman" w:hAnsi="Times New Roman" w:cs="Times New Roman"/>
-          <w:bCs w:val="0"/>
-          <w:lang w:val="en-US"/>
-        </w:rPr>
-        <w:t>tag{</w:t>
-      </w:r>
-      <w:proofErr w:type="gramEnd"/>
-      <w:r>
-        <w:rPr>
-          <w:rFonts w:ascii="Times New Roman" w:hAnsi="Times New Roman" w:cs="Times New Roman"/>
-          <w:bCs w:val="0"/>
-          <w:lang w:val="en-US"/>
-        </w:rPr>
-        <w:t>3.263}i=1∑n​</w:t>
-      </w:r>
-      <w:r>
-        <w:rPr>
-          <w:rFonts w:ascii="Times New Roman" w:hAnsi="Times New Roman" w:cs="Times New Roman"/>
-          <w:bCs w:val="0"/>
-        </w:rPr>
-        <w:t>λ</w:t>
-      </w:r>
-      <w:r>
-        <w:rPr>
-          <w:rFonts w:ascii="Times New Roman" w:hAnsi="Times New Roman" w:cs="Times New Roman"/>
-          <w:bCs w:val="0"/>
-          <w:lang w:val="en-US"/>
-        </w:rPr>
-        <w:t>i​vi​=0</w:t>
-      </w:r>
-      <w:r>
-        <w:rPr>
-          <w:rFonts w:ascii="Cambria Math" w:hAnsi="Cambria Math" w:cs="Cambria Math"/>
-          <w:bCs w:val="0"/>
-        </w:rPr>
-        <w:t>⟹</w:t>
-      </w:r>
-      <w:r>
-        <w:rPr>
-          <w:rFonts w:ascii="Times New Roman" w:hAnsi="Times New Roman" w:cs="Times New Roman"/>
-          <w:bCs w:val="0"/>
-        </w:rPr>
-        <w:t>λ</w:t>
-      </w:r>
-      <w:r>
-        <w:rPr>
-          <w:rFonts w:ascii="Times New Roman" w:hAnsi="Times New Roman" w:cs="Times New Roman"/>
-          <w:bCs w:val="0"/>
-          <w:lang w:val="en-US"/>
-        </w:rPr>
-        <w:t xml:space="preserve">i​=0(i=1,…,n).(3.263) </w:t>
-      </w:r>
-    </w:p>
-    <w:p>
-      <w:pPr>
-        <w:spacing w:before="100" w:beforeAutospacing="1" w:after="100" w:afterAutospacing="1"/>
-        <w:rPr>
-          <w:rFonts w:ascii="Times New Roman" w:hAnsi="Times New Roman" w:cs="Times New Roman"/>
-          <w:bCs w:val="0"/>
-          <w:lang w:val="en-US"/>
-        </w:rPr>
-      </w:pPr>
-      <w:r>
-        <w:rPr>
-          <w:rFonts w:ascii="Times New Roman" w:hAnsi="Times New Roman" w:cs="Times New Roman"/>
-          <w:bCs w:val="0"/>
-          <w:lang w:val="en-US"/>
-        </w:rPr>
         <w:t xml:space="preserve">Word-LaTeX: </w:t>
       </w:r>
       <w:r>
@@ -26734,15 +26803,7 @@
           <w:rFonts w:ascii="Times New Roman" w:hAnsi="Times New Roman" w:cs="Times New Roman"/>
           <w:bCs w:val="0"/>
         </w:rPr>
-        <w:t xml:space="preserve">Gerade diese Erweiterung besitzt für die spätere mathematische Rekonstruktion funktionaler Zustandsräume besondere Bedeutung. Der abstrakte Vektorraum stellt lediglich die lineare Struktur bereit. Erst durch Metriken, Skalarprodukte oder allgemeinere Bewertungsfunktionen </w:t>
-      </w:r>
-      <w:r>
-        <w:rPr>
-          <w:rFonts w:ascii="Times New Roman" w:hAnsi="Times New Roman" w:cs="Times New Roman"/>
-          <w:bCs w:val="0"/>
-        </w:rPr>
-        <w:lastRenderedPageBreak/>
-        <w:t>entstehen mathematische Größen, mit denen Ähnlichkeit, Abstand oder Kohärenz beschrieben werden können.</w:t>
+        <w:t>Gerade diese Erweiterung besitzt für die spätere mathematische Rekonstruktion funktionaler Zustandsräume besondere Bedeutung. Der abstrakte Vektorraum stellt lediglich die lineare Struktur bereit. Erst durch Metriken, Skalarprodukte oder allgemeinere Bewertungsfunktionen entstehen mathematische Größen, mit denen Ähnlichkeit, Abstand oder Kohärenz beschrieben werden können.</w:t>
       </w:r>
     </w:p>
     <w:p>
@@ -26796,6 +26857,7 @@
           <w:rFonts w:ascii="Times New Roman" w:hAnsi="Times New Roman" w:cs="Times New Roman"/>
           <w:b/>
         </w:rPr>
+        <w:lastRenderedPageBreak/>
         <w:t>[85]</w:t>
       </w:r>
       <w:r>
@@ -27212,7 +27274,6 @@
           <w:rFonts w:ascii="Times New Roman" w:hAnsi="Times New Roman" w:cs="Times New Roman"/>
           <w:bCs w:val="0"/>
         </w:rPr>
-        <w:lastRenderedPageBreak/>
         <w:t>Für meine weitere Untersuchung ist diese Unterscheidung wesentlich. Eine lineare Abbildung ist zunächst ein von der gewählten Basis unabhängiges mathematisches Objekt. Eine Matrix ist dagegen die Darstellung dieser Abbildung bezüglich bestimmter Basen. Wird die Basis verändert, kann sich die Matrix ändern, obwohl die zugrunde liegende Abbildung dieselbe bleibt. Damit lässt sich zwischen einer strukturellen Transformation und ihrer konkreten rechnerischen Repräsentation unterscheiden.</w:t>
       </w:r>
     </w:p>
@@ -27250,6 +27311,7 @@
           <w:rFonts w:ascii="Times New Roman" w:hAnsi="Times New Roman" w:cs="Times New Roman"/>
           <w:bCs w:val="0"/>
         </w:rPr>
+        <w:lastRenderedPageBreak/>
         <w:t>Seien VVV und WWW Vektorräume über demselben Körper KKK. Eine Abbildung</w:t>
       </w:r>
     </w:p>
@@ -27902,7 +27964,6 @@
           <w:rFonts w:ascii="Times New Roman" w:hAnsi="Times New Roman" w:cs="Times New Roman"/>
           <w:bCs w:val="0"/>
         </w:rPr>
-        <w:lastRenderedPageBreak/>
         <w:t xml:space="preserve">Word-LaTeX: </w:t>
       </w:r>
       <w:r>
@@ -28001,6 +28062,7 @@
           <w:rFonts w:ascii="Times New Roman" w:hAnsi="Times New Roman" w:cs="Times New Roman"/>
           <w:bCs w:val="0"/>
         </w:rPr>
+        <w:lastRenderedPageBreak/>
         <w:t>für jeden Vektor v</w:t>
       </w:r>
       <w:r>
@@ -28541,7 +28603,6 @@
           <w:rFonts w:ascii="Times New Roman" w:hAnsi="Times New Roman" w:cs="Times New Roman"/>
           <w:bCs w:val="0"/>
         </w:rPr>
-        <w:lastRenderedPageBreak/>
         <w:t>Sowohl der Kern als auch das Bild sind selbst Vektorräume beziehungsweise Untervektorräume der entsprechenden Ausgangs- und Zielräume.</w:t>
       </w:r>
     </w:p>
@@ -28611,6 +28672,7 @@
           <w:rFonts w:ascii="Times New Roman" w:hAnsi="Times New Roman" w:cs="Times New Roman"/>
           <w:bCs w:val="0"/>
         </w:rPr>
+        <w:lastRenderedPageBreak/>
         <w:t>ker⁡(T)≤V(</w:t>
       </w:r>
       <w:proofErr w:type="gramStart"/>
@@ -29251,7 +29313,6 @@
           <w:rFonts w:ascii="Times New Roman" w:hAnsi="Times New Roman" w:cs="Times New Roman"/>
           <w:bCs w:val="0"/>
         </w:rPr>
-        <w:lastRenderedPageBreak/>
         <w:t xml:space="preserve">Für eine lineare Abbildung </w:t>
       </w:r>
       <w:proofErr w:type="gramStart"/>
@@ -29341,6 +29402,7 @@
           <w:rFonts w:ascii="Times New Roman" w:hAnsi="Times New Roman" w:cs="Times New Roman"/>
           <w:bCs w:val="0"/>
         </w:rPr>
+        <w:lastRenderedPageBreak/>
         <w:t>und</w:t>
       </w:r>
     </w:p>
@@ -29737,7 +29799,6 @@
           <w:rFonts w:ascii="Times New Roman" w:hAnsi="Times New Roman" w:cs="Times New Roman"/>
           <w:bCs w:val="0"/>
         </w:rPr>
-        <w:lastRenderedPageBreak/>
         <w:t>eine Basis von WWW. Für jeden Basisvektor eje_jej​ existieren eindeutig bestimmte Skalare aija_{ij}aij​, so dass</w:t>
       </w:r>
     </w:p>
@@ -29836,6 +29897,7 @@
           <w:rFonts w:ascii="Times New Roman" w:hAnsi="Times New Roman" w:cs="Times New Roman"/>
           <w:bCs w:val="0"/>
         </w:rPr>
+        <w:lastRenderedPageBreak/>
         <w:t>Die Koeffizienten werden in der Matrix</w:t>
       </w:r>
     </w:p>
@@ -30338,7 +30400,6 @@
           <w:bCs w:val="0"/>
           <w:lang w:val="en-US"/>
         </w:rPr>
-        <w:lastRenderedPageBreak/>
         <w:t>S:W</w:t>
       </w:r>
       <w:proofErr w:type="gramEnd"/>
@@ -30474,6 +30535,7 @@
           <w:rFonts w:ascii="Times New Roman" w:hAnsi="Times New Roman" w:cs="Times New Roman"/>
           <w:bCs w:val="0"/>
         </w:rPr>
+        <w:lastRenderedPageBreak/>
         <w:t>Bezüglich gewählter Basen entspricht die Komposition der Matrixmultiplikation:</w:t>
       </w:r>
     </w:p>
@@ -30989,7 +31051,6 @@
           <w:rFonts w:ascii="Times New Roman" w:hAnsi="Times New Roman" w:cs="Times New Roman"/>
           <w:bCs w:val="0"/>
         </w:rPr>
-        <w:lastRenderedPageBreak/>
         <w:t>T ist </w:t>
       </w:r>
       <w:proofErr w:type="gramStart"/>
@@ -31144,6 +31205,7 @@
           <w:rFonts w:ascii="Times New Roman" w:hAnsi="Times New Roman" w:cs="Times New Roman"/>
           <w:bCs w:val="0"/>
         </w:rPr>
+        <w:lastRenderedPageBreak/>
         <w:t>im⁡(T)=</w:t>
       </w:r>
       <w:proofErr w:type="gramStart"/>
@@ -31508,7 +31570,6 @@
           <w:b/>
           <w:lang w:val="en-US"/>
         </w:rPr>
-        <w:lastRenderedPageBreak/>
         <w:t>[90]</w:t>
       </w:r>
       <w:r>
@@ -31593,6 +31654,7 @@
           <w:sz w:val="36"/>
           <w:szCs w:val="36"/>
         </w:rPr>
+        <w:lastRenderedPageBreak/>
         <w:t>3.2.8 Skalarprodukte, Normen und Metriken als mathematische Beschreibung von Ähnlichkeit und Abstand</w:t>
       </w:r>
     </w:p>
@@ -31937,7 +31999,6 @@
           <w:bCs w:val="0"/>
           <w:lang w:val="en-US"/>
         </w:rPr>
-        <w:lastRenderedPageBreak/>
         <w:t xml:space="preserve">Word-LaTeX: </w:t>
       </w:r>
       <w:proofErr w:type="gramStart"/>
@@ -31997,6 +32058,7 @@
           <w:sz w:val="27"/>
           <w:szCs w:val="27"/>
         </w:rPr>
+        <w:lastRenderedPageBreak/>
         <w:t>Axiom SP1 – Symmetrie</w:t>
       </w:r>
     </w:p>
@@ -33154,187 +33216,187 @@
           <w:rFonts w:ascii="Times New Roman" w:hAnsi="Times New Roman" w:cs="Times New Roman"/>
           <w:bCs w:val="0"/>
         </w:rPr>
+        <w:t>Die von einem Skalarprodukt induzierte Norm lautet</w:t>
+      </w:r>
+    </w:p>
+    <w:p>
+      <w:pPr>
+        <w:spacing w:after="0"/>
+        <w:rPr>
+          <w:rFonts w:ascii="Times New Roman" w:hAnsi="Times New Roman" w:cs="Times New Roman"/>
+          <w:bCs w:val="0"/>
+          <w:lang w:val="en-US"/>
+        </w:rPr>
+      </w:pPr>
+      <w:r>
+        <w:rPr>
+          <w:rFonts w:ascii="Cambria Math" w:hAnsi="Cambria Math" w:cs="Cambria Math"/>
+          <w:bCs w:val="0"/>
+          <w:lang w:val="en-US"/>
+        </w:rPr>
+        <w:t>∥</w:t>
+      </w:r>
+      <w:r>
+        <w:rPr>
+          <w:rFonts w:ascii="Times New Roman" w:hAnsi="Times New Roman" w:cs="Times New Roman"/>
+          <w:bCs w:val="0"/>
+          <w:lang w:val="en-US"/>
+        </w:rPr>
+        <w:t>v</w:t>
+      </w:r>
+      <w:r>
+        <w:rPr>
+          <w:rFonts w:ascii="Cambria Math" w:hAnsi="Cambria Math" w:cs="Cambria Math"/>
+          <w:bCs w:val="0"/>
+          <w:lang w:val="en-US"/>
+        </w:rPr>
+        <w:t>∥</w:t>
+      </w:r>
+      <w:r>
+        <w:rPr>
+          <w:rFonts w:ascii="Times New Roman" w:hAnsi="Times New Roman" w:cs="Times New Roman"/>
+          <w:bCs w:val="0"/>
+          <w:lang w:val="en-US"/>
+        </w:rPr>
+        <w:t>=</w:t>
+      </w:r>
+      <w:r>
+        <w:rPr>
+          <w:rFonts w:ascii="Cambria Math" w:hAnsi="Cambria Math" w:cs="Cambria Math"/>
+          <w:bCs w:val="0"/>
+        </w:rPr>
+        <w:t>⟨</w:t>
+      </w:r>
+      <w:proofErr w:type="gramStart"/>
+      <w:r>
+        <w:rPr>
+          <w:rFonts w:ascii="Times New Roman" w:hAnsi="Times New Roman" w:cs="Times New Roman"/>
+          <w:bCs w:val="0"/>
+          <w:lang w:val="en-US"/>
+        </w:rPr>
+        <w:t>v,v</w:t>
+      </w:r>
+      <w:proofErr w:type="gramEnd"/>
+      <w:r>
+        <w:rPr>
+          <w:rFonts w:ascii="Cambria Math" w:hAnsi="Cambria Math" w:cs="Cambria Math"/>
+          <w:bCs w:val="0"/>
+        </w:rPr>
+        <w:t>⟩</w:t>
+      </w:r>
+      <w:r>
+        <w:rPr>
+          <w:rFonts w:ascii="Times New Roman" w:hAnsi="Times New Roman" w:cs="Times New Roman"/>
+          <w:bCs w:val="0"/>
+          <w:lang w:val="en-US"/>
+        </w:rPr>
+        <w:t>.(3.299)\|v\| = \sqrt{ \langle v,v \rangle }. \</w:t>
+      </w:r>
+      <w:proofErr w:type="gramStart"/>
+      <w:r>
+        <w:rPr>
+          <w:rFonts w:ascii="Times New Roman" w:hAnsi="Times New Roman" w:cs="Times New Roman"/>
+          <w:bCs w:val="0"/>
+          <w:lang w:val="en-US"/>
+        </w:rPr>
+        <w:t>tag{</w:t>
+      </w:r>
+      <w:proofErr w:type="gramEnd"/>
+      <w:r>
+        <w:rPr>
+          <w:rFonts w:ascii="Times New Roman" w:hAnsi="Times New Roman" w:cs="Times New Roman"/>
+          <w:bCs w:val="0"/>
+          <w:lang w:val="en-US"/>
+        </w:rPr>
+        <w:t>3.299}</w:t>
+      </w:r>
+      <w:r>
+        <w:rPr>
+          <w:rFonts w:ascii="Cambria Math" w:hAnsi="Cambria Math" w:cs="Cambria Math"/>
+          <w:bCs w:val="0"/>
+          <w:lang w:val="en-US"/>
+        </w:rPr>
+        <w:t>∥</w:t>
+      </w:r>
+      <w:r>
+        <w:rPr>
+          <w:rFonts w:ascii="Times New Roman" w:hAnsi="Times New Roman" w:cs="Times New Roman"/>
+          <w:bCs w:val="0"/>
+          <w:lang w:val="en-US"/>
+        </w:rPr>
+        <w:t>v</w:t>
+      </w:r>
+      <w:r>
+        <w:rPr>
+          <w:rFonts w:ascii="Cambria Math" w:hAnsi="Cambria Math" w:cs="Cambria Math"/>
+          <w:bCs w:val="0"/>
+          <w:lang w:val="en-US"/>
+        </w:rPr>
+        <w:t>∥</w:t>
+      </w:r>
+      <w:r>
+        <w:rPr>
+          <w:rFonts w:ascii="Times New Roman" w:hAnsi="Times New Roman" w:cs="Times New Roman"/>
+          <w:bCs w:val="0"/>
+          <w:lang w:val="en-US"/>
+        </w:rPr>
+        <w:t>=</w:t>
+      </w:r>
+      <w:r>
+        <w:rPr>
+          <w:rFonts w:ascii="Cambria Math" w:hAnsi="Cambria Math" w:cs="Cambria Math"/>
+          <w:bCs w:val="0"/>
+        </w:rPr>
+        <w:t>⟨</w:t>
+      </w:r>
+      <w:r>
+        <w:rPr>
+          <w:rFonts w:ascii="Times New Roman" w:hAnsi="Times New Roman" w:cs="Times New Roman"/>
+          <w:bCs w:val="0"/>
+          <w:lang w:val="en-US"/>
+        </w:rPr>
+        <w:t>v,v</w:t>
+      </w:r>
+      <w:r>
+        <w:rPr>
+          <w:rFonts w:ascii="Cambria Math" w:hAnsi="Cambria Math" w:cs="Cambria Math"/>
+          <w:bCs w:val="0"/>
+        </w:rPr>
+        <w:t>⟩</w:t>
+      </w:r>
+      <w:r>
+        <w:rPr>
+          <w:rFonts w:ascii="Times New Roman" w:hAnsi="Times New Roman" w:cs="Times New Roman"/>
+          <w:bCs w:val="0"/>
+          <w:lang w:val="en-US"/>
+        </w:rPr>
+        <w:t>​.(3.299)</w:t>
+      </w:r>
+      <w:r>
+        <w:rPr>
+          <w:rFonts w:ascii="Times New Roman" w:hAnsi="Times New Roman" w:cs="Times New Roman"/>
+          <w:bCs w:val="0"/>
+          <w:lang w:val="en-US"/>
+        </w:rPr>
+        <w:t xml:space="preserve"> </w:t>
+      </w:r>
+    </w:p>
+    <w:p>
+      <w:pPr>
+        <w:spacing w:before="100" w:beforeAutospacing="1" w:after="100" w:afterAutospacing="1"/>
+        <w:rPr>
+          <w:rFonts w:ascii="Times New Roman" w:hAnsi="Times New Roman" w:cs="Times New Roman"/>
+          <w:bCs w:val="0"/>
+          <w:lang w:val="en-US"/>
+        </w:rPr>
+      </w:pPr>
+      <w:r>
+        <w:rPr>
+          <w:rFonts w:ascii="Times New Roman" w:hAnsi="Times New Roman" w:cs="Times New Roman"/>
+          <w:bCs w:val="0"/>
+          <w:lang w:val="en-US"/>
+        </w:rPr>
         <w:lastRenderedPageBreak/>
-        <w:t>Die von einem Skalarprodukt induzierte Norm lautet</w:t>
-      </w:r>
-    </w:p>
-    <w:p>
-      <w:pPr>
-        <w:spacing w:after="0"/>
-        <w:rPr>
-          <w:rFonts w:ascii="Times New Roman" w:hAnsi="Times New Roman" w:cs="Times New Roman"/>
-          <w:bCs w:val="0"/>
-          <w:lang w:val="en-US"/>
-        </w:rPr>
-      </w:pPr>
-      <w:r>
-        <w:rPr>
-          <w:rFonts w:ascii="Cambria Math" w:hAnsi="Cambria Math" w:cs="Cambria Math"/>
-          <w:bCs w:val="0"/>
-          <w:lang w:val="en-US"/>
-        </w:rPr>
-        <w:t>∥</w:t>
-      </w:r>
-      <w:r>
-        <w:rPr>
-          <w:rFonts w:ascii="Times New Roman" w:hAnsi="Times New Roman" w:cs="Times New Roman"/>
-          <w:bCs w:val="0"/>
-          <w:lang w:val="en-US"/>
-        </w:rPr>
-        <w:t>v</w:t>
-      </w:r>
-      <w:r>
-        <w:rPr>
-          <w:rFonts w:ascii="Cambria Math" w:hAnsi="Cambria Math" w:cs="Cambria Math"/>
-          <w:bCs w:val="0"/>
-          <w:lang w:val="en-US"/>
-        </w:rPr>
-        <w:t>∥</w:t>
-      </w:r>
-      <w:r>
-        <w:rPr>
-          <w:rFonts w:ascii="Times New Roman" w:hAnsi="Times New Roman" w:cs="Times New Roman"/>
-          <w:bCs w:val="0"/>
-          <w:lang w:val="en-US"/>
-        </w:rPr>
-        <w:t>=</w:t>
-      </w:r>
-      <w:r>
-        <w:rPr>
-          <w:rFonts w:ascii="Cambria Math" w:hAnsi="Cambria Math" w:cs="Cambria Math"/>
-          <w:bCs w:val="0"/>
-        </w:rPr>
-        <w:t>⟨</w:t>
-      </w:r>
-      <w:proofErr w:type="gramStart"/>
-      <w:r>
-        <w:rPr>
-          <w:rFonts w:ascii="Times New Roman" w:hAnsi="Times New Roman" w:cs="Times New Roman"/>
-          <w:bCs w:val="0"/>
-          <w:lang w:val="en-US"/>
-        </w:rPr>
-        <w:t>v,v</w:t>
-      </w:r>
-      <w:proofErr w:type="gramEnd"/>
-      <w:r>
-        <w:rPr>
-          <w:rFonts w:ascii="Cambria Math" w:hAnsi="Cambria Math" w:cs="Cambria Math"/>
-          <w:bCs w:val="0"/>
-        </w:rPr>
-        <w:t>⟩</w:t>
-      </w:r>
-      <w:r>
-        <w:rPr>
-          <w:rFonts w:ascii="Times New Roman" w:hAnsi="Times New Roman" w:cs="Times New Roman"/>
-          <w:bCs w:val="0"/>
-          <w:lang w:val="en-US"/>
-        </w:rPr>
-        <w:t>.(3.299)\|v\| = \sqrt{ \langle v,v \rangle }. \</w:t>
-      </w:r>
-      <w:proofErr w:type="gramStart"/>
-      <w:r>
-        <w:rPr>
-          <w:rFonts w:ascii="Times New Roman" w:hAnsi="Times New Roman" w:cs="Times New Roman"/>
-          <w:bCs w:val="0"/>
-          <w:lang w:val="en-US"/>
-        </w:rPr>
-        <w:t>tag{</w:t>
-      </w:r>
-      <w:proofErr w:type="gramEnd"/>
-      <w:r>
-        <w:rPr>
-          <w:rFonts w:ascii="Times New Roman" w:hAnsi="Times New Roman" w:cs="Times New Roman"/>
-          <w:bCs w:val="0"/>
-          <w:lang w:val="en-US"/>
-        </w:rPr>
-        <w:t>3.299}</w:t>
-      </w:r>
-      <w:r>
-        <w:rPr>
-          <w:rFonts w:ascii="Cambria Math" w:hAnsi="Cambria Math" w:cs="Cambria Math"/>
-          <w:bCs w:val="0"/>
-          <w:lang w:val="en-US"/>
-        </w:rPr>
-        <w:t>∥</w:t>
-      </w:r>
-      <w:r>
-        <w:rPr>
-          <w:rFonts w:ascii="Times New Roman" w:hAnsi="Times New Roman" w:cs="Times New Roman"/>
-          <w:bCs w:val="0"/>
-          <w:lang w:val="en-US"/>
-        </w:rPr>
-        <w:t>v</w:t>
-      </w:r>
-      <w:r>
-        <w:rPr>
-          <w:rFonts w:ascii="Cambria Math" w:hAnsi="Cambria Math" w:cs="Cambria Math"/>
-          <w:bCs w:val="0"/>
-          <w:lang w:val="en-US"/>
-        </w:rPr>
-        <w:t>∥</w:t>
-      </w:r>
-      <w:r>
-        <w:rPr>
-          <w:rFonts w:ascii="Times New Roman" w:hAnsi="Times New Roman" w:cs="Times New Roman"/>
-          <w:bCs w:val="0"/>
-          <w:lang w:val="en-US"/>
-        </w:rPr>
-        <w:t>=</w:t>
-      </w:r>
-      <w:r>
-        <w:rPr>
-          <w:rFonts w:ascii="Cambria Math" w:hAnsi="Cambria Math" w:cs="Cambria Math"/>
-          <w:bCs w:val="0"/>
-        </w:rPr>
-        <w:t>⟨</w:t>
-      </w:r>
-      <w:r>
-        <w:rPr>
-          <w:rFonts w:ascii="Times New Roman" w:hAnsi="Times New Roman" w:cs="Times New Roman"/>
-          <w:bCs w:val="0"/>
-          <w:lang w:val="en-US"/>
-        </w:rPr>
-        <w:t>v,v</w:t>
-      </w:r>
-      <w:r>
-        <w:rPr>
-          <w:rFonts w:ascii="Cambria Math" w:hAnsi="Cambria Math" w:cs="Cambria Math"/>
-          <w:bCs w:val="0"/>
-        </w:rPr>
-        <w:t>⟩</w:t>
-      </w:r>
-      <w:r>
-        <w:rPr>
-          <w:rFonts w:ascii="Times New Roman" w:hAnsi="Times New Roman" w:cs="Times New Roman"/>
-          <w:bCs w:val="0"/>
-          <w:lang w:val="en-US"/>
-        </w:rPr>
-        <w:t>​.(3.299)</w:t>
-      </w:r>
-      <w:r>
-        <w:rPr>
-          <w:rFonts w:ascii="Times New Roman" w:hAnsi="Times New Roman" w:cs="Times New Roman"/>
-          <w:bCs w:val="0"/>
-          <w:lang w:val="en-US"/>
-        </w:rPr>
-        <w:t xml:space="preserve"> </w:t>
-      </w:r>
-    </w:p>
-    <w:p>
-      <w:pPr>
-        <w:spacing w:before="100" w:beforeAutospacing="1" w:after="100" w:afterAutospacing="1"/>
-        <w:rPr>
-          <w:rFonts w:ascii="Times New Roman" w:hAnsi="Times New Roman" w:cs="Times New Roman"/>
-          <w:bCs w:val="0"/>
-          <w:lang w:val="en-US"/>
-        </w:rPr>
-      </w:pPr>
-      <w:r>
-        <w:rPr>
-          <w:rFonts w:ascii="Times New Roman" w:hAnsi="Times New Roman" w:cs="Times New Roman"/>
-          <w:bCs w:val="0"/>
-          <w:lang w:val="en-US"/>
-        </w:rPr>
         <w:t xml:space="preserve">Word-LaTeX: </w:t>
       </w:r>
       <w:r>
@@ -34256,7 +34318,6 @@
           <w:bCs w:val="0"/>
           <w:lang w:val="en-US"/>
         </w:rPr>
-        <w:lastRenderedPageBreak/>
         <w:t xml:space="preserve">Word-LaTeX: </w:t>
       </w:r>
       <w:proofErr w:type="gramStart"/>
@@ -34311,6 +34372,7 @@
           <w:rFonts w:ascii="Times New Roman" w:hAnsi="Times New Roman" w:cs="Times New Roman"/>
           <w:bCs w:val="0"/>
         </w:rPr>
+        <w:lastRenderedPageBreak/>
         <w:t>d(</w:t>
       </w:r>
       <w:proofErr w:type="gramStart"/>
@@ -35306,39 +35368,39 @@
           <w:sz w:val="27"/>
           <w:szCs w:val="27"/>
         </w:rPr>
+        <w:t>Definition 3.2.59 – Projektion</w:t>
+      </w:r>
+    </w:p>
+    <w:p>
+      <w:pPr>
+        <w:spacing w:before="100" w:beforeAutospacing="1" w:after="100" w:afterAutospacing="1"/>
+        <w:rPr>
+          <w:rFonts w:ascii="Times New Roman" w:hAnsi="Times New Roman" w:cs="Times New Roman"/>
+          <w:bCs w:val="0"/>
+        </w:rPr>
+      </w:pPr>
+      <w:r>
+        <w:rPr>
+          <w:rFonts w:ascii="Times New Roman" w:hAnsi="Times New Roman" w:cs="Times New Roman"/>
+          <w:bCs w:val="0"/>
+        </w:rPr>
+        <w:t>Die orthogonale Projektion eines Vektors auf einen Vektor u≠0u\neq0u=0 lautet</w:t>
+      </w:r>
+    </w:p>
+    <w:p>
+      <w:pPr>
+        <w:spacing w:after="0"/>
+        <w:rPr>
+          <w:rFonts w:ascii="Times New Roman" w:hAnsi="Times New Roman" w:cs="Times New Roman"/>
+          <w:bCs w:val="0"/>
+        </w:rPr>
+      </w:pPr>
+      <w:r>
+        <w:rPr>
+          <w:rFonts w:ascii="Times New Roman" w:hAnsi="Times New Roman" w:cs="Times New Roman"/>
+          <w:bCs w:val="0"/>
+        </w:rPr>
         <w:lastRenderedPageBreak/>
-        <w:t>Definition 3.2.59 – Projektion</w:t>
-      </w:r>
-    </w:p>
-    <w:p>
-      <w:pPr>
-        <w:spacing w:before="100" w:beforeAutospacing="1" w:after="100" w:afterAutospacing="1"/>
-        <w:rPr>
-          <w:rFonts w:ascii="Times New Roman" w:hAnsi="Times New Roman" w:cs="Times New Roman"/>
-          <w:bCs w:val="0"/>
-        </w:rPr>
-      </w:pPr>
-      <w:r>
-        <w:rPr>
-          <w:rFonts w:ascii="Times New Roman" w:hAnsi="Times New Roman" w:cs="Times New Roman"/>
-          <w:bCs w:val="0"/>
-        </w:rPr>
-        <w:t>Die orthogonale Projektion eines Vektors auf einen Vektor u≠0u\neq0u=0 lautet</w:t>
-      </w:r>
-    </w:p>
-    <w:p>
-      <w:pPr>
-        <w:spacing w:after="0"/>
-        <w:rPr>
-          <w:rFonts w:ascii="Times New Roman" w:hAnsi="Times New Roman" w:cs="Times New Roman"/>
-          <w:bCs w:val="0"/>
-        </w:rPr>
-      </w:pPr>
-      <w:r>
-        <w:rPr>
-          <w:rFonts w:ascii="Times New Roman" w:hAnsi="Times New Roman" w:cs="Times New Roman"/>
-          <w:bCs w:val="0"/>
-        </w:rPr>
         <w:t>proj⁡u(v)=</w:t>
       </w:r>
       <w:r>
@@ -35801,15 +35863,7 @@
           <w:rFonts w:ascii="Times New Roman" w:hAnsi="Times New Roman" w:cs="Times New Roman"/>
           <w:bCs w:val="0"/>
         </w:rPr>
-        <w:t xml:space="preserve">94]. Die moderne </w:t>
-      </w:r>
-      <w:r>
-        <w:rPr>
-          <w:rFonts w:ascii="Times New Roman" w:hAnsi="Times New Roman" w:cs="Times New Roman"/>
-          <w:bCs w:val="0"/>
-        </w:rPr>
-        <w:lastRenderedPageBreak/>
-        <w:t xml:space="preserve">Spektraltheorie wurde schließlich wesentlich durch David Hilbert und John von Neumann geprägt (John von Neumann: </w:t>
+        <w:t xml:space="preserve">94]. Die moderne Spektraltheorie wurde schließlich wesentlich durch David Hilbert und John von Neumann geprägt (John von Neumann: </w:t>
       </w:r>
       <w:r>
         <w:rPr>
@@ -35857,6 +35911,7 @@
           <w:rFonts w:ascii="Times New Roman" w:hAnsi="Times New Roman" w:cs="Times New Roman"/>
           <w:bCs w:val="0"/>
         </w:rPr>
+        <w:lastRenderedPageBreak/>
         <w:t>Für die vorliegende Arbeit besitzen Eigenwerte und Eigenvektoren eine besondere Funktion. Sie beschreiben diejenigen Zustände eines Systems, deren strukturelle Richtung trotz einer Transformation erhalten bleibt. Damit stellen sie mathematisch stabile beziehungsweise invariante Zustände dar und bilden die Grundlage späterer Betrachtungen über Attraktoren, Resonanzzustände und funktionale Kohärenz.</w:t>
       </w:r>
     </w:p>
@@ -36329,7 +36384,6 @@
           <w:rFonts w:ascii="Times New Roman" w:hAnsi="Times New Roman" w:cs="Times New Roman"/>
           <w:bCs w:val="0"/>
         </w:rPr>
-        <w:lastRenderedPageBreak/>
         <w:t xml:space="preserve">Word-LaTeX: </w:t>
       </w:r>
       <w:r>
@@ -36396,6 +36450,7 @@
           <w:sz w:val="27"/>
           <w:szCs w:val="27"/>
         </w:rPr>
+        <w:lastRenderedPageBreak/>
         <w:t>Satz 3.2.16 – Charakteristische Gleichung</w:t>
       </w:r>
     </w:p>
@@ -37050,23 +37105,23 @@
           <w:sz w:val="27"/>
           <w:szCs w:val="27"/>
         </w:rPr>
+        <w:t>Satz 3.2.18 – Diagonalisierbarkeit</w:t>
+      </w:r>
+    </w:p>
+    <w:p>
+      <w:pPr>
+        <w:spacing w:before="100" w:beforeAutospacing="1" w:after="100" w:afterAutospacing="1"/>
+        <w:rPr>
+          <w:rFonts w:ascii="Times New Roman" w:hAnsi="Times New Roman" w:cs="Times New Roman"/>
+          <w:bCs w:val="0"/>
+        </w:rPr>
+      </w:pPr>
+      <w:r>
+        <w:rPr>
+          <w:rFonts w:ascii="Times New Roman" w:hAnsi="Times New Roman" w:cs="Times New Roman"/>
+          <w:bCs w:val="0"/>
+        </w:rPr>
         <w:lastRenderedPageBreak/>
-        <w:t>Satz 3.2.18 – Diagonalisierbarkeit</w:t>
-      </w:r>
-    </w:p>
-    <w:p>
-      <w:pPr>
-        <w:spacing w:before="100" w:beforeAutospacing="1" w:after="100" w:afterAutospacing="1"/>
-        <w:rPr>
-          <w:rFonts w:ascii="Times New Roman" w:hAnsi="Times New Roman" w:cs="Times New Roman"/>
-          <w:bCs w:val="0"/>
-        </w:rPr>
-      </w:pPr>
-      <w:r>
-        <w:rPr>
-          <w:rFonts w:ascii="Times New Roman" w:hAnsi="Times New Roman" w:cs="Times New Roman"/>
-          <w:bCs w:val="0"/>
-        </w:rPr>
         <w:t>Ein Operator ist genau dann diagonalisierbar, wenn die Summe der Dimensionen aller Eigenräume gleich der Dimension des gesamten Vektorraums ist.</w:t>
       </w:r>
     </w:p>
@@ -37721,7 +37776,6 @@
           <w:bCs w:val="0"/>
           <w:lang w:val="en-US"/>
         </w:rPr>
-        <w:lastRenderedPageBreak/>
         <w:t xml:space="preserve">Word-LaTeX: </w:t>
       </w:r>
       <w:r>
@@ -37748,6 +37802,7 @@
           <w:rFonts w:ascii="Times New Roman" w:hAnsi="Times New Roman" w:cs="Times New Roman"/>
           <w:bCs w:val="0"/>
         </w:rPr>
+        <w:lastRenderedPageBreak/>
         <w:t>Invariante Unterräume beschreiben Teilstrukturen eines Systems, die unter der betrachteten Transformation geschlossen bleiben.</w:t>
       </w:r>
     </w:p>
@@ -38136,8 +38191,15 @@
           <w:rFonts w:ascii="Times New Roman" w:hAnsi="Times New Roman" w:cs="Times New Roman"/>
           <w:bCs w:val="0"/>
         </w:rPr>
+        <w:t xml:space="preserve">Für die spätere mathematische Rekonstruktion funktionaler Organisation besitzen Bilinearformen eine besondere Bedeutung. Während Skalarprodukte ausschließlich positiv definite Spezialfälle darstellen, erlauben allgemeine Bilinearformen wesentlich umfassendere </w:t>
+      </w:r>
+      <w:r>
+        <w:rPr>
+          <w:rFonts w:ascii="Times New Roman" w:hAnsi="Times New Roman" w:cs="Times New Roman"/>
+          <w:bCs w:val="0"/>
+        </w:rPr>
         <w:lastRenderedPageBreak/>
-        <w:t>Für die spätere mathematische Rekonstruktion funktionaler Organisation besitzen Bilinearformen eine besondere Bedeutung. Während Skalarprodukte ausschließlich positiv definite Spezialfälle darstellen, erlauben allgemeine Bilinearformen wesentlich umfassendere Wechselwirkungsmodelle. Dadurch entsteht die mathematische Grundlage für spätere funktionale Bewertungsoperatoren, Energiegrößen und Stabilitätsfunktionen.</w:t>
+        <w:t>Wechselwirkungsmodelle. Dadurch entsteht die mathematische Grundlage für spätere funktionale Bewertungsoperatoren, Energiegrößen und Stabilitätsfunktionen.</w:t>
       </w:r>
     </w:p>
     <w:p>
@@ -38989,7 +39051,6 @@
           <w:rFonts w:ascii="Times New Roman" w:hAnsi="Times New Roman" w:cs="Times New Roman"/>
           <w:bCs w:val="0"/>
         </w:rPr>
-        <w:lastRenderedPageBreak/>
         <w:t>Q(v)=B(</w:t>
       </w:r>
       <w:proofErr w:type="gramStart"/>
@@ -39072,6 +39133,7 @@
           <w:rFonts w:ascii="Times New Roman" w:hAnsi="Times New Roman" w:cs="Times New Roman"/>
           <w:bCs w:val="0"/>
         </w:rPr>
+        <w:lastRenderedPageBreak/>
         <w:t>zugeordnet.</w:t>
       </w:r>
     </w:p>
@@ -39699,39 +39761,39 @@
           <w:sz w:val="27"/>
           <w:szCs w:val="27"/>
         </w:rPr>
+        <w:t>Satz 3.2.23 – Zusammenhang mit Skalarprodukten</w:t>
+      </w:r>
+    </w:p>
+    <w:p>
+      <w:pPr>
+        <w:spacing w:before="100" w:beforeAutospacing="1" w:after="100" w:afterAutospacing="1"/>
+        <w:rPr>
+          <w:rFonts w:ascii="Times New Roman" w:hAnsi="Times New Roman" w:cs="Times New Roman"/>
+          <w:bCs w:val="0"/>
+        </w:rPr>
+      </w:pPr>
+      <w:r>
+        <w:rPr>
+          <w:rFonts w:ascii="Times New Roman" w:hAnsi="Times New Roman" w:cs="Times New Roman"/>
+          <w:bCs w:val="0"/>
+        </w:rPr>
+        <w:t>Jedes Skalarprodukt ist eine positiv definite symmetrische Bilinearform.</w:t>
+      </w:r>
+    </w:p>
+    <w:p>
+      <w:pPr>
+        <w:spacing w:before="100" w:beforeAutospacing="1" w:after="100" w:afterAutospacing="1"/>
+        <w:rPr>
+          <w:rFonts w:ascii="Times New Roman" w:hAnsi="Times New Roman" w:cs="Times New Roman"/>
+          <w:bCs w:val="0"/>
+        </w:rPr>
+      </w:pPr>
+      <w:r>
+        <w:rPr>
+          <w:rFonts w:ascii="Times New Roman" w:hAnsi="Times New Roman" w:cs="Times New Roman"/>
+          <w:bCs w:val="0"/>
+        </w:rPr>
         <w:lastRenderedPageBreak/>
-        <w:t>Satz 3.2.23 – Zusammenhang mit Skalarprodukten</w:t>
-      </w:r>
-    </w:p>
-    <w:p>
-      <w:pPr>
-        <w:spacing w:before="100" w:beforeAutospacing="1" w:after="100" w:afterAutospacing="1"/>
-        <w:rPr>
-          <w:rFonts w:ascii="Times New Roman" w:hAnsi="Times New Roman" w:cs="Times New Roman"/>
-          <w:bCs w:val="0"/>
-        </w:rPr>
-      </w:pPr>
-      <w:r>
-        <w:rPr>
-          <w:rFonts w:ascii="Times New Roman" w:hAnsi="Times New Roman" w:cs="Times New Roman"/>
-          <w:bCs w:val="0"/>
-        </w:rPr>
-        <w:t>Jedes Skalarprodukt ist eine positiv definite symmetrische Bilinearform.</w:t>
-      </w:r>
-    </w:p>
-    <w:p>
-      <w:pPr>
-        <w:spacing w:before="100" w:beforeAutospacing="1" w:after="100" w:afterAutospacing="1"/>
-        <w:rPr>
-          <w:rFonts w:ascii="Times New Roman" w:hAnsi="Times New Roman" w:cs="Times New Roman"/>
-          <w:bCs w:val="0"/>
-        </w:rPr>
-      </w:pPr>
-      <w:r>
-        <w:rPr>
-          <w:rFonts w:ascii="Times New Roman" w:hAnsi="Times New Roman" w:cs="Times New Roman"/>
-          <w:bCs w:val="0"/>
-        </w:rPr>
         <w:t>Die Umkehrung gilt genau dann, wenn Positive Definitheit erfüllt ist.</w:t>
       </w:r>
     </w:p>
@@ -40243,23 +40305,23 @@
           <w:sz w:val="36"/>
           <w:szCs w:val="36"/>
         </w:rPr>
+        <w:t>3.2.11 Orthogonale Projektionen und Zerlegungen als Grundlage funktionaler Separation</w:t>
+      </w:r>
+    </w:p>
+    <w:p>
+      <w:pPr>
+        <w:spacing w:before="100" w:beforeAutospacing="1" w:after="100" w:afterAutospacing="1"/>
+        <w:rPr>
+          <w:rFonts w:ascii="Times New Roman" w:hAnsi="Times New Roman" w:cs="Times New Roman"/>
+          <w:bCs w:val="0"/>
+        </w:rPr>
+      </w:pPr>
+      <w:r>
+        <w:rPr>
+          <w:rFonts w:ascii="Times New Roman" w:hAnsi="Times New Roman" w:cs="Times New Roman"/>
+          <w:bCs w:val="0"/>
+        </w:rPr>
         <w:lastRenderedPageBreak/>
-        <w:t>3.2.11 Orthogonale Projektionen und Zerlegungen als Grundlage funktionaler Separation</w:t>
-      </w:r>
-    </w:p>
-    <w:p>
-      <w:pPr>
-        <w:spacing w:before="100" w:beforeAutospacing="1" w:after="100" w:afterAutospacing="1"/>
-        <w:rPr>
-          <w:rFonts w:ascii="Times New Roman" w:hAnsi="Times New Roman" w:cs="Times New Roman"/>
-          <w:bCs w:val="0"/>
-        </w:rPr>
-      </w:pPr>
-      <w:r>
-        <w:rPr>
-          <w:rFonts w:ascii="Times New Roman" w:hAnsi="Times New Roman" w:cs="Times New Roman"/>
-          <w:bCs w:val="0"/>
-        </w:rPr>
         <w:t>Mit den Bilinearformen und quadratischen Formen wurde der mathematische Rahmen geschaffen, um Zustände hinsichtlich ihrer gegenseitigen Wechselwirkungen sowie ihres Energieinhalts zu beschreiben. Im nächsten Schritt stellt sich die Frage, wie komplexe Zustände in voneinander unabhängige funktionale Bestandteile zerlegt werden können. Genau diese Aufgabe übernehmen orthogonale Projektionen und orthogonale Zerlegungen.</w:t>
       </w:r>
     </w:p>
@@ -40692,39 +40754,39 @@
           <w:sz w:val="27"/>
           <w:szCs w:val="27"/>
         </w:rPr>
+        <w:t>Satz 3.2.25 – Projektionszerlegung</w:t>
+      </w:r>
+    </w:p>
+    <w:p>
+      <w:pPr>
+        <w:spacing w:before="100" w:beforeAutospacing="1" w:after="100" w:afterAutospacing="1"/>
+        <w:rPr>
+          <w:rFonts w:ascii="Times New Roman" w:hAnsi="Times New Roman" w:cs="Times New Roman"/>
+          <w:bCs w:val="0"/>
+        </w:rPr>
+      </w:pPr>
+      <w:r>
+        <w:rPr>
+          <w:rFonts w:ascii="Times New Roman" w:hAnsi="Times New Roman" w:cs="Times New Roman"/>
+          <w:bCs w:val="0"/>
+        </w:rPr>
+        <w:t>Jeder Vektor besitzt die eindeutige Zerlegung</w:t>
+      </w:r>
+    </w:p>
+    <w:p>
+      <w:pPr>
+        <w:spacing w:after="0"/>
+        <w:rPr>
+          <w:rFonts w:ascii="Times New Roman" w:hAnsi="Times New Roman" w:cs="Times New Roman"/>
+          <w:bCs w:val="0"/>
+        </w:rPr>
+      </w:pPr>
+      <w:r>
+        <w:rPr>
+          <w:rFonts w:ascii="Times New Roman" w:hAnsi="Times New Roman" w:cs="Times New Roman"/>
+          <w:bCs w:val="0"/>
+        </w:rPr>
         <w:lastRenderedPageBreak/>
-        <w:t>Satz 3.2.25 – Projektionszerlegung</w:t>
-      </w:r>
-    </w:p>
-    <w:p>
-      <w:pPr>
-        <w:spacing w:before="100" w:beforeAutospacing="1" w:after="100" w:afterAutospacing="1"/>
-        <w:rPr>
-          <w:rFonts w:ascii="Times New Roman" w:hAnsi="Times New Roman" w:cs="Times New Roman"/>
-          <w:bCs w:val="0"/>
-        </w:rPr>
-      </w:pPr>
-      <w:r>
-        <w:rPr>
-          <w:rFonts w:ascii="Times New Roman" w:hAnsi="Times New Roman" w:cs="Times New Roman"/>
-          <w:bCs w:val="0"/>
-        </w:rPr>
-        <w:t>Jeder Vektor besitzt die eindeutige Zerlegung</w:t>
-      </w:r>
-    </w:p>
-    <w:p>
-      <w:pPr>
-        <w:spacing w:after="0"/>
-        <w:rPr>
-          <w:rFonts w:ascii="Times New Roman" w:hAnsi="Times New Roman" w:cs="Times New Roman"/>
-          <w:bCs w:val="0"/>
-        </w:rPr>
-      </w:pPr>
-      <w:r>
-        <w:rPr>
-          <w:rFonts w:ascii="Times New Roman" w:hAnsi="Times New Roman" w:cs="Times New Roman"/>
-          <w:bCs w:val="0"/>
-        </w:rPr>
         <w:t>v=Pv+(I−</w:t>
       </w:r>
       <w:proofErr w:type="gramStart"/>
@@ -41276,7 +41338,6 @@
           <w:rFonts w:ascii="Times New Roman" w:hAnsi="Times New Roman" w:cs="Times New Roman"/>
           <w:bCs w:val="0"/>
         </w:rPr>
-        <w:lastRenderedPageBreak/>
         <w:t>gehört das Orthogonalkomplement</w:t>
       </w:r>
     </w:p>
@@ -41581,6 +41642,7 @@
           <w:bCs w:val="0"/>
           <w:lang w:val="en-US"/>
         </w:rPr>
+        <w:lastRenderedPageBreak/>
         <w:t xml:space="preserve">Word-LaTeX: </w:t>
       </w:r>
       <w:r>
@@ -42150,15 +42212,7 @@
           <w:rFonts w:ascii="Times New Roman" w:hAnsi="Times New Roman" w:cs="Times New Roman"/>
           <w:bCs w:val="0"/>
         </w:rPr>
-        <w:t xml:space="preserve">Diese Definition stellt die unmittelbare mathematische Grundlage der späteren funktionalen Zustandszerlegung im Funktionalen Raum-Zeit-Kohärenzsystem dar. Während Projektionen mathematisch die Trennung verschiedener Komponenten ermöglichen, erlaubt ihre orthogonale Struktur eine unabhängige Analyse der jeweiligen Funktionsanteile. Erst dadurch </w:t>
-      </w:r>
-      <w:r>
-        <w:rPr>
-          <w:rFonts w:ascii="Times New Roman" w:hAnsi="Times New Roman" w:cs="Times New Roman"/>
-          <w:bCs w:val="0"/>
-        </w:rPr>
-        <w:lastRenderedPageBreak/>
-        <w:t>wird eine spätere Rekonstruktion funktionaler Resonanz-, Kohärenz- und Attraktorstrukturen möglich.</w:t>
+        <w:t>Diese Definition stellt die unmittelbare mathematische Grundlage der späteren funktionalen Zustandszerlegung im Funktionalen Raum-Zeit-Kohärenzsystem dar. Während Projektionen mathematisch die Trennung verschiedener Komponenten ermöglichen, erlaubt ihre orthogonale Struktur eine unabhängige Analyse der jeweiligen Funktionsanteile. Erst dadurch wird eine spätere Rekonstruktion funktionaler Resonanz-, Kohärenz- und Attraktorstrukturen möglich.</w:t>
       </w:r>
     </w:p>
     <w:p>
@@ -42195,6 +42249,7 @@
           <w:rFonts w:ascii="Times New Roman" w:hAnsi="Times New Roman" w:cs="Times New Roman"/>
           <w:b/>
         </w:rPr>
+        <w:lastRenderedPageBreak/>
         <w:t>[98]</w:t>
       </w:r>
       <w:r>
@@ -42628,39 +42683,39 @@
           <w:rFonts w:ascii="Times New Roman" w:hAnsi="Times New Roman" w:cs="Times New Roman"/>
           <w:bCs w:val="0"/>
         </w:rPr>
+        <w:t>Eigenwert, wenn ein von Null verschiedener Eigenvektor</w:t>
+      </w:r>
+    </w:p>
+    <w:p>
+      <w:pPr>
+        <w:spacing w:after="0"/>
+        <w:rPr>
+          <w:rFonts w:ascii="Times New Roman" w:hAnsi="Times New Roman" w:cs="Times New Roman"/>
+          <w:bCs w:val="0"/>
+        </w:rPr>
+      </w:pPr>
+      <w:r>
+        <w:rPr>
+          <w:rFonts w:ascii="Times New Roman" w:hAnsi="Times New Roman" w:cs="Times New Roman"/>
+          <w:bCs w:val="0"/>
+        </w:rPr>
+        <w:t xml:space="preserve">v≠0v \neq 0v=0 </w:t>
+      </w:r>
+    </w:p>
+    <w:p>
+      <w:pPr>
+        <w:spacing w:before="100" w:beforeAutospacing="1" w:after="100" w:afterAutospacing="1"/>
+        <w:rPr>
+          <w:rFonts w:ascii="Times New Roman" w:hAnsi="Times New Roman" w:cs="Times New Roman"/>
+          <w:bCs w:val="0"/>
+        </w:rPr>
+      </w:pPr>
+      <w:r>
+        <w:rPr>
+          <w:rFonts w:ascii="Times New Roman" w:hAnsi="Times New Roman" w:cs="Times New Roman"/>
+          <w:bCs w:val="0"/>
+        </w:rPr>
         <w:lastRenderedPageBreak/>
-        <w:t>Eigenwert, wenn ein von Null verschiedener Eigenvektor</w:t>
-      </w:r>
-    </w:p>
-    <w:p>
-      <w:pPr>
-        <w:spacing w:after="0"/>
-        <w:rPr>
-          <w:rFonts w:ascii="Times New Roman" w:hAnsi="Times New Roman" w:cs="Times New Roman"/>
-          <w:bCs w:val="0"/>
-        </w:rPr>
-      </w:pPr>
-      <w:r>
-        <w:rPr>
-          <w:rFonts w:ascii="Times New Roman" w:hAnsi="Times New Roman" w:cs="Times New Roman"/>
-          <w:bCs w:val="0"/>
-        </w:rPr>
-        <w:t xml:space="preserve">v≠0v \neq 0v=0 </w:t>
-      </w:r>
-    </w:p>
-    <w:p>
-      <w:pPr>
-        <w:spacing w:before="100" w:beforeAutospacing="1" w:after="100" w:afterAutospacing="1"/>
-        <w:rPr>
-          <w:rFonts w:ascii="Times New Roman" w:hAnsi="Times New Roman" w:cs="Times New Roman"/>
-          <w:bCs w:val="0"/>
-        </w:rPr>
-      </w:pPr>
-      <w:r>
-        <w:rPr>
-          <w:rFonts w:ascii="Times New Roman" w:hAnsi="Times New Roman" w:cs="Times New Roman"/>
-          <w:bCs w:val="0"/>
-        </w:rPr>
         <w:t>existiert mit</w:t>
       </w:r>
     </w:p>
@@ -43459,7 +43514,6 @@
           <w:rFonts w:ascii="Times New Roman" w:hAnsi="Times New Roman" w:cs="Times New Roman"/>
           <w:bCs w:val="0"/>
         </w:rPr>
-        <w:lastRenderedPageBreak/>
         <w:t>wobei</w:t>
       </w:r>
     </w:p>
@@ -43520,6 +43574,7 @@
           <w:rFonts w:ascii="Times New Roman" w:hAnsi="Times New Roman" w:cs="Times New Roman"/>
           <w:bCs w:val="0"/>
         </w:rPr>
+        <w:lastRenderedPageBreak/>
         <w:t xml:space="preserve">die Diagonale die Eigenwerte enthält. </w:t>
       </w:r>
     </w:p>
@@ -44173,7 +44228,6 @@
           <w:rFonts w:ascii="Times New Roman" w:hAnsi="Times New Roman" w:cs="Times New Roman"/>
           <w:bCs w:val="0"/>
         </w:rPr>
-        <w:lastRenderedPageBreak/>
         <w:t>Dies bildet die mathematische Grundlage späterer Attraktoren und dominanter funktionaler Zustände.</w:t>
       </w:r>
     </w:p>
@@ -44211,6 +44265,7 @@
           <w:rFonts w:ascii="Times New Roman" w:hAnsi="Times New Roman" w:cs="Times New Roman"/>
           <w:bCs w:val="0"/>
         </w:rPr>
+        <w:lastRenderedPageBreak/>
         <w:t>Im Funktionalen Raum-Zeit-Kohärenzsystem bezeichnet das funktionale Spektrum die Menge aller Eigenwerte eines funktionalen Operators, deren Eigenräume stabile funktionale Zustände, Resonanzrichtungen oder Attraktoren repräsentieren.</w:t>
       </w:r>
     </w:p>
@@ -44455,30 +44510,23 @@
           <w:rFonts w:ascii="Times New Roman" w:hAnsi="Times New Roman" w:cs="Times New Roman"/>
           <w:bCs w:val="0"/>
         </w:rPr>
-        <w:t xml:space="preserve">Mit den orthogonalen Projektionen wurde anschließend gezeigt, wie sich funktionale Zustände eindeutig in voneinander unabhängige Komponenten zerlegen lassen. Diese </w:t>
-      </w:r>
+        <w:t>Mit den orthogonalen Projektionen wurde anschließend gezeigt, wie sich funktionale Zustände eindeutig in voneinander unabhängige Komponenten zerlegen lassen. Diese mathematische Separation bildet eine wesentliche Voraussetzung für spätere Analysen funktionaler Resonanz- und Kohärenzstrukturen. Erst durch orthogonale Zerlegungen wird eine unabhängige Untersuchung einzelner Funktionsanteile möglich, ohne deren gegenseitige Beziehungen vollständig zu verlieren.</w:t>
+      </w:r>
+    </w:p>
+    <w:p>
+      <w:pPr>
+        <w:spacing w:before="100" w:beforeAutospacing="1" w:after="100" w:afterAutospacing="1"/>
+        <w:rPr>
+          <w:rFonts w:ascii="Times New Roman" w:hAnsi="Times New Roman" w:cs="Times New Roman"/>
+          <w:bCs w:val="0"/>
+        </w:rPr>
+      </w:pPr>
       <w:r>
         <w:rPr>
           <w:rFonts w:ascii="Times New Roman" w:hAnsi="Times New Roman" w:cs="Times New Roman"/>
           <w:bCs w:val="0"/>
         </w:rPr>
         <w:lastRenderedPageBreak/>
-        <w:t>mathematische Separation bildet eine wesentliche Voraussetzung für spätere Analysen funktionaler Resonanz- und Kohärenzstrukturen. Erst durch orthogonale Zerlegungen wird eine unabhängige Untersuchung einzelner Funktionsanteile möglich, ohne deren gegenseitige Beziehungen vollständig zu verlieren.</w:t>
-      </w:r>
-    </w:p>
-    <w:p>
-      <w:pPr>
-        <w:spacing w:before="100" w:beforeAutospacing="1" w:after="100" w:afterAutospacing="1"/>
-        <w:rPr>
-          <w:rFonts w:ascii="Times New Roman" w:hAnsi="Times New Roman" w:cs="Times New Roman"/>
-          <w:bCs w:val="0"/>
-        </w:rPr>
-      </w:pPr>
-      <w:r>
-        <w:rPr>
-          <w:rFonts w:ascii="Times New Roman" w:hAnsi="Times New Roman" w:cs="Times New Roman"/>
-          <w:bCs w:val="0"/>
-        </w:rPr>
         <w:t>Den Abschluss des mathematischen Fundaments bildet die Spektraltheorie. Eigenwerte, Eigenräume und Spektralzerlegungen beschreiben nicht mehr einzelne Zustände, sondern die grundlegenden Wirkungsstrukturen eines gesamten Operators. Sie identifizieren diejenigen Richtungen innerhalb eines funktionalen Zustandsraums, die langfristig stabil bleiben oder das Verhalten eines Systems dominieren. Damit entsteht erstmals ein mathematischer Zugang zu Attraktoren, Resonanzzuständen und stabilen funktionalen Mustern.</w:t>
       </w:r>
     </w:p>

--- a/Kapitel 3 neu/Neufassung 3.2 - V2/3.2 Mathematische Grundlagen.docx
+++ b/Kapitel 3 neu/Neufassung 3.2 - V2/3.2 Mathematische Grundlagen.docx
@@ -548,13 +548,7 @@
           <w:rPr>
             <w:lang w:val="en-US"/>
           </w:rPr>
-          <m:t>A=B⟺∀x</m:t>
-        </m:r>
-        <m:r>
-          <w:rPr>
-            <w:lang w:val="en-US"/>
-          </w:rPr>
-          <m:t> </m:t>
+          <m:t>A=B⟺∀x </m:t>
         </m:r>
         <m:d>
           <m:dPr>
@@ -695,13 +689,7 @@
           <w:rPr>
             <w:lang w:val="en-US"/>
           </w:rPr>
-          <m:t>A⊆B⟺∀x</m:t>
-        </m:r>
-        <m:r>
-          <w:rPr>
-            <w:lang w:val="en-US"/>
-          </w:rPr>
-          <m:t> </m:t>
+          <m:t>A⊆B⟺∀x </m:t>
         </m:r>
         <m:d>
           <m:dPr>
@@ -2849,11 +2837,6 @@
           <w:rFonts w:ascii="Times New Roman" w:hAnsi="Times New Roman" w:cs="Times New Roman"/>
         </w:rPr>
         <w:tab/>
-      </w:r>
-      <w:r>
-        <w:rPr>
-          <w:rFonts w:ascii="Times New Roman" w:hAnsi="Times New Roman" w:cs="Times New Roman"/>
-        </w:rPr>
         <w:t>(3.160)</w:t>
       </w:r>
     </w:p>
@@ -2878,13 +2861,7 @@
           <w:rPr>
             <w:rFonts w:ascii="Cambria Math" w:hAnsi="Cambria Math" w:cs="Times New Roman"/>
           </w:rPr>
-          <m:t>aR</m:t>
-        </m:r>
-        <m:r>
-          <w:rPr>
-            <w:rFonts w:ascii="Cambria Math" w:hAnsi="Cambria Math" w:cs="Times New Roman"/>
-          </w:rPr>
-          <m:t>b</m:t>
+          <m:t>aRb</m:t>
         </m:r>
       </m:oMath>
       <w:r>
@@ -3207,8 +3184,6 @@
           <m:t>R⊆M×M</m:t>
         </m:r>
       </m:oMath>
-      <w:bookmarkStart w:id="0" w:name="_GoBack"/>
-      <w:bookmarkEnd w:id="0"/>
       <w:r>
         <w:rPr>
           <w:lang w:val="en-US"/>
@@ -3424,6 +3399,275 @@
         </w:rPr>
         <w:t xml:space="preserve">Word-LaTeX: </w:t>
       </w:r>
+    </w:p>
+    <w:p>
+      <w:pPr>
+        <w:spacing w:before="100" w:beforeAutospacing="1" w:after="100" w:afterAutospacing="1"/>
+        <w:rPr>
+          <w:rFonts w:ascii="Times New Roman" w:hAnsi="Times New Roman" w:cs="Times New Roman"/>
+          <w:bCs w:val="0"/>
+          <w:lang w:val="en-US"/>
+        </w:rPr>
+      </w:pPr>
+      <w:bookmarkStart w:id="0" w:name="_GoBack"/>
+      <m:oMathPara>
+        <m:oMath>
+          <m:r>
+            <w:rPr>
+              <w:rFonts w:ascii="Cambria Math" w:hAnsi="Cambria Math" w:cs="Courier New"/>
+              <w:sz w:val="20"/>
+              <w:szCs w:val="20"/>
+              <w:lang w:val="en-US"/>
+            </w:rPr>
+            <m:t>R</m:t>
+          </m:r>
+          <m:r>
+            <w:rPr>
+              <w:rFonts w:ascii="Cambria Math" w:hAnsi="Cambria Math" w:cs="Cambria Math"/>
+              <w:lang w:val="en-US"/>
+            </w:rPr>
+            <m:t>⊆</m:t>
+          </m:r>
+          <m:r>
+            <w:rPr>
+              <w:rFonts w:ascii="Cambria Math" w:hAnsi="Cambria Math" w:cs="Courier New"/>
+              <w:sz w:val="20"/>
+              <w:szCs w:val="20"/>
+              <w:lang w:val="en-US"/>
+            </w:rPr>
+            <m:t xml:space="preserve"> </m:t>
+          </m:r>
+          <m:sSub>
+            <m:sSubPr>
+              <m:ctrlPr>
+                <w:rPr>
+                  <w:rFonts w:ascii="Cambria Math" w:hAnsi="Cambria Math" w:cs="Courier New"/>
+                  <w:bCs w:val="0"/>
+                  <w:i/>
+                  <w:sz w:val="20"/>
+                  <w:szCs w:val="20"/>
+                  <w:lang w:val="en-US"/>
+                </w:rPr>
+              </m:ctrlPr>
+            </m:sSubPr>
+            <m:e>
+              <m:r>
+                <w:rPr>
+                  <w:rFonts w:ascii="Cambria Math" w:hAnsi="Cambria Math" w:cs="Courier New"/>
+                  <w:sz w:val="20"/>
+                  <w:szCs w:val="20"/>
+                  <w:lang w:val="en-US"/>
+                </w:rPr>
+                <m:t>A</m:t>
+              </m:r>
+            </m:e>
+            <m:sub>
+              <m:r>
+                <w:rPr>
+                  <w:rFonts w:ascii="Cambria Math" w:hAnsi="Cambria Math" w:cs="Courier New"/>
+                  <w:sz w:val="20"/>
+                  <w:szCs w:val="20"/>
+                  <w:lang w:val="en-US"/>
+                </w:rPr>
+                <m:t>1</m:t>
+              </m:r>
+            </m:sub>
+          </m:sSub>
+          <m:r>
+            <w:rPr>
+              <w:rFonts w:ascii="Cambria Math" w:hAnsi="Cambria Math" w:cs="Courier New"/>
+              <w:sz w:val="20"/>
+              <w:szCs w:val="20"/>
+              <w:lang w:val="en-US"/>
+            </w:rPr>
+            <m:t xml:space="preserve">\times </m:t>
+          </m:r>
+          <m:sSub>
+            <m:sSubPr>
+              <m:ctrlPr>
+                <w:rPr>
+                  <w:rFonts w:ascii="Cambria Math" w:hAnsi="Cambria Math" w:cs="Courier New"/>
+                  <w:bCs w:val="0"/>
+                  <w:i/>
+                  <w:sz w:val="20"/>
+                  <w:szCs w:val="20"/>
+                  <w:lang w:val="en-US"/>
+                </w:rPr>
+              </m:ctrlPr>
+            </m:sSubPr>
+            <m:e>
+              <m:r>
+                <w:rPr>
+                  <w:rFonts w:ascii="Cambria Math" w:hAnsi="Cambria Math" w:cs="Courier New"/>
+                  <w:sz w:val="20"/>
+                  <w:szCs w:val="20"/>
+                  <w:lang w:val="en-US"/>
+                </w:rPr>
+                <m:t>A</m:t>
+              </m:r>
+            </m:e>
+            <m:sub>
+              <m:r>
+                <w:rPr>
+                  <w:rFonts w:ascii="Cambria Math" w:hAnsi="Cambria Math" w:cs="Courier New"/>
+                  <w:sz w:val="20"/>
+                  <w:szCs w:val="20"/>
+                  <w:lang w:val="en-US"/>
+                </w:rPr>
+                <m:t>2</m:t>
+              </m:r>
+            </m:sub>
+          </m:sSub>
+          <m:r>
+            <w:rPr>
+              <w:rFonts w:ascii="Cambria Math" w:hAnsi="Cambria Math" w:cs="Courier New"/>
+              <w:sz w:val="20"/>
+              <w:szCs w:val="20"/>
+              <w:lang w:val="en-US"/>
+            </w:rPr>
+            <m:t xml:space="preserve">\times \cdots \times </m:t>
+          </m:r>
+          <m:sSub>
+            <m:sSubPr>
+              <m:ctrlPr>
+                <w:rPr>
+                  <w:rFonts w:ascii="Cambria Math" w:hAnsi="Cambria Math" w:cs="Courier New"/>
+                  <w:bCs w:val="0"/>
+                  <w:i/>
+                  <w:sz w:val="20"/>
+                  <w:szCs w:val="20"/>
+                  <w:lang w:val="en-US"/>
+                </w:rPr>
+              </m:ctrlPr>
+            </m:sSubPr>
+            <m:e>
+              <m:r>
+                <w:rPr>
+                  <w:rFonts w:ascii="Cambria Math" w:hAnsi="Cambria Math" w:cs="Courier New"/>
+                  <w:sz w:val="20"/>
+                  <w:szCs w:val="20"/>
+                  <w:lang w:val="en-US"/>
+                </w:rPr>
+                <m:t>A</m:t>
+              </m:r>
+            </m:e>
+            <m:sub>
+              <m:r>
+                <w:rPr>
+                  <w:rFonts w:ascii="Cambria Math" w:hAnsi="Cambria Math" w:cs="Courier New"/>
+                  <w:sz w:val="20"/>
+                  <w:szCs w:val="20"/>
+                  <w:lang w:val="en-US"/>
+                </w:rPr>
+                <m:t>n</m:t>
+              </m:r>
+            </m:sub>
+          </m:sSub>
+        </m:oMath>
+      </m:oMathPara>
+    </w:p>
+    <w:bookmarkEnd w:id="0"/>
+    <w:p>
+      <w:pPr>
+        <w:spacing w:before="100" w:beforeAutospacing="1" w:after="100" w:afterAutospacing="1"/>
+        <w:rPr>
+          <w:rFonts w:ascii="Times New Roman" w:hAnsi="Times New Roman" w:cs="Times New Roman"/>
+          <w:bCs w:val="0"/>
+        </w:rPr>
+      </w:pPr>
+      <w:r>
+        <w:rPr>
+          <w:rFonts w:ascii="Times New Roman" w:hAnsi="Times New Roman" w:cs="Times New Roman"/>
+          <w:bCs w:val="0"/>
+        </w:rPr>
+        <w:t>Ein Element der Relation besitzt damit die Form</w:t>
+      </w:r>
+    </w:p>
+    <w:p>
+      <w:pPr>
+        <w:spacing w:after="0"/>
+        <w:rPr>
+          <w:rFonts w:ascii="Times New Roman" w:hAnsi="Times New Roman" w:cs="Times New Roman"/>
+          <w:bCs w:val="0"/>
+          <w:lang w:val="en-US"/>
+        </w:rPr>
+      </w:pPr>
+      <w:r>
+        <w:rPr>
+          <w:rFonts w:ascii="Times New Roman" w:hAnsi="Times New Roman" w:cs="Times New Roman"/>
+          <w:bCs w:val="0"/>
+          <w:lang w:val="en-US"/>
+        </w:rPr>
+        <w:t>(a</w:t>
+      </w:r>
+      <w:proofErr w:type="gramStart"/>
+      <w:r>
+        <w:rPr>
+          <w:rFonts w:ascii="Times New Roman" w:hAnsi="Times New Roman" w:cs="Times New Roman"/>
+          <w:bCs w:val="0"/>
+          <w:lang w:val="en-US"/>
+        </w:rPr>
+        <w:t>1,a</w:t>
+      </w:r>
+      <w:proofErr w:type="gramEnd"/>
+      <w:r>
+        <w:rPr>
+          <w:rFonts w:ascii="Times New Roman" w:hAnsi="Times New Roman" w:cs="Times New Roman"/>
+          <w:bCs w:val="0"/>
+          <w:lang w:val="en-US"/>
+        </w:rPr>
+        <w:t>2,…,an)</w:t>
+      </w:r>
+      <w:r>
+        <w:rPr>
+          <w:rFonts w:ascii="Cambria Math" w:hAnsi="Cambria Math" w:cs="Cambria Math"/>
+          <w:bCs w:val="0"/>
+          <w:lang w:val="en-US"/>
+        </w:rPr>
+        <w:t>∈</w:t>
+      </w:r>
+      <w:r>
+        <w:rPr>
+          <w:rFonts w:ascii="Times New Roman" w:hAnsi="Times New Roman" w:cs="Times New Roman"/>
+          <w:bCs w:val="0"/>
+          <w:lang w:val="en-US"/>
+        </w:rPr>
+        <w:t>R.(3.163)(a_1,a_2,\ldots,a_n)\in R. \tag{3.163}(a1​,a2​,…,an​)</w:t>
+      </w:r>
+      <w:r>
+        <w:rPr>
+          <w:rFonts w:ascii="Cambria Math" w:hAnsi="Cambria Math" w:cs="Cambria Math"/>
+          <w:bCs w:val="0"/>
+          <w:lang w:val="en-US"/>
+        </w:rPr>
+        <w:t>∈</w:t>
+      </w:r>
+      <w:r>
+        <w:rPr>
+          <w:rFonts w:ascii="Times New Roman" w:hAnsi="Times New Roman" w:cs="Times New Roman"/>
+          <w:bCs w:val="0"/>
+          <w:lang w:val="en-US"/>
+        </w:rPr>
+        <w:t xml:space="preserve">R.(3.163) </w:t>
+      </w:r>
+    </w:p>
+    <w:p>
+      <w:pPr>
+        <w:spacing w:before="100" w:beforeAutospacing="1" w:after="100" w:afterAutospacing="1"/>
+        <w:rPr>
+          <w:rFonts w:ascii="Times New Roman" w:hAnsi="Times New Roman" w:cs="Times New Roman"/>
+          <w:bCs w:val="0"/>
+          <w:lang w:val="en-US"/>
+        </w:rPr>
+      </w:pPr>
+      <w:r>
+        <w:rPr>
+          <w:rFonts w:ascii="Times New Roman" w:hAnsi="Times New Roman" w:cs="Times New Roman"/>
+          <w:bCs w:val="0"/>
+          <w:lang w:val="en-US"/>
+        </w:rPr>
+        <w:t xml:space="preserve">Word-LaTeX: </w:t>
+      </w:r>
       <w:r>
         <w:rPr>
           <w:rFonts w:ascii="Courier New" w:hAnsi="Courier New" w:cs="Courier New"/>
@@ -3432,110 +3676,9 @@
           <w:szCs w:val="20"/>
           <w:lang w:val="en-US"/>
         </w:rPr>
-        <w:t>R\subseteq A_1\times A_2\times\cdots\times A_n</w:t>
-      </w:r>
-    </w:p>
-    <w:p>
-      <w:pPr>
-        <w:spacing w:before="100" w:beforeAutospacing="1" w:after="100" w:afterAutospacing="1"/>
-        <w:rPr>
-          <w:rFonts w:ascii="Times New Roman" w:hAnsi="Times New Roman" w:cs="Times New Roman"/>
-          <w:bCs w:val="0"/>
-        </w:rPr>
-      </w:pPr>
-      <w:r>
-        <w:rPr>
-          <w:rFonts w:ascii="Times New Roman" w:hAnsi="Times New Roman" w:cs="Times New Roman"/>
-          <w:bCs w:val="0"/>
-        </w:rPr>
-        <w:t>Ein Element der Relation besitzt damit die Form</w:t>
-      </w:r>
-    </w:p>
-    <w:p>
-      <w:pPr>
-        <w:spacing w:after="0"/>
-        <w:rPr>
-          <w:rFonts w:ascii="Times New Roman" w:hAnsi="Times New Roman" w:cs="Times New Roman"/>
-          <w:bCs w:val="0"/>
-          <w:lang w:val="en-US"/>
-        </w:rPr>
-      </w:pPr>
-      <w:r>
-        <w:rPr>
-          <w:rFonts w:ascii="Times New Roman" w:hAnsi="Times New Roman" w:cs="Times New Roman"/>
-          <w:bCs w:val="0"/>
-          <w:lang w:val="en-US"/>
-        </w:rPr>
-        <w:t>(a</w:t>
+        <w:t>(a_</w:t>
       </w:r>
       <w:proofErr w:type="gramStart"/>
-      <w:r>
-        <w:rPr>
-          <w:rFonts w:ascii="Times New Roman" w:hAnsi="Times New Roman" w:cs="Times New Roman"/>
-          <w:bCs w:val="0"/>
-          <w:lang w:val="en-US"/>
-        </w:rPr>
-        <w:t>1,a</w:t>
-      </w:r>
-      <w:proofErr w:type="gramEnd"/>
-      <w:r>
-        <w:rPr>
-          <w:rFonts w:ascii="Times New Roman" w:hAnsi="Times New Roman" w:cs="Times New Roman"/>
-          <w:bCs w:val="0"/>
-          <w:lang w:val="en-US"/>
-        </w:rPr>
-        <w:t>2,…,an)</w:t>
-      </w:r>
-      <w:r>
-        <w:rPr>
-          <w:rFonts w:ascii="Cambria Math" w:hAnsi="Cambria Math" w:cs="Cambria Math"/>
-          <w:bCs w:val="0"/>
-          <w:lang w:val="en-US"/>
-        </w:rPr>
-        <w:t>∈</w:t>
-      </w:r>
-      <w:r>
-        <w:rPr>
-          <w:rFonts w:ascii="Times New Roman" w:hAnsi="Times New Roman" w:cs="Times New Roman"/>
-          <w:bCs w:val="0"/>
-          <w:lang w:val="en-US"/>
-        </w:rPr>
-        <w:t>R.(3.163)(a_1,a_2,\ldots,a_n)\in R. \tag{3.163}(a1​,a2​,…,an​)</w:t>
-      </w:r>
-      <w:r>
-        <w:rPr>
-          <w:rFonts w:ascii="Cambria Math" w:hAnsi="Cambria Math" w:cs="Cambria Math"/>
-          <w:bCs w:val="0"/>
-          <w:lang w:val="en-US"/>
-        </w:rPr>
-        <w:t>∈</w:t>
-      </w:r>
-      <w:r>
-        <w:rPr>
-          <w:rFonts w:ascii="Times New Roman" w:hAnsi="Times New Roman" w:cs="Times New Roman"/>
-          <w:bCs w:val="0"/>
-          <w:lang w:val="en-US"/>
-        </w:rPr>
-        <w:t xml:space="preserve">R.(3.163) </w:t>
-      </w:r>
-    </w:p>
-    <w:p>
-      <w:pPr>
-        <w:spacing w:before="100" w:beforeAutospacing="1" w:after="100" w:afterAutospacing="1"/>
-        <w:rPr>
-          <w:rFonts w:ascii="Times New Roman" w:hAnsi="Times New Roman" w:cs="Times New Roman"/>
-          <w:bCs w:val="0"/>
-          <w:lang w:val="en-US"/>
-        </w:rPr>
-      </w:pPr>
-      <w:r>
-        <w:rPr>
-          <w:rFonts w:ascii="Times New Roman" w:hAnsi="Times New Roman" w:cs="Times New Roman"/>
-          <w:bCs w:val="0"/>
-          <w:lang w:val="en-US"/>
-        </w:rPr>
-        <w:t xml:space="preserve">Word-LaTeX: </w:t>
-      </w:r>
       <w:r>
         <w:rPr>
           <w:rFonts w:ascii="Courier New" w:hAnsi="Courier New" w:cs="Courier New"/>
@@ -3544,9 +3687,9 @@
           <w:szCs w:val="20"/>
           <w:lang w:val="en-US"/>
         </w:rPr>
-        <w:t>(a_</w:t>
-      </w:r>
-      <w:proofErr w:type="gramStart"/>
+        <w:t>1,a</w:t>
+      </w:r>
+      <w:proofErr w:type="gramEnd"/>
       <w:r>
         <w:rPr>
           <w:rFonts w:ascii="Courier New" w:hAnsi="Courier New" w:cs="Courier New"/>
@@ -3555,17 +3698,6 @@
           <w:szCs w:val="20"/>
           <w:lang w:val="en-US"/>
         </w:rPr>
-        <w:t>1,a</w:t>
-      </w:r>
-      <w:proofErr w:type="gramEnd"/>
-      <w:r>
-        <w:rPr>
-          <w:rFonts w:ascii="Courier New" w:hAnsi="Courier New" w:cs="Courier New"/>
-          <w:bCs w:val="0"/>
-          <w:sz w:val="20"/>
-          <w:szCs w:val="20"/>
-          <w:lang w:val="en-US"/>
-        </w:rPr>
         <w:t>_2,\ldots,a_n)\in R</w:t>
       </w:r>
     </w:p>
@@ -3582,15 +3714,8 @@
           <w:rFonts w:ascii="Times New Roman" w:hAnsi="Times New Roman" w:cs="Times New Roman"/>
           <w:bCs w:val="0"/>
         </w:rPr>
-        <w:t xml:space="preserve">Höherstellige Relationen erlauben es, Zusammenhänge zu beschreiben, die nicht ohne Informationsverlust in einzelne binäre Beziehungen zerlegt werden können. Eine Aussage wie </w:t>
-      </w:r>
-      <w:r>
-        <w:rPr>
-          <w:rFonts w:ascii="Times New Roman" w:hAnsi="Times New Roman" w:cs="Times New Roman"/>
-          <w:bCs w:val="0"/>
-        </w:rPr>
         <w:lastRenderedPageBreak/>
-        <w:t>„Person ppp übermittelt Information iii zum Zeitpunkt ttt an Person qqq“ enthält beispielsweise mehrere argumentativ unterschiedliche Positionen. Werden diese Positionen getrennt betrachtet, kann die Zusammengehörigkeit des gesamten Vorgangs verloren gehen. Die nnn-stellige Relation bewahrt dagegen das vollständige Tupel als eine gemeinsame relationale Einheit.</w:t>
+        <w:t>Höherstellige Relationen erlauben es, Zusammenhänge zu beschreiben, die nicht ohne Informationsverlust in einzelne binäre Beziehungen zerlegt werden können. Eine Aussage wie „Person ppp übermittelt Information iii zum Zeitpunkt ttt an Person qqq“ enthält beispielsweise mehrere argumentativ unterschiedliche Positionen. Werden diese Positionen getrennt betrachtet, kann die Zusammengehörigkeit des gesamten Vorgangs verloren gehen. Die nnn-stellige Relation bewahrt dagegen das vollständige Tupel als eine gemeinsame relationale Einheit.</w:t>
       </w:r>
     </w:p>
     <w:p>
@@ -4265,6 +4390,7 @@
           <w:bCs w:val="0"/>
           <w:lang w:val="en-US"/>
         </w:rPr>
+        <w:lastRenderedPageBreak/>
         <w:t>∀</w:t>
       </w:r>
       <w:proofErr w:type="gramStart"/>
@@ -4359,7 +4485,6 @@
           <w:bCs w:val="0"/>
           <w:lang w:val="en-US"/>
         </w:rPr>
-        <w:lastRenderedPageBreak/>
         <w:t xml:space="preserve">Word-LaTeX: </w:t>
       </w:r>
       <w:r>
@@ -4898,6 +5023,7 @@
           <w:rFonts w:ascii="Cambria Math" w:hAnsi="Cambria Math" w:cs="Cambria Math"/>
           <w:bCs w:val="0"/>
         </w:rPr>
+        <w:lastRenderedPageBreak/>
         <w:t>∀</w:t>
       </w:r>
       <w:r>
@@ -5073,15 +5199,7 @@
           <w:rFonts w:ascii="Times New Roman" w:hAnsi="Times New Roman" w:cs="Times New Roman"/>
           <w:bCs w:val="0"/>
         </w:rPr>
-        <w:t xml:space="preserve">z.(3.171)\begin{aligned} &amp;\forall x\in M:\;x\sim x,\\ &amp;\forall x,y\in M:\;x\sim y\rightarrow y\sim x,\\ &amp;\forall x,y,z\in </w:t>
-      </w:r>
-      <w:r>
-        <w:rPr>
-          <w:rFonts w:ascii="Times New Roman" w:hAnsi="Times New Roman" w:cs="Times New Roman"/>
-          <w:bCs w:val="0"/>
-        </w:rPr>
-        <w:lastRenderedPageBreak/>
-        <w:t>M:\;(x\sim y\land y\sim z)\rightarrow x\sim z. \end{aligned} \tag{3.171}​</w:t>
+        <w:t>z.(3.171)\begin{aligned} &amp;\forall x\in M:\;x\sim x,\\ &amp;\forall x,y\in M:\;x\sim y\rightarrow y\sim x,\\ &amp;\forall x,y,z\in M:\;(x\sim y\land y\sim z)\rightarrow x\sim z. \end{aligned} \tag{3.171}​</w:t>
       </w:r>
       <w:r>
         <w:rPr>

--- a/Kapitel 3 neu/Neufassung 3.2 - V2/3.2 Mathematische Grundlagen.docx
+++ b/Kapitel 3 neu/Neufassung 3.2 - V2/3.2 Mathematische Grundlagen.docx
@@ -6,10 +6,14 @@
       <w:pPr>
         <w:pStyle w:val="berschrift2"/>
       </w:pPr>
+      <w:bookmarkStart w:id="0" w:name="_Hlk236025145"/>
+      <w:bookmarkStart w:id="1" w:name="_GoBack"/>
+      <w:bookmarkEnd w:id="1"/>
       <w:r>
         <w:t>3.2 Mathematische Grundlagen</w:t>
       </w:r>
     </w:p>
+    <w:bookmarkEnd w:id="0"/>
     <w:p>
       <w:pPr>
         <w:pStyle w:val="berschrift3"/>
@@ -3409,7 +3413,6 @@
           <w:lang w:val="en-US"/>
         </w:rPr>
       </w:pPr>
-      <w:bookmarkStart w:id="0" w:name="_GoBack"/>
       <m:oMathPara>
         <m:oMath>
           <m:r>
@@ -3566,7 +3569,6 @@
         </m:oMath>
       </m:oMathPara>
     </w:p>
-    <w:bookmarkEnd w:id="0"/>
     <w:p>
       <w:pPr>
         <w:spacing w:before="100" w:beforeAutospacing="1" w:after="100" w:afterAutospacing="1"/>
@@ -47655,7 +47657,7 @@
   <w:style w:type="paragraph" w:default="1" w:styleId="Standard">
     <w:name w:val="Normal"/>
     <w:qFormat/>
-    <w:rsid w:val="007115B7"/>
+    <w:rsid w:val="00091245"/>
     <w:pPr>
       <w:spacing w:after="120"/>
     </w:pPr>
@@ -47673,7 +47675,7 @@
     <w:link w:val="berschrift1Zchn"/>
     <w:uiPriority w:val="9"/>
     <w:qFormat/>
-    <w:rsid w:val="00D313FE"/>
+    <w:rsid w:val="00091245"/>
     <w:pPr>
       <w:outlineLvl w:val="0"/>
     </w:pPr>
@@ -47691,7 +47693,7 @@
     <w:uiPriority w:val="9"/>
     <w:unhideWhenUsed/>
     <w:qFormat/>
-    <w:rsid w:val="00D313FE"/>
+    <w:rsid w:val="00091245"/>
     <w:pPr>
       <w:outlineLvl w:val="1"/>
     </w:pPr>
@@ -47709,7 +47711,7 @@
     <w:uiPriority w:val="9"/>
     <w:unhideWhenUsed/>
     <w:qFormat/>
-    <w:rsid w:val="00D313FE"/>
+    <w:rsid w:val="00091245"/>
     <w:pPr>
       <w:outlineLvl w:val="2"/>
     </w:pPr>
@@ -47727,7 +47729,7 @@
     <w:uiPriority w:val="9"/>
     <w:unhideWhenUsed/>
     <w:qFormat/>
-    <w:rsid w:val="00D313FE"/>
+    <w:rsid w:val="00091245"/>
     <w:pPr>
       <w:outlineLvl w:val="3"/>
     </w:pPr>
@@ -47746,7 +47748,7 @@
     <w:semiHidden/>
     <w:unhideWhenUsed/>
     <w:qFormat/>
-    <w:rsid w:val="00A307C9"/>
+    <w:rsid w:val="00091245"/>
     <w:pPr>
       <w:keepNext/>
       <w:keepLines/>
@@ -47768,7 +47770,7 @@
     <w:semiHidden/>
     <w:unhideWhenUsed/>
     <w:qFormat/>
-    <w:rsid w:val="00A307C9"/>
+    <w:rsid w:val="00091245"/>
     <w:pPr>
       <w:keepNext/>
       <w:keepLines/>
@@ -47787,6 +47789,7 @@
     <w:uiPriority w:val="1"/>
     <w:semiHidden/>
     <w:unhideWhenUsed/>
+    <w:rsid w:val="00091245"/>
   </w:style>
   <w:style w:type="table" w:default="1" w:styleId="NormaleTabelle">
     <w:name w:val="Normal Table"/>
@@ -47808,12 +47811,13 @@
     <w:uiPriority w:val="99"/>
     <w:semiHidden/>
     <w:unhideWhenUsed/>
+    <w:rsid w:val="00091245"/>
   </w:style>
   <w:style w:type="character" w:customStyle="1" w:styleId="berschrift1Zchn">
     <w:name w:val="Überschrift 1 Zchn"/>
     <w:link w:val="berschrift1"/>
     <w:uiPriority w:val="9"/>
-    <w:rsid w:val="00D313FE"/>
+    <w:rsid w:val="00091245"/>
     <w:rPr>
       <w:rFonts w:eastAsia="Times New Roman" w:cs="Calibri"/>
       <w:b/>
@@ -47826,7 +47830,7 @@
     <w:name w:val="Überschrift 2 Zchn"/>
     <w:link w:val="berschrift2"/>
     <w:uiPriority w:val="9"/>
-    <w:rsid w:val="00D313FE"/>
+    <w:rsid w:val="00091245"/>
     <w:rPr>
       <w:rFonts w:eastAsia="Times New Roman" w:cs="Calibri"/>
       <w:b/>
@@ -47839,7 +47843,7 @@
     <w:name w:val="Überschrift 3 Zchn"/>
     <w:link w:val="berschrift3"/>
     <w:uiPriority w:val="9"/>
-    <w:rsid w:val="00D313FE"/>
+    <w:rsid w:val="00091245"/>
     <w:rPr>
       <w:rFonts w:eastAsia="Times New Roman" w:cs="Calibri"/>
       <w:b/>
@@ -47852,7 +47856,7 @@
     <w:name w:val="Überschrift 4 Zchn"/>
     <w:link w:val="berschrift4"/>
     <w:uiPriority w:val="9"/>
-    <w:rsid w:val="00D313FE"/>
+    <w:rsid w:val="00091245"/>
     <w:rPr>
       <w:rFonts w:eastAsia="Times New Roman" w:cs="Calibri"/>
       <w:b/>
@@ -47866,11 +47870,13 @@
     <w:link w:val="berschrift5"/>
     <w:uiPriority w:val="9"/>
     <w:semiHidden/>
-    <w:rsid w:val="00A307C9"/>
+    <w:rsid w:val="00091245"/>
     <w:rPr>
-      <w:rFonts w:ascii="Calibri" w:eastAsia="Calibri" w:hAnsi="Calibri" w:cs="Calibri"/>
+      <w:rFonts w:cs="Calibri"/>
       <w:b/>
-      <w:lang w:eastAsia="de-DE"/>
+      <w:bCs/>
+      <w:sz w:val="22"/>
+      <w:szCs w:val="24"/>
     </w:rPr>
   </w:style>
   <w:style w:type="character" w:customStyle="1" w:styleId="berschrift6Zchn">
@@ -47878,13 +47884,11 @@
     <w:link w:val="berschrift6"/>
     <w:uiPriority w:val="9"/>
     <w:semiHidden/>
-    <w:rsid w:val="00A307C9"/>
+    <w:rsid w:val="00091245"/>
     <w:rPr>
-      <w:rFonts w:ascii="Calibri" w:eastAsia="Calibri" w:hAnsi="Calibri" w:cs="Calibri"/>
+      <w:rFonts w:cs="Calibri"/>
       <w:b/>
-      <w:sz w:val="20"/>
-      <w:szCs w:val="20"/>
-      <w:lang w:eastAsia="de-DE"/>
+      <w:bCs/>
     </w:rPr>
   </w:style>
   <w:style w:type="paragraph" w:customStyle="1" w:styleId="Code">
@@ -47892,7 +47896,7 @@
     <w:basedOn w:val="Standard"/>
     <w:link w:val="CodeZchn"/>
     <w:qFormat/>
-    <w:rsid w:val="009032D7"/>
+    <w:rsid w:val="00091245"/>
     <w:rPr>
       <w:rFonts w:ascii="Courier New" w:hAnsi="Courier New"/>
     </w:rPr>
@@ -47900,15 +47904,18 @@
   <w:style w:type="character" w:customStyle="1" w:styleId="CodeZchn">
     <w:name w:val="Code Zchn"/>
     <w:link w:val="Code"/>
-    <w:rsid w:val="009032D7"/>
+    <w:rsid w:val="00091245"/>
     <w:rPr>
-      <w:rFonts w:ascii="Courier New" w:hAnsi="Courier New"/>
+      <w:rFonts w:ascii="Courier New" w:eastAsia="Times New Roman" w:hAnsi="Courier New" w:cs="Calibri"/>
+      <w:bCs/>
+      <w:sz w:val="24"/>
+      <w:szCs w:val="24"/>
     </w:rPr>
   </w:style>
   <w:style w:type="character" w:styleId="IntensiveHervorhebung">
     <w:name w:val="Intense Emphasis"/>
     <w:uiPriority w:val="21"/>
-    <w:rsid w:val="006016DC"/>
+    <w:rsid w:val="00091245"/>
     <w:rPr>
       <w:i/>
       <w:iCs/>
@@ -47917,7 +47924,7 @@
   </w:style>
   <w:style w:type="table" w:customStyle="1" w:styleId="TableNormal">
     <w:name w:val="TableNormal"/>
-    <w:rsid w:val="00A307C9"/>
+    <w:rsid w:val="00091245"/>
     <w:pPr>
       <w:spacing w:after="200" w:line="259" w:lineRule="auto"/>
     </w:pPr>
@@ -47942,7 +47949,7 @@
     <w:link w:val="TitelZchn"/>
     <w:uiPriority w:val="10"/>
     <w:qFormat/>
-    <w:rsid w:val="002B03D4"/>
+    <w:rsid w:val="00091245"/>
     <w:pPr>
       <w:keepNext/>
       <w:keepLines/>
@@ -47959,10 +47966,11 @@
     <w:name w:val="Titel Zchn"/>
     <w:link w:val="Titel"/>
     <w:uiPriority w:val="10"/>
-    <w:rsid w:val="002B03D4"/>
+    <w:rsid w:val="00091245"/>
     <w:rPr>
       <w:rFonts w:cs="Calibri"/>
       <w:b/>
+      <w:bCs/>
       <w:sz w:val="44"/>
       <w:szCs w:val="72"/>
     </w:rPr>
@@ -47974,7 +47982,7 @@
     <w:link w:val="UntertitelZchn"/>
     <w:uiPriority w:val="11"/>
     <w:qFormat/>
-    <w:rsid w:val="00A307C9"/>
+    <w:rsid w:val="00091245"/>
     <w:pPr>
       <w:keepNext/>
       <w:keepLines/>
@@ -47992,14 +48000,14 @@
     <w:name w:val="Untertitel Zchn"/>
     <w:link w:val="Untertitel"/>
     <w:uiPriority w:val="11"/>
-    <w:rsid w:val="00A307C9"/>
+    <w:rsid w:val="00091245"/>
     <w:rPr>
       <w:rFonts w:ascii="Georgia" w:eastAsia="Georgia" w:hAnsi="Georgia" w:cs="Georgia"/>
+      <w:bCs/>
       <w:i/>
       <w:color w:val="666666"/>
       <w:sz w:val="48"/>
       <w:szCs w:val="48"/>
-      <w:lang w:eastAsia="de-DE"/>
     </w:rPr>
   </w:style>
   <w:style w:type="paragraph" w:customStyle="1" w:styleId="Aufzhlung">
@@ -48007,7 +48015,7 @@
     <w:basedOn w:val="Standard"/>
     <w:link w:val="AufzhlungZchn"/>
     <w:qFormat/>
-    <w:rsid w:val="00BA664A"/>
+    <w:rsid w:val="00091245"/>
     <w:pPr>
       <w:numPr>
         <w:numId w:val="1"/>
@@ -48021,9 +48029,10 @@
   <w:style w:type="character" w:customStyle="1" w:styleId="AufzhlungZchn">
     <w:name w:val="Aufzählung Zchn"/>
     <w:link w:val="Aufzhlung"/>
-    <w:rsid w:val="00BA664A"/>
+    <w:rsid w:val="00091245"/>
     <w:rPr>
       <w:rFonts w:cs="Calibri"/>
+      <w:bCs/>
       <w:sz w:val="24"/>
       <w:szCs w:val="24"/>
     </w:rPr>
@@ -48036,7 +48045,7 @@
     <w:autoRedefine/>
     <w:uiPriority w:val="29"/>
     <w:qFormat/>
-    <w:rsid w:val="007A3369"/>
+    <w:rsid w:val="00091245"/>
     <w:pPr>
       <w:tabs>
         <w:tab w:val="left" w:pos="1134"/>
@@ -48054,9 +48063,10 @@
     <w:name w:val="Zitat Zchn"/>
     <w:link w:val="Zitat"/>
     <w:uiPriority w:val="29"/>
-    <w:rsid w:val="007A3369"/>
+    <w:rsid w:val="00091245"/>
     <w:rPr>
-      <w:rFonts w:eastAsia="Times New Roman"/>
+      <w:rFonts w:eastAsia="Times New Roman" w:cs="Calibri"/>
+      <w:bCs/>
       <w:i/>
       <w:iCs/>
       <w:color w:val="404040"/>
@@ -48069,7 +48079,7 @@
     <w:basedOn w:val="Standard"/>
     <w:link w:val="AbbildungsnameZchn"/>
     <w:qFormat/>
-    <w:rsid w:val="002B03D4"/>
+    <w:rsid w:val="00091245"/>
     <w:pPr>
       <w:spacing w:after="240" w:line="259" w:lineRule="auto"/>
       <w:jc w:val="center"/>
@@ -48082,9 +48092,10 @@
   <w:style w:type="character" w:customStyle="1" w:styleId="AbbildungsnameZchn">
     <w:name w:val="Abbildungsname Zchn"/>
     <w:link w:val="Abbildungsname"/>
-    <w:rsid w:val="002B03D4"/>
+    <w:rsid w:val="00091245"/>
     <w:rPr>
-      <w:rFonts w:eastAsia="Times New Roman"/>
+      <w:rFonts w:eastAsia="Times New Roman" w:cs="Calibri"/>
+      <w:bCs/>
       <w:i/>
       <w:sz w:val="22"/>
       <w:szCs w:val="24"/>
@@ -48095,7 +48106,7 @@
     <w:basedOn w:val="Standard"/>
     <w:link w:val="TabelleninhaltZchn"/>
     <w:qFormat/>
-    <w:rsid w:val="00D33BDA"/>
+    <w:rsid w:val="00091245"/>
     <w:pPr>
       <w:spacing w:after="0" w:line="360" w:lineRule="auto"/>
     </w:pPr>
@@ -48103,9 +48114,12 @@
   <w:style w:type="character" w:customStyle="1" w:styleId="TabelleninhaltZchn">
     <w:name w:val="Tabelleninhalt Zchn"/>
     <w:link w:val="Tabelleninhalt"/>
-    <w:rsid w:val="00D33BDA"/>
+    <w:rsid w:val="00091245"/>
     <w:rPr>
+      <w:rFonts w:eastAsia="Times New Roman" w:cs="Calibri"/>
+      <w:bCs/>
       <w:sz w:val="24"/>
+      <w:szCs w:val="24"/>
     </w:rPr>
   </w:style>
   <w:style w:type="paragraph" w:styleId="StandardWeb">
@@ -48114,7 +48128,7 @@
     <w:uiPriority w:val="99"/>
     <w:semiHidden/>
     <w:unhideWhenUsed/>
-    <w:rsid w:val="001830F2"/>
+    <w:rsid w:val="00091245"/>
     <w:pPr>
       <w:spacing w:before="100" w:beforeAutospacing="1" w:after="100" w:afterAutospacing="1"/>
     </w:pPr>
@@ -48126,7 +48140,7 @@
     <w:name w:val="Strong"/>
     <w:uiPriority w:val="22"/>
     <w:qFormat/>
-    <w:rsid w:val="001830F2"/>
+    <w:rsid w:val="00091245"/>
     <w:rPr>
       <w:b/>
       <w:bCs/>
@@ -48136,7 +48150,7 @@
     <w:name w:val="List Paragraph"/>
     <w:basedOn w:val="Standard"/>
     <w:uiPriority w:val="34"/>
-    <w:rsid w:val="0019229D"/>
+    <w:rsid w:val="00091245"/>
     <w:pPr>
       <w:ind w:left="720"/>
       <w:contextualSpacing/>
@@ -48146,7 +48160,7 @@
     <w:name w:val="Placeholder Text"/>
     <w:uiPriority w:val="99"/>
     <w:semiHidden/>
-    <w:rsid w:val="00436FC4"/>
+    <w:rsid w:val="00091245"/>
     <w:rPr>
       <w:color w:val="808080"/>
     </w:rPr>
@@ -48157,7 +48171,7 @@
     <w:link w:val="FormelZchn"/>
     <w:autoRedefine/>
     <w:qFormat/>
-    <w:rsid w:val="00D67542"/>
+    <w:rsid w:val="00091245"/>
     <w:pPr>
       <w:tabs>
         <w:tab w:val="left" w:pos="7088"/>
@@ -48174,9 +48188,10 @@
   <w:style w:type="character" w:customStyle="1" w:styleId="FormelZchn">
     <w:name w:val="Formel Zchn"/>
     <w:link w:val="Formel"/>
-    <w:rsid w:val="00D67542"/>
+    <w:rsid w:val="00091245"/>
     <w:rPr>
-      <w:rFonts w:ascii="Cambria Math" w:hAnsi="Cambria Math"/>
+      <w:rFonts w:ascii="Cambria Math" w:hAnsi="Cambria Math" w:cs="Calibri"/>
+      <w:bCs/>
       <w:i/>
       <w:iCs/>
       <w:sz w:val="24"/>
@@ -48189,10 +48204,10 @@
     <w:link w:val="ZahlenlisteZchn"/>
     <w:autoRedefine/>
     <w:qFormat/>
-    <w:rsid w:val="00997246"/>
+    <w:rsid w:val="00091245"/>
     <w:pPr>
       <w:numPr>
-        <w:numId w:val="4"/>
+        <w:numId w:val="5"/>
       </w:numPr>
       <w:spacing w:line="360" w:lineRule="auto"/>
       <w:ind w:left="1077" w:hanging="357"/>
@@ -48201,9 +48216,10 @@
   <w:style w:type="character" w:customStyle="1" w:styleId="ZahlenlisteZchn">
     <w:name w:val="Zahlenliste Zchn"/>
     <w:link w:val="Zahlenliste"/>
-    <w:rsid w:val="00997246"/>
+    <w:rsid w:val="00091245"/>
     <w:rPr>
-      <w:rFonts w:eastAsia="Times New Roman"/>
+      <w:rFonts w:eastAsia="Times New Roman" w:cs="Calibri"/>
+      <w:bCs/>
       <w:sz w:val="24"/>
       <w:szCs w:val="24"/>
     </w:rPr>
@@ -48213,7 +48229,7 @@
     <w:link w:val="TiefgestelltZchn"/>
     <w:autoRedefine/>
     <w:qFormat/>
-    <w:rsid w:val="00997246"/>
+    <w:rsid w:val="00091245"/>
     <w:rPr>
       <w:rFonts w:eastAsia="Times New Roman"/>
       <w:sz w:val="24"/>
@@ -48224,7 +48240,7 @@
   <w:style w:type="character" w:customStyle="1" w:styleId="TiefgestelltZchn">
     <w:name w:val="Tiefgestellt Zchn"/>
     <w:link w:val="Tiefgestellt"/>
-    <w:rsid w:val="00997246"/>
+    <w:rsid w:val="00091245"/>
     <w:rPr>
       <w:rFonts w:eastAsia="Times New Roman"/>
       <w:sz w:val="24"/>
@@ -48237,7 +48253,7 @@
     <w:link w:val="QuellenverzeichnisZchn"/>
     <w:autoRedefine/>
     <w:qFormat/>
-    <w:rsid w:val="005E4CED"/>
+    <w:rsid w:val="00091245"/>
     <w:pPr>
       <w:tabs>
         <w:tab w:val="num" w:pos="720"/>
@@ -48254,7 +48270,7 @@
   <w:style w:type="character" w:customStyle="1" w:styleId="QuellenverzeichnisZchn">
     <w:name w:val="Quellenverzeichnis Zchn"/>
     <w:link w:val="Quellenverzeichnis"/>
-    <w:rsid w:val="005E4CED"/>
+    <w:rsid w:val="00091245"/>
     <w:rPr>
       <w:i/>
       <w:sz w:val="22"/>
@@ -48267,7 +48283,7 @@
     <w:basedOn w:val="Formel"/>
     <w:link w:val="FormelEinzelnZchn"/>
     <w:qFormat/>
-    <w:rsid w:val="00003048"/>
+    <w:rsid w:val="00091245"/>
     <w:pPr>
       <w:ind w:left="0" w:firstLine="0"/>
     </w:pPr>
@@ -48280,9 +48296,10 @@
   <w:style w:type="character" w:customStyle="1" w:styleId="FormelEinzelnZchn">
     <w:name w:val="FormelEinzeln Zchn"/>
     <w:link w:val="FormelEinzeln"/>
-    <w:rsid w:val="00003048"/>
+    <w:rsid w:val="00091245"/>
     <w:rPr>
-      <w:rFonts w:ascii="Cambria Math" w:hAnsi="Cambria Math"/>
+      <w:rFonts w:ascii="Cambria Math" w:hAnsi="Cambria Math" w:cs="Calibri"/>
+      <w:bCs/>
       <w:iCs/>
       <w:sz w:val="36"/>
       <w:szCs w:val="36"/>
@@ -48292,7 +48309,7 @@
     <w:name w:val="SQLTabellennamen"/>
     <w:link w:val="SQLTabellennamenZchn"/>
     <w:qFormat/>
-    <w:rsid w:val="009D04D3"/>
+    <w:rsid w:val="00091245"/>
     <w:rPr>
       <w:rFonts w:ascii="Courier New" w:eastAsia="Times New Roman" w:hAnsi="Courier New"/>
       <w:b/>
@@ -48303,7 +48320,7 @@
   <w:style w:type="character" w:customStyle="1" w:styleId="SQLTabellennamenZchn">
     <w:name w:val="SQLTabellennamen Zchn"/>
     <w:link w:val="SQLTabellennamen"/>
-    <w:rsid w:val="009D04D3"/>
+    <w:rsid w:val="00091245"/>
     <w:rPr>
       <w:rFonts w:ascii="Courier New" w:eastAsia="Times New Roman" w:hAnsi="Courier New"/>
       <w:b/>
@@ -48314,7 +48331,7 @@
   <w:style w:type="character" w:customStyle="1" w:styleId="SQLTabellen">
     <w:name w:val="SQLTabellen"/>
     <w:uiPriority w:val="1"/>
-    <w:rsid w:val="006B3395"/>
+    <w:rsid w:val="00091245"/>
     <w:rPr>
       <w:rFonts w:ascii="Courier New" w:hAnsi="Courier New"/>
       <w:b/>
